--- a/reports/MLOps_Assignment1_Report.docx
+++ b/reports/MLOps_Assignment1_Report.docx
@@ -29,25 +29,7 @@
           <w:sz w:val="26"/>
           <w:szCs w:val="26"/>
         </w:rPr>
-        <w:t xml:space="preserve">End-to-end </w:t>
-      </w:r>
-      <w:proofErr w:type="spellStart"/>
-      <w:r>
-        <w:rPr>
-          <w:color w:val="444444"/>
-          <w:sz w:val="26"/>
-          <w:szCs w:val="26"/>
-        </w:rPr>
-        <w:t>MLOps</w:t>
-      </w:r>
-      <w:proofErr w:type="spellEnd"/>
-      <w:r>
-        <w:rPr>
-          <w:color w:val="444444"/>
-          <w:sz w:val="26"/>
-          <w:szCs w:val="26"/>
-        </w:rPr>
-        <w:t>: model development, CI/CD, containerisation, Kubernetes deployment and monitoring</w:t>
+        <w:t>End-to-end MLOps: model development, CI/CD, containerisation, Kubernetes deployment and monitoring</w:t>
       </w:r>
     </w:p>
     <w:p>
@@ -55,7 +37,6 @@
         <w:spacing w:before="240" w:after="60"/>
         <w:jc w:val="center"/>
       </w:pPr>
-      <w:proofErr w:type="spellStart"/>
       <w:r>
         <w:rPr>
           <w:b/>
@@ -63,86 +44,100 @@
           <w:sz w:val="24"/>
           <w:szCs w:val="24"/>
         </w:rPr>
-        <w:t>MLOps</w:t>
-      </w:r>
-      <w:proofErr w:type="spellEnd"/>
+        <w:t>MLOps (AIMLCZG523) - Assignment 01</w:t>
+      </w:r>
+    </w:p>
+    <w:p>
+      <w:pPr>
+        <w:spacing w:after="60"/>
+        <w:jc w:val="center"/>
+      </w:pPr>
+      <w:r>
+        <w:t>Student</w:t>
+      </w:r>
+      <w:r>
+        <w:t xml:space="preserve"> Name</w:t>
+      </w:r>
+      <w:r>
+        <w:t>:</w:t>
+      </w:r>
+      <w:r>
+        <w:t>JAYAKUMAR N</w:t>
+      </w:r>
+      <w:r>
+        <w:t xml:space="preserve">    |    BITS ID:</w:t>
+      </w:r>
+      <w:r>
+        <w:t>2025AF05062</w:t>
+      </w:r>
+    </w:p>
+    <w:p>
+      <w:pPr>
+        <w:spacing w:after="60"/>
+        <w:jc w:val="center"/>
+      </w:pPr>
+      <w:r>
+        <w:t>Code repo</w:t>
+      </w:r>
+      <w:r>
+        <w:t xml:space="preserve"> - </w:t>
+      </w:r>
+      <w:hyperlink r:id="rId8" w:history="1">
+        <w:r>
+          <w:rPr>
+            <w:rStyle w:val="Hyperlink"/>
+          </w:rPr>
+          <w:t>njkumar92fire-star/BITS_Assignment_MLops</w:t>
+        </w:r>
+      </w:hyperlink>
+    </w:p>
+    <w:p>
+      <w:pPr>
+        <w:spacing w:after="400"/>
+        <w:jc w:val="center"/>
+      </w:pPr>
+      <w:r>
+        <w:t xml:space="preserve">Video walkthrough: </w:t>
+      </w:r>
+    </w:p>
+    <w:p>
+      <w:r>
+        <w:br w:type="page"/>
+      </w:r>
+    </w:p>
+    <w:p>
+      <w:pPr>
+        <w:pStyle w:val="Heading1"/>
+      </w:pPr>
+      <w:r>
+        <w:lastRenderedPageBreak/>
+        <w:t xml:space="preserve">1. </w:t>
+      </w:r>
+      <w:r>
+        <w:t>Introduction</w:t>
+      </w:r>
+    </w:p>
+    <w:p>
+      <w:pPr>
+        <w:spacing w:after="120" w:line="276" w:lineRule="auto"/>
+      </w:pPr>
+      <w:r>
+        <w:t>The goal is to predict whether a patient has heart disease from routine clinical measurements, and to ship that model the way a production team would: reproducible training, tracked experiments, automated tests, a container image, a Kubernetes deployment and basic monitoring.</w:t>
+      </w:r>
+    </w:p>
+    <w:p>
+      <w:pPr>
+        <w:spacing w:after="120" w:line="276" w:lineRule="auto"/>
+      </w:pPr>
       <w:r>
         <w:rPr>
           <w:b/>
           <w:bCs/>
-          <w:sz w:val="24"/>
-          <w:szCs w:val="24"/>
-        </w:rPr>
-        <w:t xml:space="preserve"> (AIMLCZG523) - Assignment 01</w:t>
-      </w:r>
-    </w:p>
-    <w:p>
-      <w:pPr>
-        <w:spacing w:after="60"/>
-        <w:jc w:val="center"/>
-      </w:pPr>
-      <w:r>
-        <w:t xml:space="preserve">Student: [YOUR </w:t>
-      </w:r>
-      <w:r>
-        <w:t xml:space="preserve">JAYAKUMAR </w:t>
-      </w:r>
-      <w:proofErr w:type="gramStart"/>
-      <w:r>
-        <w:t>N</w:t>
-      </w:r>
-      <w:r>
-        <w:t xml:space="preserve">]   </w:t>
-      </w:r>
-      <w:proofErr w:type="gramEnd"/>
-      <w:r>
-        <w:t xml:space="preserve"> |    BITS ID: [</w:t>
-      </w:r>
-      <w:r>
-        <w:t>2025AF05062</w:t>
-      </w:r>
-      <w:r>
-        <w:t>]</w:t>
-      </w:r>
-    </w:p>
-    <w:p>
-      <w:pPr>
-        <w:spacing w:after="60"/>
-        <w:jc w:val="center"/>
-      </w:pPr>
-      <w:r>
-        <w:t>Code repository: [PASTE GITHUB URL]</w:t>
-      </w:r>
-    </w:p>
-    <w:p>
-      <w:pPr>
-        <w:spacing w:after="400"/>
-        <w:jc w:val="center"/>
-      </w:pPr>
-      <w:r>
-        <w:t>Video walkthrough: [PASTE LINK]</w:t>
-      </w:r>
-    </w:p>
-    <w:p>
-      <w:r>
-        <w:br w:type="page"/>
-      </w:r>
-    </w:p>
-    <w:p>
-      <w:pPr>
-        <w:pStyle w:val="Heading1"/>
-      </w:pPr>
-      <w:r>
-        <w:lastRenderedPageBreak/>
-        <w:t>1. Overview</w:t>
-      </w:r>
-    </w:p>
-    <w:p>
-      <w:pPr>
-        <w:spacing w:after="120" w:line="276" w:lineRule="auto"/>
-      </w:pPr>
-      <w:r>
-        <w:t>The goal is to predict whether a patient has heart disease from routine clinical measurements, and to ship that model the way a production team would: reproducible training, tracked experiments, automated tests, a container image, a Kubernetes deployment and basic monitoring.</w:t>
+        </w:rPr>
+        <w:t xml:space="preserve">Dataset. </w:t>
+      </w:r>
+      <w:r>
+        <w:t>UCI Heart Disease, Cleveland subset: 303 patients, 13 clinical features and a diagnosis label (0 = none, 1-4 = increasing severity). The label is collapsed to binary (disease / no disease), giving 164 negatives and 139 positives (45.9% positive).</w:t>
       </w:r>
     </w:p>
     <w:p>
@@ -154,10 +149,10 @@
           <w:b/>
           <w:bCs/>
         </w:rPr>
-        <w:t xml:space="preserve">Dataset. </w:t>
-      </w:r>
-      <w:r>
-        <w:t>UCI Heart Disease, Cleveland subset: 303 patients, 13 clinical features and a diagnosis label (0 = none, 1-4 = increasing severity). The label is collapsed to binary (disease / no disease), giving 164 negatives and 139 positives (45.9% positive).</w:t>
+        <w:t xml:space="preserve">Outcome. </w:t>
+      </w:r>
+      <w:r>
+        <w:t>Three models were tuned with 5-fold cross-validation. Logistic regression was selected on cross-validated ROC-AUC (0.904) and scored 0.968 ROC-AUC, 0.885 accuracy and 0.929 recall on a held-out set of 61 patients. It is served through a FastAPI container on Kubernetes with Prometheus and Grafana monitoring.</w:t>
       </w:r>
     </w:p>
     <w:p>
@@ -169,18 +164,10 @@
           <w:b/>
           <w:bCs/>
         </w:rPr>
-        <w:t xml:space="preserve">Outcome. </w:t>
-      </w:r>
-      <w:r>
-        <w:t xml:space="preserve">Three models were tuned with 5-fold cross-validation. Logistic regression was selected on cross-validated ROC-AUC (0.904) and scored 0.968 ROC-AUC, 0.885 accuracy and 0.929 recall on a held-out set of 61 patients. It is served through a </w:t>
-      </w:r>
-      <w:proofErr w:type="spellStart"/>
-      <w:r>
-        <w:t>FastAPI</w:t>
-      </w:r>
-      <w:proofErr w:type="spellEnd"/>
-      <w:r>
-        <w:t xml:space="preserve"> container on Kubernetes with Prometheus and Grafana monitoring.</w:t>
+        <w:t xml:space="preserve">A note on the numbers. </w:t>
+      </w:r>
+      <w:r>
+        <w:t>The test set is small (61 patients, so one patient is worth about 1.6 accuracy points) and the three models are within noise of each other. The choice of logistic regression rests on its CV score, its simplicity and its interpretability, not on a decisive performance gap.</w:t>
       </w:r>
     </w:p>
     <w:p>
@@ -192,10 +179,31 @@
           <w:b/>
           <w:bCs/>
         </w:rPr>
-        <w:t xml:space="preserve">A note on the numbers. </w:t>
-      </w:r>
-      <w:r>
-        <w:t>The test set is small (61 patients, so one patient is worth about 1.6 accuracy points) and the three models are within noise of each other. The choice of logistic regression rests on its CV score, its simplicity and its interpretability, not on a decisive performance gap.</w:t>
+        <w:t>Scope and structure.</w:t>
+      </w:r>
+      <w:r>
+        <w:t xml:space="preserve"> The project covers the full path from raw data to a running service: data cleaning and exploratory analysis (Sections 3 and 4), model tuning and selection (Section 4), experiment tracking (Section 5), packaging and reproducibility (Section 6), automated testing and CI/CD (Section 7), containerisation (Section 8), Kubernetes deployment (Section 9), and monitoring and logging (Section 10). Section 11 describes the architecture and the design decisions behind i</w:t>
+      </w:r>
+      <w:r>
+        <w:t>t.</w:t>
+      </w:r>
+      <w:r>
+        <w:t xml:space="preserve"> Section 12 </w:t>
+      </w:r>
+      <w:r>
+        <w:t>conclu</w:t>
+      </w:r>
+      <w:r>
+        <w:t>des the report</w:t>
+      </w:r>
+      <w:r>
+        <w:t>,</w:t>
+      </w:r>
+      <w:r>
+        <w:t xml:space="preserve"> and Section 13 lists the limitations and future work</w:t>
+      </w:r>
+      <w:r>
+        <w:t>.</w:t>
       </w:r>
     </w:p>
     <w:p>
@@ -225,395 +233,145 @@
           <w:sz w:val="18"/>
           <w:szCs w:val="18"/>
         </w:rPr>
-        <w:t>git clone &lt;repo-</w:t>
-      </w:r>
-      <w:proofErr w:type="spellStart"/>
+        <w:t xml:space="preserve">git clone </w:t>
+      </w:r>
       <w:r>
         <w:rPr>
           <w:rFonts w:ascii="Consolas" w:eastAsia="Consolas" w:hAnsi="Consolas" w:cs="Consolas"/>
           <w:sz w:val="18"/>
           <w:szCs w:val="18"/>
         </w:rPr>
-        <w:t>url</w:t>
-      </w:r>
-      <w:proofErr w:type="spellEnd"/>
+        <w:t>https://github.com/njkumar</w:t>
+      </w:r>
       <w:r>
         <w:rPr>
           <w:rFonts w:ascii="Consolas" w:eastAsia="Consolas" w:hAnsi="Consolas" w:cs="Consolas"/>
           <w:sz w:val="18"/>
           <w:szCs w:val="18"/>
         </w:rPr>
-        <w:t>&gt; &amp;&amp; cd heart-disease-</w:t>
-      </w:r>
-      <w:proofErr w:type="spellStart"/>
+        <w:t>92fire-star/BITS_Assignment</w:t>
+      </w:r>
       <w:r>
         <w:rPr>
           <w:rFonts w:ascii="Consolas" w:eastAsia="Consolas" w:hAnsi="Consolas" w:cs="Consolas"/>
           <w:sz w:val="18"/>
           <w:szCs w:val="18"/>
         </w:rPr>
-        <w:t>mlops</w:t>
-      </w:r>
-      <w:proofErr w:type="spellEnd"/>
-    </w:p>
-    <w:p>
-      <w:pPr>
-        <w:shd w:val="clear" w:color="auto" w:fill="F3F4F6"/>
-        <w:spacing w:after="40"/>
-      </w:pPr>
+        <w:t>_MLops</w:t>
+      </w:r>
       <w:r>
         <w:rPr>
           <w:rFonts w:ascii="Consolas" w:eastAsia="Consolas" w:hAnsi="Consolas" w:cs="Consolas"/>
           <w:sz w:val="18"/>
           <w:szCs w:val="18"/>
         </w:rPr>
-        <w:t xml:space="preserve">python -m </w:t>
-      </w:r>
-      <w:proofErr w:type="spellStart"/>
-      <w:proofErr w:type="gramStart"/>
+        <w:t xml:space="preserve"> &amp;&amp; cd </w:t>
+      </w:r>
       <w:r>
         <w:rPr>
           <w:rFonts w:ascii="Consolas" w:eastAsia="Consolas" w:hAnsi="Consolas" w:cs="Consolas"/>
           <w:sz w:val="18"/>
           <w:szCs w:val="18"/>
         </w:rPr>
-        <w:t>venv</w:t>
-      </w:r>
-      <w:proofErr w:type="spellEnd"/>
+        <w:t>BITS_Assignment_MLops</w:t>
+      </w:r>
+    </w:p>
+    <w:p>
+      <w:pPr>
+        <w:shd w:val="clear" w:color="auto" w:fill="F3F4F6"/>
+        <w:spacing w:after="40"/>
+      </w:pPr>
       <w:r>
         <w:rPr>
           <w:rFonts w:ascii="Consolas" w:eastAsia="Consolas" w:hAnsi="Consolas" w:cs="Consolas"/>
           <w:sz w:val="18"/>
           <w:szCs w:val="18"/>
         </w:rPr>
-        <w:t xml:space="preserve"> .</w:t>
-      </w:r>
-      <w:proofErr w:type="spellStart"/>
+        <w:t>python -m venv .venv &amp;&amp; source .venv/bin/activate     # Windows: .venv\Scripts\activate</w:t>
+      </w:r>
+    </w:p>
+    <w:p>
+      <w:pPr>
+        <w:shd w:val="clear" w:color="auto" w:fill="F3F4F6"/>
+        <w:spacing w:after="40"/>
+      </w:pPr>
       <w:r>
         <w:rPr>
           <w:rFonts w:ascii="Consolas" w:eastAsia="Consolas" w:hAnsi="Consolas" w:cs="Consolas"/>
           <w:sz w:val="18"/>
           <w:szCs w:val="18"/>
         </w:rPr>
-        <w:t>venv</w:t>
-      </w:r>
-      <w:proofErr w:type="spellEnd"/>
-      <w:proofErr w:type="gramEnd"/>
+        <w:t>pip install -r requirements-dev.txt</w:t>
+      </w:r>
+    </w:p>
+    <w:p>
+      <w:pPr>
+        <w:shd w:val="clear" w:color="auto" w:fill="F3F4F6"/>
+        <w:spacing w:after="40"/>
+      </w:pPr>
       <w:r>
         <w:rPr>
           <w:rFonts w:ascii="Consolas" w:eastAsia="Consolas" w:hAnsi="Consolas" w:cs="Consolas"/>
           <w:sz w:val="18"/>
           <w:szCs w:val="18"/>
         </w:rPr>
-        <w:t xml:space="preserve"> &amp;&amp; </w:t>
-      </w:r>
-      <w:proofErr w:type="gramStart"/>
+        <w:t>python -m src.download_data          # download from UCI and write data/processed/heart_clean.csv</w:t>
+      </w:r>
+    </w:p>
+    <w:p>
+      <w:pPr>
+        <w:shd w:val="clear" w:color="auto" w:fill="F3F4F6"/>
+        <w:spacing w:after="40"/>
+      </w:pPr>
       <w:r>
         <w:rPr>
           <w:rFonts w:ascii="Consolas" w:eastAsia="Consolas" w:hAnsi="Consolas" w:cs="Consolas"/>
           <w:sz w:val="18"/>
           <w:szCs w:val="18"/>
         </w:rPr>
-        <w:t>source .</w:t>
-      </w:r>
-      <w:proofErr w:type="spellStart"/>
+        <w:t>python -m src.train                  # tune, evaluate, log to MLflow, save models/model.joblib</w:t>
+      </w:r>
+    </w:p>
+    <w:p>
+      <w:pPr>
+        <w:shd w:val="clear" w:color="auto" w:fill="F3F4F6"/>
+        <w:spacing w:after="40"/>
+      </w:pPr>
       <w:r>
         <w:rPr>
           <w:rFonts w:ascii="Consolas" w:eastAsia="Consolas" w:hAnsi="Consolas" w:cs="Consolas"/>
           <w:sz w:val="18"/>
           <w:szCs w:val="18"/>
         </w:rPr>
-        <w:t>venv</w:t>
-      </w:r>
-      <w:proofErr w:type="spellEnd"/>
-      <w:proofErr w:type="gramEnd"/>
+        <w:t>pytest -v                            # 21 unit tests</w:t>
+      </w:r>
+    </w:p>
+    <w:p>
+      <w:pPr>
+        <w:shd w:val="clear" w:color="auto" w:fill="F3F4F6"/>
+        <w:spacing w:after="40"/>
+      </w:pPr>
       <w:r>
         <w:rPr>
           <w:rFonts w:ascii="Consolas" w:eastAsia="Consolas" w:hAnsi="Consolas" w:cs="Consolas"/>
           <w:sz w:val="18"/>
           <w:szCs w:val="18"/>
         </w:rPr>
-        <w:t>/bin/activate     # Windows</w:t>
-      </w:r>
-      <w:proofErr w:type="gramStart"/>
+        <w:t>mlflow ui --backend-store-uri sqlite:///mlflow.db     # http://localhost:5000</w:t>
+      </w:r>
+    </w:p>
+    <w:p>
+      <w:pPr>
+        <w:shd w:val="clear" w:color="auto" w:fill="F3F4F6"/>
+        <w:spacing w:after="40"/>
+      </w:pPr>
       <w:r>
         <w:rPr>
           <w:rFonts w:ascii="Consolas" w:eastAsia="Consolas" w:hAnsi="Consolas" w:cs="Consolas"/>
           <w:sz w:val="18"/>
           <w:szCs w:val="18"/>
         </w:rPr>
-        <w:t>: .</w:t>
-      </w:r>
-      <w:proofErr w:type="spellStart"/>
-      <w:r>
-        <w:rPr>
-          <w:rFonts w:ascii="Consolas" w:eastAsia="Consolas" w:hAnsi="Consolas" w:cs="Consolas"/>
-          <w:sz w:val="18"/>
-          <w:szCs w:val="18"/>
-        </w:rPr>
-        <w:t>venv</w:t>
-      </w:r>
-      <w:proofErr w:type="spellEnd"/>
-      <w:proofErr w:type="gramEnd"/>
-      <w:r>
-        <w:rPr>
-          <w:rFonts w:ascii="Consolas" w:eastAsia="Consolas" w:hAnsi="Consolas" w:cs="Consolas"/>
-          <w:sz w:val="18"/>
-          <w:szCs w:val="18"/>
-        </w:rPr>
-        <w:t>\Scripts\activate</w:t>
-      </w:r>
-    </w:p>
-    <w:p>
-      <w:pPr>
-        <w:shd w:val="clear" w:color="auto" w:fill="F3F4F6"/>
-        <w:spacing w:after="40"/>
-      </w:pPr>
-      <w:r>
-        <w:rPr>
-          <w:rFonts w:ascii="Consolas" w:eastAsia="Consolas" w:hAnsi="Consolas" w:cs="Consolas"/>
-          <w:sz w:val="18"/>
-          <w:szCs w:val="18"/>
-        </w:rPr>
-        <w:t>pip install -r requirements-dev.txt</w:t>
-      </w:r>
-    </w:p>
-    <w:p>
-      <w:pPr>
-        <w:shd w:val="clear" w:color="auto" w:fill="F3F4F6"/>
-        <w:spacing w:after="40"/>
-      </w:pPr>
-      <w:r>
-        <w:rPr>
-          <w:rFonts w:ascii="Consolas" w:eastAsia="Consolas" w:hAnsi="Consolas" w:cs="Consolas"/>
-          <w:sz w:val="18"/>
-          <w:szCs w:val="18"/>
-        </w:rPr>
-        <w:t xml:space="preserve">python -m </w:t>
-      </w:r>
-      <w:proofErr w:type="spellStart"/>
-      <w:proofErr w:type="gramStart"/>
-      <w:r>
-        <w:rPr>
-          <w:rFonts w:ascii="Consolas" w:eastAsia="Consolas" w:hAnsi="Consolas" w:cs="Consolas"/>
-          <w:sz w:val="18"/>
-          <w:szCs w:val="18"/>
-        </w:rPr>
-        <w:t>src.download</w:t>
-      </w:r>
-      <w:proofErr w:type="gramEnd"/>
-      <w:r>
-        <w:rPr>
-          <w:rFonts w:ascii="Consolas" w:eastAsia="Consolas" w:hAnsi="Consolas" w:cs="Consolas"/>
-          <w:sz w:val="18"/>
-          <w:szCs w:val="18"/>
-        </w:rPr>
-        <w:t>_data</w:t>
-      </w:r>
-      <w:proofErr w:type="spellEnd"/>
-      <w:r>
-        <w:rPr>
-          <w:rFonts w:ascii="Consolas" w:eastAsia="Consolas" w:hAnsi="Consolas" w:cs="Consolas"/>
-          <w:sz w:val="18"/>
-          <w:szCs w:val="18"/>
-        </w:rPr>
-        <w:t xml:space="preserve">          # download from UCI and write data/processed/heart_clean.csv</w:t>
-      </w:r>
-    </w:p>
-    <w:p>
-      <w:pPr>
-        <w:shd w:val="clear" w:color="auto" w:fill="F3F4F6"/>
-        <w:spacing w:after="40"/>
-      </w:pPr>
-      <w:r>
-        <w:rPr>
-          <w:rFonts w:ascii="Consolas" w:eastAsia="Consolas" w:hAnsi="Consolas" w:cs="Consolas"/>
-          <w:sz w:val="18"/>
-          <w:szCs w:val="18"/>
-        </w:rPr>
-        <w:t xml:space="preserve">python -m </w:t>
-      </w:r>
-      <w:proofErr w:type="spellStart"/>
-      <w:proofErr w:type="gramStart"/>
-      <w:r>
-        <w:rPr>
-          <w:rFonts w:ascii="Consolas" w:eastAsia="Consolas" w:hAnsi="Consolas" w:cs="Consolas"/>
-          <w:sz w:val="18"/>
-          <w:szCs w:val="18"/>
-        </w:rPr>
-        <w:t>src.train</w:t>
-      </w:r>
-      <w:proofErr w:type="spellEnd"/>
-      <w:proofErr w:type="gramEnd"/>
-      <w:r>
-        <w:rPr>
-          <w:rFonts w:ascii="Consolas" w:eastAsia="Consolas" w:hAnsi="Consolas" w:cs="Consolas"/>
-          <w:sz w:val="18"/>
-          <w:szCs w:val="18"/>
-        </w:rPr>
-        <w:t xml:space="preserve">                  # tune, evaluate, log to </w:t>
-      </w:r>
-      <w:proofErr w:type="spellStart"/>
-      <w:r>
-        <w:rPr>
-          <w:rFonts w:ascii="Consolas" w:eastAsia="Consolas" w:hAnsi="Consolas" w:cs="Consolas"/>
-          <w:sz w:val="18"/>
-          <w:szCs w:val="18"/>
-        </w:rPr>
-        <w:t>MLflow</w:t>
-      </w:r>
-      <w:proofErr w:type="spellEnd"/>
-      <w:r>
-        <w:rPr>
-          <w:rFonts w:ascii="Consolas" w:eastAsia="Consolas" w:hAnsi="Consolas" w:cs="Consolas"/>
-          <w:sz w:val="18"/>
-          <w:szCs w:val="18"/>
-        </w:rPr>
-        <w:t>, save models/</w:t>
-      </w:r>
-      <w:proofErr w:type="spellStart"/>
-      <w:r>
-        <w:rPr>
-          <w:rFonts w:ascii="Consolas" w:eastAsia="Consolas" w:hAnsi="Consolas" w:cs="Consolas"/>
-          <w:sz w:val="18"/>
-          <w:szCs w:val="18"/>
-        </w:rPr>
-        <w:t>model.joblib</w:t>
-      </w:r>
-      <w:proofErr w:type="spellEnd"/>
-    </w:p>
-    <w:p>
-      <w:pPr>
-        <w:shd w:val="clear" w:color="auto" w:fill="F3F4F6"/>
-        <w:spacing w:after="40"/>
-      </w:pPr>
-      <w:proofErr w:type="spellStart"/>
-      <w:r>
-        <w:rPr>
-          <w:rFonts w:ascii="Consolas" w:eastAsia="Consolas" w:hAnsi="Consolas" w:cs="Consolas"/>
-          <w:sz w:val="18"/>
-          <w:szCs w:val="18"/>
-        </w:rPr>
-        <w:t>pytest</w:t>
-      </w:r>
-      <w:proofErr w:type="spellEnd"/>
-      <w:r>
-        <w:rPr>
-          <w:rFonts w:ascii="Consolas" w:eastAsia="Consolas" w:hAnsi="Consolas" w:cs="Consolas"/>
-          <w:sz w:val="18"/>
-          <w:szCs w:val="18"/>
-        </w:rPr>
-        <w:t xml:space="preserve"> -v                            </w:t>
-      </w:r>
-      <w:proofErr w:type="gramStart"/>
-      <w:r>
-        <w:rPr>
-          <w:rFonts w:ascii="Consolas" w:eastAsia="Consolas" w:hAnsi="Consolas" w:cs="Consolas"/>
-          <w:sz w:val="18"/>
-          <w:szCs w:val="18"/>
-        </w:rPr>
-        <w:t># 21 unit</w:t>
-      </w:r>
-      <w:proofErr w:type="gramEnd"/>
-      <w:r>
-        <w:rPr>
-          <w:rFonts w:ascii="Consolas" w:eastAsia="Consolas" w:hAnsi="Consolas" w:cs="Consolas"/>
-          <w:sz w:val="18"/>
-          <w:szCs w:val="18"/>
-        </w:rPr>
-        <w:t xml:space="preserve"> tests</w:t>
-      </w:r>
-    </w:p>
-    <w:p>
-      <w:pPr>
-        <w:shd w:val="clear" w:color="auto" w:fill="F3F4F6"/>
-        <w:spacing w:after="40"/>
-      </w:pPr>
-      <w:proofErr w:type="spellStart"/>
-      <w:r>
-        <w:rPr>
-          <w:rFonts w:ascii="Consolas" w:eastAsia="Consolas" w:hAnsi="Consolas" w:cs="Consolas"/>
-          <w:sz w:val="18"/>
-          <w:szCs w:val="18"/>
-        </w:rPr>
-        <w:t>mlflow</w:t>
-      </w:r>
-      <w:proofErr w:type="spellEnd"/>
-      <w:r>
-        <w:rPr>
-          <w:rFonts w:ascii="Consolas" w:eastAsia="Consolas" w:hAnsi="Consolas" w:cs="Consolas"/>
-          <w:sz w:val="18"/>
-          <w:szCs w:val="18"/>
-        </w:rPr>
-        <w:t xml:space="preserve"> </w:t>
-      </w:r>
-      <w:proofErr w:type="spellStart"/>
-      <w:r>
-        <w:rPr>
-          <w:rFonts w:ascii="Consolas" w:eastAsia="Consolas" w:hAnsi="Consolas" w:cs="Consolas"/>
-          <w:sz w:val="18"/>
-          <w:szCs w:val="18"/>
-        </w:rPr>
-        <w:t>ui</w:t>
-      </w:r>
-      <w:proofErr w:type="spellEnd"/>
-      <w:r>
-        <w:rPr>
-          <w:rFonts w:ascii="Consolas" w:eastAsia="Consolas" w:hAnsi="Consolas" w:cs="Consolas"/>
-          <w:sz w:val="18"/>
-          <w:szCs w:val="18"/>
-        </w:rPr>
-        <w:t xml:space="preserve"> --backend-store-</w:t>
-      </w:r>
-      <w:proofErr w:type="spellStart"/>
-      <w:r>
-        <w:rPr>
-          <w:rFonts w:ascii="Consolas" w:eastAsia="Consolas" w:hAnsi="Consolas" w:cs="Consolas"/>
-          <w:sz w:val="18"/>
-          <w:szCs w:val="18"/>
-        </w:rPr>
-        <w:t>uri</w:t>
-      </w:r>
-      <w:proofErr w:type="spellEnd"/>
-      <w:r>
-        <w:rPr>
-          <w:rFonts w:ascii="Consolas" w:eastAsia="Consolas" w:hAnsi="Consolas" w:cs="Consolas"/>
-          <w:sz w:val="18"/>
-          <w:szCs w:val="18"/>
-        </w:rPr>
-        <w:t xml:space="preserve"> sqlite:///mlflow.db     # http://localhost:5000</w:t>
-      </w:r>
-    </w:p>
-    <w:p>
-      <w:pPr>
-        <w:shd w:val="clear" w:color="auto" w:fill="F3F4F6"/>
-        <w:spacing w:after="40"/>
-      </w:pPr>
-      <w:r>
-        <w:rPr>
-          <w:rFonts w:ascii="Consolas" w:eastAsia="Consolas" w:hAnsi="Consolas" w:cs="Consolas"/>
-          <w:sz w:val="18"/>
-          <w:szCs w:val="18"/>
-        </w:rPr>
-        <w:t>docker build -t heart-api:1.0.</w:t>
-      </w:r>
-      <w:proofErr w:type="gramStart"/>
-      <w:r>
-        <w:rPr>
-          <w:rFonts w:ascii="Consolas" w:eastAsia="Consolas" w:hAnsi="Consolas" w:cs="Consolas"/>
-          <w:sz w:val="18"/>
-          <w:szCs w:val="18"/>
-        </w:rPr>
-        <w:t>0 .</w:t>
-      </w:r>
-      <w:proofErr w:type="gramEnd"/>
-      <w:r>
-        <w:rPr>
-          <w:rFonts w:ascii="Consolas" w:eastAsia="Consolas" w:hAnsi="Consolas" w:cs="Consolas"/>
-          <w:sz w:val="18"/>
-          <w:szCs w:val="18"/>
-        </w:rPr>
-        <w:t xml:space="preserve"> &amp;&amp; docker run -p 8000:8000 heart-api:1.0.0</w:t>
+        <w:t>docker build -t heart-api:1.0.0 . &amp;&amp; docker run -p 8000:8000 heart-api:1.0.0</w:t>
       </w:r>
     </w:p>
     <w:p>
@@ -626,70 +384,37 @@
         <w:spacing w:after="120" w:line="276" w:lineRule="auto"/>
       </w:pPr>
       <w:r>
-        <w:t xml:space="preserve">The repository layout is: </w:t>
-      </w:r>
-      <w:proofErr w:type="spellStart"/>
-      <w:r>
-        <w:t>src</w:t>
-      </w:r>
-      <w:proofErr w:type="spellEnd"/>
-      <w:r>
-        <w:t xml:space="preserve">/ (data, features, training, inference), </w:t>
-      </w:r>
-      <w:proofErr w:type="spellStart"/>
-      <w:r>
-        <w:t>api</w:t>
-      </w:r>
-      <w:proofErr w:type="spellEnd"/>
-      <w:r>
-        <w:t>/ (</w:t>
-      </w:r>
-      <w:proofErr w:type="spellStart"/>
-      <w:r>
-        <w:t>FastAPI</w:t>
-      </w:r>
-      <w:proofErr w:type="spellEnd"/>
-      <w:r>
-        <w:t xml:space="preserve"> service), tests/, notebooks/ (EDA, training, inference), k8s/ (Deployment, Service, Ingress, HPA, Prometheus, Grafana), monitoring/ (Prometheus and Grafana provisioning), .</w:t>
-      </w:r>
-      <w:proofErr w:type="spellStart"/>
-      <w:r>
-        <w:t>github</w:t>
-      </w:r>
-      <w:proofErr w:type="spellEnd"/>
-      <w:r>
-        <w:t>/workflows/</w:t>
-      </w:r>
-      <w:proofErr w:type="spellStart"/>
-      <w:r>
-        <w:t>ci.yml</w:t>
-      </w:r>
-      <w:proofErr w:type="spellEnd"/>
-      <w:r>
-        <w:t xml:space="preserve">, </w:t>
-      </w:r>
-      <w:proofErr w:type="spellStart"/>
-      <w:r>
-        <w:t>Dockerfile</w:t>
-      </w:r>
-      <w:proofErr w:type="spellEnd"/>
-      <w:r>
-        <w:t>, docker-</w:t>
-      </w:r>
-      <w:proofErr w:type="spellStart"/>
-      <w:r>
-        <w:t>compose.yml</w:t>
-      </w:r>
-      <w:proofErr w:type="spellEnd"/>
-      <w:r>
-        <w:t>, screenshots/ and reports/.</w:t>
+        <w:t>The repository layout is: src/ (data, features, training, inference), api/ (FastAPI service), tests/, notebooks/ (EDA, training, inference), k8s/ (Deployment, Service, Ingress, HPA</w:t>
+      </w:r>
+      <w:r>
+        <w:t>)</w:t>
+      </w:r>
+      <w:r>
+        <w:t xml:space="preserve">, monitoring/ (Prometheus and Grafana </w:t>
+      </w:r>
+      <w:r>
+        <w:t>configuration</w:t>
+      </w:r>
+      <w:r>
+        <w:t>), .github/workflows/ci.yml, Dockerfile, docker-compose.yml, screenshots/ and reports/.</w:t>
       </w:r>
     </w:p>
     <w:p>
       <w:pPr>
         <w:pStyle w:val="Heading1"/>
       </w:pPr>
-      <w:r>
+    </w:p>
+    <w:p>
+      <w:pPr>
+        <w:pStyle w:val="Heading1"/>
+      </w:pPr>
+    </w:p>
+    <w:p>
+      <w:pPr>
+        <w:pStyle w:val="Heading1"/>
+      </w:pPr>
+      <w:r>
+        <w:lastRenderedPageBreak/>
         <w:t>3. Data acquisition and EDA</w:t>
       </w:r>
     </w:p>
@@ -706,28 +431,7 @@
         <w:spacing w:after="120" w:line="276" w:lineRule="auto"/>
       </w:pPr>
       <w:r>
-        <w:t xml:space="preserve">src/download_data.py fetches </w:t>
-      </w:r>
-      <w:proofErr w:type="spellStart"/>
-      <w:proofErr w:type="gramStart"/>
-      <w:r>
-        <w:t>processed.cleveland</w:t>
-      </w:r>
-      <w:proofErr w:type="gramEnd"/>
-      <w:r>
-        <w:t>.data</w:t>
-      </w:r>
-      <w:proofErr w:type="spellEnd"/>
-      <w:r>
-        <w:t xml:space="preserve"> from the UCI repository (with a fallback to a local zip or the committed copy if the network is down) and writes a cleaned CSV. Cleaning consists of: converting the '?' missing-value marker to </w:t>
-      </w:r>
-      <w:proofErr w:type="spellStart"/>
-      <w:r>
-        <w:t>NaN</w:t>
-      </w:r>
-      <w:proofErr w:type="spellEnd"/>
-      <w:r>
-        <w:t>, collapsing the 0-4 label to a binary target, removing duplicate rows (none were found) and casting categorical codes to numeric.</w:t>
+        <w:t>src/download_data.py fetches processed.cleveland.data from the UCI repository (with a fallback to a local zip or the committed copy if the network is down) and writes a cleaned CSV. Cleaning consists of: converting the '?' missing-value marker to NaN, collapsing the 0-4 label to a binary target, removing duplicate rows (none were found) and casting categorical codes to numeric.</w:t>
       </w:r>
     </w:p>
     <w:p>
@@ -735,15 +439,7 @@
         <w:spacing w:after="120" w:line="276" w:lineRule="auto"/>
       </w:pPr>
       <w:r>
-        <w:t xml:space="preserve">Six values are missing (4 in ca, 2 in </w:t>
-      </w:r>
-      <w:proofErr w:type="spellStart"/>
-      <w:r>
-        <w:t>thal</w:t>
-      </w:r>
-      <w:proofErr w:type="spellEnd"/>
-      <w:r>
-        <w:t>, about 2% of rows). They are deliberately not filled during cleaning. Imputation sits inside the scikit-learn Pipeline so the fill values are learned from training folds only, which avoids leaking information from validation or test rows.</w:t>
+        <w:t>Six values are missing (4 in ca, 2 in thal, about 2% of rows). They are deliberately not filled during cleaning. Imputation sits inside the scikit-learn Pipeline so the fill values are learned from training folds only, which avoids leaking information from validation or test rows.</w:t>
       </w:r>
     </w:p>
     <w:p>
@@ -751,7 +447,6 @@
         <w:pStyle w:val="Heading2"/>
       </w:pPr>
       <w:r>
-        <w:lastRenderedPageBreak/>
         <w:t>3.2 Class balance</w:t>
       </w:r>
     </w:p>
@@ -769,213 +464,6 @@
             <wp:extent cx="5334000" cy="2028825"/>
             <wp:effectExtent l="0" t="0" r="0" b="0"/>
             <wp:docPr id="1" name="eda_class_balance.png" descr="eda_class_balance.png" title="eda_class_balance.png"/>
-            <wp:cNvGraphicFramePr>
-              <a:graphicFrameLocks xmlns:a="http://schemas.openxmlformats.org/drawingml/2006/main" noChangeAspect="1"/>
-            </wp:cNvGraphicFramePr>
-            <a:graphic xmlns:a="http://schemas.openxmlformats.org/drawingml/2006/main">
-              <a:graphicData uri="http://schemas.openxmlformats.org/drawingml/2006/picture">
-                <pic:pic xmlns:pic="http://schemas.openxmlformats.org/drawingml/2006/picture">
-                  <pic:nvPicPr>
-                    <pic:cNvPr id="0" name=""/>
-                    <pic:cNvPicPr>
-                      <a:picLocks noChangeAspect="1" noChangeArrowheads="1"/>
-                    </pic:cNvPicPr>
-                  </pic:nvPicPr>
-                  <pic:blipFill>
-                    <a:blip r:embed="rId7"/>
-                    <a:srcRect/>
-                    <a:stretch>
-                      <a:fillRect/>
-                    </a:stretch>
-                  </pic:blipFill>
-                  <pic:spPr bwMode="auto">
-                    <a:xfrm>
-                      <a:off x="0" y="0"/>
-                      <a:ext cx="5334000" cy="2028825"/>
-                    </a:xfrm>
-                    <a:prstGeom prst="rect">
-                      <a:avLst/>
-                    </a:prstGeom>
-                  </pic:spPr>
-                </pic:pic>
-              </a:graphicData>
-            </a:graphic>
-          </wp:inline>
-        </w:drawing>
-      </w:r>
-    </w:p>
-    <w:p>
-      <w:pPr>
-        <w:spacing w:after="200"/>
-        <w:jc w:val="center"/>
-      </w:pPr>
-      <w:r>
-        <w:rPr>
-          <w:i/>
-          <w:iCs/>
-          <w:color w:val="555555"/>
-          <w:sz w:val="18"/>
-          <w:szCs w:val="18"/>
-        </w:rPr>
-        <w:t>Figure 1. Original severity label (left) and the binary target used for modelling (right).</w:t>
-      </w:r>
-    </w:p>
-    <w:p>
-      <w:pPr>
-        <w:spacing w:after="120" w:line="276" w:lineRule="auto"/>
-      </w:pPr>
-      <w:r>
-        <w:t>The classes are close to balanced (54% / 46%), so accuracy is informative and no resampling is used. Recall and ROC-AUC are still reported because a missed diagnosis is costlier than a false alarm.</w:t>
-      </w:r>
-    </w:p>
-    <w:p>
-      <w:pPr>
-        <w:pStyle w:val="Heading2"/>
-      </w:pPr>
-      <w:r>
-        <w:t>3.3 Numeric features</w:t>
-      </w:r>
-    </w:p>
-    <w:p>
-      <w:pPr>
-        <w:spacing w:before="80" w:after="40"/>
-        <w:jc w:val="center"/>
-      </w:pPr>
-      <w:r>
-        <w:rPr>
-          <w:noProof/>
-        </w:rPr>
-        <w:drawing>
-          <wp:inline distT="0" distB="0" distL="0" distR="0" wp14:anchorId="15C150E7" wp14:editId="15C150E8">
-            <wp:extent cx="5619750" cy="2876550"/>
-            <wp:effectExtent l="0" t="0" r="0" b="0"/>
-            <wp:docPr id="2128075571" name="eda_histograms.png" descr="eda_histograms.png" title="eda_histograms.png"/>
-            <wp:cNvGraphicFramePr>
-              <a:graphicFrameLocks xmlns:a="http://schemas.openxmlformats.org/drawingml/2006/main" noChangeAspect="1"/>
-            </wp:cNvGraphicFramePr>
-            <a:graphic xmlns:a="http://schemas.openxmlformats.org/drawingml/2006/main">
-              <a:graphicData uri="http://schemas.openxmlformats.org/drawingml/2006/picture">
-                <pic:pic xmlns:pic="http://schemas.openxmlformats.org/drawingml/2006/picture">
-                  <pic:nvPicPr>
-                    <pic:cNvPr id="0" name=""/>
-                    <pic:cNvPicPr>
-                      <a:picLocks noChangeAspect="1" noChangeArrowheads="1"/>
-                    </pic:cNvPicPr>
-                  </pic:nvPicPr>
-                  <pic:blipFill>
-                    <a:blip r:embed="rId8"/>
-                    <a:srcRect/>
-                    <a:stretch>
-                      <a:fillRect/>
-                    </a:stretch>
-                  </pic:blipFill>
-                  <pic:spPr bwMode="auto">
-                    <a:xfrm>
-                      <a:off x="0" y="0"/>
-                      <a:ext cx="5619750" cy="2876550"/>
-                    </a:xfrm>
-                    <a:prstGeom prst="rect">
-                      <a:avLst/>
-                    </a:prstGeom>
-                  </pic:spPr>
-                </pic:pic>
-              </a:graphicData>
-            </a:graphic>
-          </wp:inline>
-        </w:drawing>
-      </w:r>
-    </w:p>
-    <w:p>
-      <w:pPr>
-        <w:spacing w:after="200"/>
-        <w:jc w:val="center"/>
-      </w:pPr>
-      <w:r>
-        <w:rPr>
-          <w:i/>
-          <w:iCs/>
-          <w:color w:val="555555"/>
-          <w:sz w:val="18"/>
-          <w:szCs w:val="18"/>
-        </w:rPr>
-        <w:t>Figure 2. Distributions of the numeric features split by target.</w:t>
-      </w:r>
-    </w:p>
-    <w:p>
-      <w:pPr>
-        <w:spacing w:after="120" w:line="276" w:lineRule="auto"/>
-      </w:pPr>
-      <w:r>
-        <w:t>Patients with disease are older on average (56.6 vs 52.6 years), reach a lower peak heart rate (139 vs 158 bpm) and show larger exercise-induced ST depression (</w:t>
-      </w:r>
-      <w:proofErr w:type="spellStart"/>
-      <w:r>
-        <w:t>oldpeak</w:t>
-      </w:r>
-      <w:proofErr w:type="spellEnd"/>
-      <w:r>
-        <w:t xml:space="preserve"> 1.6 vs 0.6). Cholesterol and resting blood pressure overlap heavily between the groups. </w:t>
-      </w:r>
-      <w:proofErr w:type="spellStart"/>
-      <w:r>
-        <w:t>oldpeak</w:t>
-      </w:r>
-      <w:proofErr w:type="spellEnd"/>
-      <w:r>
-        <w:t xml:space="preserve"> is right-skewed and </w:t>
-      </w:r>
-      <w:proofErr w:type="spellStart"/>
-      <w:r>
-        <w:t>chol</w:t>
-      </w:r>
-      <w:proofErr w:type="spellEnd"/>
-      <w:r>
-        <w:t xml:space="preserve"> has a few extreme values (maximum 564 mg/dl), which is one reason numeric columns are standardised.</w:t>
-      </w:r>
-    </w:p>
-    <w:p>
-      <w:pPr>
-        <w:pStyle w:val="Heading2"/>
-      </w:pPr>
-    </w:p>
-    <w:p>
-      <w:pPr>
-        <w:pStyle w:val="Heading2"/>
-      </w:pPr>
-    </w:p>
-    <w:p>
-      <w:pPr>
-        <w:pStyle w:val="Heading2"/>
-      </w:pPr>
-    </w:p>
-    <w:p>
-      <w:pPr>
-        <w:pStyle w:val="Heading2"/>
-      </w:pPr>
-    </w:p>
-    <w:p>
-      <w:pPr>
-        <w:pStyle w:val="Heading2"/>
-      </w:pPr>
-      <w:r>
-        <w:lastRenderedPageBreak/>
-        <w:t>3.4 Categorical features</w:t>
-      </w:r>
-    </w:p>
-    <w:p>
-      <w:pPr>
-        <w:spacing w:before="80" w:after="40"/>
-        <w:jc w:val="center"/>
-      </w:pPr>
-      <w:r>
-        <w:rPr>
-          <w:noProof/>
-        </w:rPr>
-        <w:drawing>
-          <wp:inline distT="0" distB="0" distL="0" distR="0" wp14:anchorId="15C150E9" wp14:editId="15C150EA">
-            <wp:extent cx="5619750" cy="2457450"/>
-            <wp:effectExtent l="0" t="0" r="0" b="0"/>
-            <wp:docPr id="322017199" name="eda_categorical.png" descr="eda_categorical.png" title="eda_categorical.png"/>
             <wp:cNvGraphicFramePr>
               <a:graphicFrameLocks xmlns:a="http://schemas.openxmlformats.org/drawingml/2006/main" noChangeAspect="1"/>
             </wp:cNvGraphicFramePr>
@@ -998,7 +486,7 @@
                   <pic:spPr bwMode="auto">
                     <a:xfrm>
                       <a:off x="0" y="0"/>
-                      <a:ext cx="5619750" cy="2457450"/>
+                      <a:ext cx="5334000" cy="2028825"/>
                     </a:xfrm>
                     <a:prstGeom prst="rect">
                       <a:avLst/>
@@ -1024,7 +512,7 @@
           <w:sz w:val="18"/>
           <w:szCs w:val="18"/>
         </w:rPr>
-        <w:t>Figure 3. Share of patients with disease within each category (n shown on bars).</w:t>
+        <w:t>Figure 1. Original severity label (left) and the binary target used for modelling (right).</w:t>
       </w:r>
     </w:p>
     <w:p>
@@ -1032,7 +520,7 @@
         <w:spacing w:after="120" w:line="276" w:lineRule="auto"/>
       </w:pPr>
       <w:r>
-        <w:t>The strongest separators are chest pain type (asymptomatic, cp = 4, has a 73% disease rate against 18-30% for the other types), exercise angina (77% vs 31%), number of coloured vessels (26% at 0, rising to 85% at 3) and thalassemia result (76% for reversible defect vs 22% for normal).</w:t>
+        <w:t>The classes are close to balanced (54% / 46%), so accuracy is informative and no resampling is used. Recall and ROC-AUC are still reported because a missed diagnosis is costlier than a false alarm.</w:t>
       </w:r>
     </w:p>
     <w:p>
@@ -1040,7 +528,7 @@
         <w:pStyle w:val="Heading2"/>
       </w:pPr>
       <w:r>
-        <w:t>3.5 Correlations</w:t>
+        <w:t>3.3 Numeric features</w:t>
       </w:r>
     </w:p>
     <w:p>
@@ -1053,10 +541,10 @@
           <w:noProof/>
         </w:rPr>
         <w:drawing>
-          <wp:inline distT="0" distB="0" distL="0" distR="0" wp14:anchorId="15C150EB" wp14:editId="15C150EC">
-            <wp:extent cx="3810000" cy="3171825"/>
+          <wp:inline distT="0" distB="0" distL="0" distR="0" wp14:anchorId="15C150E7" wp14:editId="15C150E8">
+            <wp:extent cx="5619750" cy="2876550"/>
             <wp:effectExtent l="0" t="0" r="0" b="0"/>
-            <wp:docPr id="1097509193" name="eda_correlation.png" descr="eda_correlation.png" title="eda_correlation.png"/>
+            <wp:docPr id="2128075571" name="eda_histograms.png" descr="eda_histograms.png" title="eda_histograms.png"/>
             <wp:cNvGraphicFramePr>
               <a:graphicFrameLocks xmlns:a="http://schemas.openxmlformats.org/drawingml/2006/main" noChangeAspect="1"/>
             </wp:cNvGraphicFramePr>
@@ -1079,6 +567,172 @@
                   <pic:spPr bwMode="auto">
                     <a:xfrm>
                       <a:off x="0" y="0"/>
+                      <a:ext cx="5619750" cy="2876550"/>
+                    </a:xfrm>
+                    <a:prstGeom prst="rect">
+                      <a:avLst/>
+                    </a:prstGeom>
+                  </pic:spPr>
+                </pic:pic>
+              </a:graphicData>
+            </a:graphic>
+          </wp:inline>
+        </w:drawing>
+      </w:r>
+    </w:p>
+    <w:p>
+      <w:pPr>
+        <w:spacing w:after="200"/>
+        <w:jc w:val="center"/>
+      </w:pPr>
+      <w:r>
+        <w:rPr>
+          <w:i/>
+          <w:iCs/>
+          <w:color w:val="555555"/>
+          <w:sz w:val="18"/>
+          <w:szCs w:val="18"/>
+        </w:rPr>
+        <w:t>Figure 2. Distributions of the numeric features split by target.</w:t>
+      </w:r>
+    </w:p>
+    <w:p>
+      <w:pPr>
+        <w:spacing w:after="120" w:line="276" w:lineRule="auto"/>
+      </w:pPr>
+      <w:r>
+        <w:lastRenderedPageBreak/>
+        <w:t>Patients with disease are older on average (56.6 vs 52.6 years), reach a lower peak heart rate (139 vs 158 bpm) and show larger exercise-induced ST depression (oldpeak 1.6 vs 0.6). Cholesterol and resting blood pressure overlap heavily between the groups. oldpeak is right-skewed and chol has a few extreme values (maximum 564 mg/dl), which is one reason numeric columns are standardised</w:t>
+      </w:r>
+      <w:r>
+        <w:t>.</w:t>
+      </w:r>
+    </w:p>
+    <w:p>
+      <w:pPr>
+        <w:pStyle w:val="Heading2"/>
+      </w:pPr>
+      <w:r>
+        <w:t>3.4 Categorical features</w:t>
+      </w:r>
+    </w:p>
+    <w:p>
+      <w:pPr>
+        <w:spacing w:before="80" w:after="40"/>
+        <w:jc w:val="center"/>
+      </w:pPr>
+      <w:r>
+        <w:rPr>
+          <w:noProof/>
+        </w:rPr>
+        <w:drawing>
+          <wp:inline distT="0" distB="0" distL="0" distR="0" wp14:anchorId="15C150E9" wp14:editId="15C150EA">
+            <wp:extent cx="5619750" cy="2457450"/>
+            <wp:effectExtent l="0" t="0" r="0" b="0"/>
+            <wp:docPr id="322017199" name="eda_categorical.png" descr="eda_categorical.png" title="eda_categorical.png"/>
+            <wp:cNvGraphicFramePr>
+              <a:graphicFrameLocks xmlns:a="http://schemas.openxmlformats.org/drawingml/2006/main" noChangeAspect="1"/>
+            </wp:cNvGraphicFramePr>
+            <a:graphic xmlns:a="http://schemas.openxmlformats.org/drawingml/2006/main">
+              <a:graphicData uri="http://schemas.openxmlformats.org/drawingml/2006/picture">
+                <pic:pic xmlns:pic="http://schemas.openxmlformats.org/drawingml/2006/picture">
+                  <pic:nvPicPr>
+                    <pic:cNvPr id="0" name=""/>
+                    <pic:cNvPicPr>
+                      <a:picLocks noChangeAspect="1" noChangeArrowheads="1"/>
+                    </pic:cNvPicPr>
+                  </pic:nvPicPr>
+                  <pic:blipFill>
+                    <a:blip r:embed="rId11"/>
+                    <a:srcRect/>
+                    <a:stretch>
+                      <a:fillRect/>
+                    </a:stretch>
+                  </pic:blipFill>
+                  <pic:spPr bwMode="auto">
+                    <a:xfrm>
+                      <a:off x="0" y="0"/>
+                      <a:ext cx="5619750" cy="2457450"/>
+                    </a:xfrm>
+                    <a:prstGeom prst="rect">
+                      <a:avLst/>
+                    </a:prstGeom>
+                  </pic:spPr>
+                </pic:pic>
+              </a:graphicData>
+            </a:graphic>
+          </wp:inline>
+        </w:drawing>
+      </w:r>
+    </w:p>
+    <w:p>
+      <w:pPr>
+        <w:spacing w:after="200"/>
+        <w:jc w:val="center"/>
+      </w:pPr>
+      <w:r>
+        <w:rPr>
+          <w:i/>
+          <w:iCs/>
+          <w:color w:val="555555"/>
+          <w:sz w:val="18"/>
+          <w:szCs w:val="18"/>
+        </w:rPr>
+        <w:t>Figure 3. Share of patients with disease within each category (n shown on bars).</w:t>
+      </w:r>
+    </w:p>
+    <w:p>
+      <w:pPr>
+        <w:spacing w:after="120" w:line="276" w:lineRule="auto"/>
+      </w:pPr>
+      <w:r>
+        <w:t>The strongest separators are chest pain type (asymptomatic, cp = 4, has a 73% disease rate against 18-30% for the other types), exercise angina (77% vs 31%), number of coloured vessels (26% at 0, rising to 85% at 3) and thalassemia result (76% for reversible defect vs 22% for normal).</w:t>
+      </w:r>
+    </w:p>
+    <w:p>
+      <w:pPr>
+        <w:pStyle w:val="Heading2"/>
+      </w:pPr>
+      <w:r>
+        <w:t>3.5 Correlations</w:t>
+      </w:r>
+    </w:p>
+    <w:p>
+      <w:pPr>
+        <w:spacing w:before="80" w:after="40"/>
+        <w:jc w:val="center"/>
+      </w:pPr>
+      <w:r>
+        <w:rPr>
+          <w:noProof/>
+        </w:rPr>
+        <w:drawing>
+          <wp:inline distT="0" distB="0" distL="0" distR="0" wp14:anchorId="15C150EB" wp14:editId="15C150EC">
+            <wp:extent cx="3810000" cy="3171825"/>
+            <wp:effectExtent l="0" t="0" r="0" b="0"/>
+            <wp:docPr id="1097509193" name="eda_correlation.png" descr="eda_correlation.png" title="eda_correlation.png"/>
+            <wp:cNvGraphicFramePr>
+              <a:graphicFrameLocks xmlns:a="http://schemas.openxmlformats.org/drawingml/2006/main" noChangeAspect="1"/>
+            </wp:cNvGraphicFramePr>
+            <a:graphic xmlns:a="http://schemas.openxmlformats.org/drawingml/2006/main">
+              <a:graphicData uri="http://schemas.openxmlformats.org/drawingml/2006/picture">
+                <pic:pic xmlns:pic="http://schemas.openxmlformats.org/drawingml/2006/picture">
+                  <pic:nvPicPr>
+                    <pic:cNvPr id="0" name=""/>
+                    <pic:cNvPicPr>
+                      <a:picLocks noChangeAspect="1" noChangeArrowheads="1"/>
+                    </pic:cNvPicPr>
+                  </pic:nvPicPr>
+                  <pic:blipFill>
+                    <a:blip r:embed="rId12"/>
+                    <a:srcRect/>
+                    <a:stretch>
+                      <a:fillRect/>
+                    </a:stretch>
+                  </pic:blipFill>
+                  <pic:spPr bwMode="auto">
+                    <a:xfrm>
+                      <a:off x="0" y="0"/>
                       <a:ext cx="3810000" cy="3171825"/>
                     </a:xfrm>
                     <a:prstGeom prst="rect">
@@ -1113,55 +767,11 @@
         <w:spacing w:after="120" w:line="276" w:lineRule="auto"/>
       </w:pPr>
       <w:r>
-        <w:t xml:space="preserve">The most correlated features with the target are </w:t>
-      </w:r>
-      <w:proofErr w:type="spellStart"/>
-      <w:r>
-        <w:t>thal</w:t>
-      </w:r>
-      <w:proofErr w:type="spellEnd"/>
-      <w:r>
-        <w:t xml:space="preserve"> (0.53), ca (0.46), </w:t>
-      </w:r>
-      <w:proofErr w:type="spellStart"/>
-      <w:r>
-        <w:t>exang</w:t>
-      </w:r>
-      <w:proofErr w:type="spellEnd"/>
-      <w:r>
-        <w:t xml:space="preserve"> (0.43), </w:t>
-      </w:r>
-      <w:proofErr w:type="spellStart"/>
-      <w:r>
-        <w:t>oldpeak</w:t>
-      </w:r>
-      <w:proofErr w:type="spellEnd"/>
-      <w:r>
-        <w:t xml:space="preserve"> (0.43), </w:t>
-      </w:r>
-      <w:proofErr w:type="spellStart"/>
-      <w:r>
-        <w:t>thalach</w:t>
-      </w:r>
-      <w:proofErr w:type="spellEnd"/>
-      <w:r>
-        <w:t xml:space="preserve"> (-0.42) and cp (0.41). The largest correlation between any two predictors is 0.58, so multicollinearity is not a concern for the linear model. </w:t>
-      </w:r>
-      <w:proofErr w:type="spellStart"/>
-      <w:r>
-        <w:t>chol</w:t>
-      </w:r>
-      <w:proofErr w:type="spellEnd"/>
-      <w:r>
-        <w:t xml:space="preserve"> and </w:t>
-      </w:r>
-      <w:proofErr w:type="spellStart"/>
-      <w:r>
-        <w:t>fbs</w:t>
-      </w:r>
-      <w:proofErr w:type="spellEnd"/>
-      <w:r>
-        <w:t xml:space="preserve"> have almost no linear correlation with the target (0.09 and 0.03) but were kept. Pearson correlation on ordinal and categorical codes is only a rough guide, so the disease-rate bars in Figure 3 are the more reliable evidence for those columns.</w:t>
+        <w:t xml:space="preserve">The most correlated features with the target are thal (0.53), ca (0.46), exang (0.43), oldpeak (0.43), thalach (-0.42) and cp (0.41). The largest correlation between any two predictors is 0.58, so multicollinearity is not a concern for the linear model. chol and fbs have almost no linear correlation </w:t>
+      </w:r>
+      <w:r>
+        <w:lastRenderedPageBreak/>
+        <w:t>with the target (0.09 and 0.03) but were kept. Pearson correlation on ordinal and categorical codes is only a rough guide, so the disease-rate bars in Figure 3 are the more reliable evidence for those columns.</w:t>
       </w:r>
     </w:p>
     <w:p>
@@ -1169,7 +779,6 @@
         <w:pStyle w:val="Heading1"/>
       </w:pPr>
       <w:r>
-        <w:lastRenderedPageBreak/>
         <w:t>4. Feature engineering and model development</w:t>
       </w:r>
     </w:p>
@@ -1204,12 +813,6 @@
         <w:gridCol w:w="3626"/>
       </w:tblGrid>
       <w:tr>
-        <w:tblPrEx>
-          <w:tblCellMar>
-            <w:top w:w="0" w:type="dxa"/>
-            <w:bottom w:w="0" w:type="dxa"/>
-          </w:tblCellMar>
-        </w:tblPrEx>
         <w:trPr>
           <w:tblHeader/>
         </w:trPr>
@@ -1305,12 +908,6 @@
         </w:tc>
       </w:tr>
       <w:tr>
-        <w:tblPrEx>
-          <w:tblCellMar>
-            <w:top w:w="0" w:type="dxa"/>
-            <w:bottom w:w="0" w:type="dxa"/>
-          </w:tblCellMar>
-        </w:tblPrEx>
         <w:tc>
           <w:tcPr>
             <w:tcW w:w="1800" w:type="dxa"/>
@@ -1361,81 +958,8 @@
                 <w:sz w:val="19"/>
                 <w:szCs w:val="19"/>
               </w:rPr>
-              <w:t xml:space="preserve">age, </w:t>
-            </w:r>
-            <w:proofErr w:type="spellStart"/>
-            <w:r>
-              <w:rPr>
-                <w:sz w:val="19"/>
-                <w:szCs w:val="19"/>
-              </w:rPr>
-              <w:t>trestbps</w:t>
-            </w:r>
-            <w:proofErr w:type="spellEnd"/>
-            <w:r>
-              <w:rPr>
-                <w:sz w:val="19"/>
-                <w:szCs w:val="19"/>
-              </w:rPr>
-              <w:t xml:space="preserve">, </w:t>
-            </w:r>
-            <w:proofErr w:type="spellStart"/>
-            <w:r>
-              <w:rPr>
-                <w:sz w:val="19"/>
-                <w:szCs w:val="19"/>
-              </w:rPr>
-              <w:t>chol</w:t>
-            </w:r>
-            <w:proofErr w:type="spellEnd"/>
-            <w:r>
-              <w:rPr>
-                <w:sz w:val="19"/>
-                <w:szCs w:val="19"/>
-              </w:rPr>
-              <w:t xml:space="preserve">, </w:t>
-            </w:r>
-            <w:proofErr w:type="spellStart"/>
-            <w:r>
-              <w:rPr>
-                <w:sz w:val="19"/>
-                <w:szCs w:val="19"/>
-              </w:rPr>
-              <w:t>thalach</w:t>
-            </w:r>
-            <w:proofErr w:type="spellEnd"/>
-            <w:r>
-              <w:rPr>
-                <w:sz w:val="19"/>
-                <w:szCs w:val="19"/>
-              </w:rPr>
-              <w:t xml:space="preserve">, </w:t>
-            </w:r>
-            <w:proofErr w:type="spellStart"/>
-            <w:r>
-              <w:rPr>
-                <w:sz w:val="19"/>
-                <w:szCs w:val="19"/>
-              </w:rPr>
-              <w:t>oldpeak</w:t>
-            </w:r>
-            <w:proofErr w:type="spellEnd"/>
-            <w:r>
-              <w:rPr>
-                <w:sz w:val="19"/>
-                <w:szCs w:val="19"/>
-              </w:rPr>
-              <w:t xml:space="preserve">, </w:t>
-            </w:r>
-            <w:proofErr w:type="spellStart"/>
-            <w:r>
-              <w:rPr>
-                <w:sz w:val="19"/>
-                <w:szCs w:val="19"/>
-              </w:rPr>
-              <w:t>hr_ratio</w:t>
-            </w:r>
-            <w:proofErr w:type="spellEnd"/>
+              <w:t>age, trestbps, chol, thalach, oldpeak, hr_ratio</w:t>
+            </w:r>
           </w:p>
         </w:tc>
         <w:tc>
@@ -1467,12 +991,6 @@
         </w:tc>
       </w:tr>
       <w:tr>
-        <w:tblPrEx>
-          <w:tblCellMar>
-            <w:top w:w="0" w:type="dxa"/>
-            <w:bottom w:w="0" w:type="dxa"/>
-          </w:tblCellMar>
-        </w:tblPrEx>
         <w:tc>
           <w:tcPr>
             <w:tcW w:w="1800" w:type="dxa"/>
@@ -1523,39 +1041,7 @@
                 <w:sz w:val="19"/>
                 <w:szCs w:val="19"/>
               </w:rPr>
-              <w:t xml:space="preserve">cp, </w:t>
-            </w:r>
-            <w:proofErr w:type="spellStart"/>
-            <w:r>
-              <w:rPr>
-                <w:sz w:val="19"/>
-                <w:szCs w:val="19"/>
-              </w:rPr>
-              <w:t>restecg</w:t>
-            </w:r>
-            <w:proofErr w:type="spellEnd"/>
-            <w:r>
-              <w:rPr>
-                <w:sz w:val="19"/>
-                <w:szCs w:val="19"/>
-              </w:rPr>
-              <w:t xml:space="preserve">, slope, </w:t>
-            </w:r>
-            <w:proofErr w:type="spellStart"/>
-            <w:r>
-              <w:rPr>
-                <w:sz w:val="19"/>
-                <w:szCs w:val="19"/>
-              </w:rPr>
-              <w:t>thal</w:t>
-            </w:r>
-            <w:proofErr w:type="spellEnd"/>
-            <w:r>
-              <w:rPr>
-                <w:sz w:val="19"/>
-                <w:szCs w:val="19"/>
-              </w:rPr>
-              <w:t>, ca</w:t>
+              <w:t>cp, restecg, slope, thal, ca</w:t>
             </w:r>
           </w:p>
         </w:tc>
@@ -1588,12 +1074,6 @@
         </w:tc>
       </w:tr>
       <w:tr>
-        <w:tblPrEx>
-          <w:tblCellMar>
-            <w:top w:w="0" w:type="dxa"/>
-            <w:bottom w:w="0" w:type="dxa"/>
-          </w:tblCellMar>
-        </w:tblPrEx>
         <w:tc>
           <w:tcPr>
             <w:tcW w:w="1800" w:type="dxa"/>
@@ -1644,33 +1124,8 @@
                 <w:sz w:val="19"/>
                 <w:szCs w:val="19"/>
               </w:rPr>
-              <w:t xml:space="preserve">sex, </w:t>
-            </w:r>
-            <w:proofErr w:type="spellStart"/>
-            <w:r>
-              <w:rPr>
-                <w:sz w:val="19"/>
-                <w:szCs w:val="19"/>
-              </w:rPr>
-              <w:t>fbs</w:t>
-            </w:r>
-            <w:proofErr w:type="spellEnd"/>
-            <w:r>
-              <w:rPr>
-                <w:sz w:val="19"/>
-                <w:szCs w:val="19"/>
-              </w:rPr>
-              <w:t xml:space="preserve">, </w:t>
-            </w:r>
-            <w:proofErr w:type="spellStart"/>
-            <w:r>
-              <w:rPr>
-                <w:sz w:val="19"/>
-                <w:szCs w:val="19"/>
-              </w:rPr>
-              <w:t>exang</w:t>
-            </w:r>
-            <w:proofErr w:type="spellEnd"/>
+              <w:t>sex, fbs, exang</w:t>
+            </w:r>
           </w:p>
         </w:tc>
         <w:tc>
@@ -1712,47 +1167,25 @@
         <w:spacing w:after="120" w:line="276" w:lineRule="auto"/>
       </w:pPr>
       <w:r>
-        <w:t xml:space="preserve">One engineered feature was added: </w:t>
-      </w:r>
-      <w:proofErr w:type="spellStart"/>
-      <w:r>
-        <w:t>hr_ratio</w:t>
-      </w:r>
-      <w:proofErr w:type="spellEnd"/>
-      <w:r>
-        <w:t xml:space="preserve"> = </w:t>
-      </w:r>
-      <w:proofErr w:type="spellStart"/>
-      <w:r>
-        <w:t>thalach</w:t>
-      </w:r>
-      <w:proofErr w:type="spellEnd"/>
-      <w:r>
-        <w:t xml:space="preserve"> / (220 - age), the fraction of the age-predicted maximum heart rate the patient reached. The motivation is that older patients naturally peak lower, so raw </w:t>
-      </w:r>
-      <w:proofErr w:type="spellStart"/>
-      <w:r>
-        <w:t>thalach</w:t>
-      </w:r>
-      <w:proofErr w:type="spellEnd"/>
-      <w:r>
-        <w:t xml:space="preserve"> mixes age and fitness. An ablation (repeated 5x5 CV, logistic regression) showed no measurable gain: ROC-AUC was 0.8928 with the feature and 0.8928 without it. </w:t>
-      </w:r>
-      <w:proofErr w:type="spellStart"/>
-      <w:r>
-        <w:t>hr_ratio</w:t>
-      </w:r>
-      <w:proofErr w:type="spellEnd"/>
-      <w:r>
-        <w:t xml:space="preserve"> is nearly a linear combination of age and </w:t>
-      </w:r>
-      <w:proofErr w:type="spellStart"/>
-      <w:r>
-        <w:t>thalach</w:t>
-      </w:r>
-      <w:proofErr w:type="spellEnd"/>
-      <w:r>
-        <w:t>, which the model already has. It stays in the pipeline as a documented domain feature, but it is not claimed to improve performance.</w:t>
+        <w:t xml:space="preserve">One engineered feature was added: hr_ratio = thalach / (220 - age), the fraction of the age-predicted maximum heart rate the patient reached. The motivation is that older patients naturally peak lower, so raw thalach mixes age and fitness. An ablation (repeated 5x5 CV, logistic regression) showed no measurable gain: ROC-AUC was 0.8928 with the feature and </w:t>
+      </w:r>
+      <w:r>
+        <w:t xml:space="preserve">0.8928 </w:t>
+      </w:r>
+      <w:r>
+        <w:t>without it</w:t>
+      </w:r>
+      <w:r>
+        <w:t>,</w:t>
+      </w:r>
+      <w:r>
+        <w:t xml:space="preserve"> identical to four decimal places</w:t>
+      </w:r>
+      <w:r>
+        <w:t>.</w:t>
+      </w:r>
+      <w:r>
+        <w:t xml:space="preserve"> hr_ratio is nearly a linear combination of age and thalach, which the model already has. It stays in the pipeline as a documented domain feature, but it is not claimed to improve performance.</w:t>
       </w:r>
     </w:p>
     <w:p>
@@ -1776,23 +1209,7 @@
         <w:spacing w:after="120" w:line="276" w:lineRule="auto"/>
       </w:pPr>
       <w:r>
-        <w:t xml:space="preserve">A stratified 80/20 split (242 train / 61 test, </w:t>
-      </w:r>
-      <w:proofErr w:type="spellStart"/>
-      <w:r>
-        <w:t>random_state</w:t>
-      </w:r>
-      <w:proofErr w:type="spellEnd"/>
-      <w:r>
-        <w:t xml:space="preserve"> = 42) is made before any fitting. Each model is tuned with </w:t>
-      </w:r>
-      <w:proofErr w:type="spellStart"/>
-      <w:r>
-        <w:t>GridSearchCV</w:t>
-      </w:r>
-      <w:proofErr w:type="spellEnd"/>
-      <w:r>
-        <w:t xml:space="preserve"> (stratified 5-fold, scoring = ROC-AUC) on the training portion only.</w:t>
+        <w:t>A stratified 80/20 split (242 train / 61 test, random_state = 42) is made before any fitting. Each model is tuned with GridSearchCV (stratified 5-fold, scoring = ROC-AUC) on the training portion only.</w:t>
       </w:r>
     </w:p>
     <w:tbl>
@@ -1818,12 +1235,6 @@
         <w:gridCol w:w="3100"/>
       </w:tblGrid>
       <w:tr>
-        <w:tblPrEx>
-          <w:tblCellMar>
-            <w:top w:w="0" w:type="dxa"/>
-            <w:bottom w:w="0" w:type="dxa"/>
-          </w:tblCellMar>
-        </w:tblPrEx>
         <w:trPr>
           <w:tblHeader/>
         </w:trPr>
@@ -1919,12 +1330,6 @@
         </w:tc>
       </w:tr>
       <w:tr>
-        <w:tblPrEx>
-          <w:tblCellMar>
-            <w:top w:w="0" w:type="dxa"/>
-            <w:bottom w:w="0" w:type="dxa"/>
-          </w:tblCellMar>
-        </w:tblPrEx>
         <w:tc>
           <w:tcPr>
             <w:tcW w:w="2000" w:type="dxa"/>
@@ -2008,12 +1413,6 @@
         </w:tc>
       </w:tr>
       <w:tr>
-        <w:tblPrEx>
-          <w:tblCellMar>
-            <w:top w:w="0" w:type="dxa"/>
-            <w:bottom w:w="0" w:type="dxa"/>
-          </w:tblCellMar>
-        </w:tblPrEx>
         <w:tc>
           <w:tcPr>
             <w:tcW w:w="2000" w:type="dxa"/>
@@ -2059,53 +1458,12 @@
             </w:tcMar>
           </w:tcPr>
           <w:p>
-            <w:proofErr w:type="spellStart"/>
-            <w:r>
-              <w:rPr>
-                <w:sz w:val="19"/>
-                <w:szCs w:val="19"/>
-              </w:rPr>
-              <w:t>n_estimators</w:t>
-            </w:r>
-            <w:proofErr w:type="spellEnd"/>
-            <w:r>
-              <w:rPr>
-                <w:sz w:val="19"/>
-                <w:szCs w:val="19"/>
-              </w:rPr>
-              <w:t xml:space="preserve"> {100, 300}, </w:t>
-            </w:r>
-            <w:proofErr w:type="spellStart"/>
-            <w:r>
-              <w:rPr>
-                <w:sz w:val="19"/>
-                <w:szCs w:val="19"/>
-              </w:rPr>
-              <w:t>max_depth</w:t>
-            </w:r>
-            <w:proofErr w:type="spellEnd"/>
-            <w:r>
-              <w:rPr>
-                <w:sz w:val="19"/>
-                <w:szCs w:val="19"/>
-              </w:rPr>
-              <w:t xml:space="preserve"> {3, 5, None}, </w:t>
-            </w:r>
-            <w:proofErr w:type="spellStart"/>
-            <w:r>
-              <w:rPr>
-                <w:sz w:val="19"/>
-                <w:szCs w:val="19"/>
-              </w:rPr>
-              <w:t>min_samples_leaf</w:t>
-            </w:r>
-            <w:proofErr w:type="spellEnd"/>
-            <w:r>
-              <w:rPr>
-                <w:sz w:val="19"/>
-                <w:szCs w:val="19"/>
-              </w:rPr>
-              <w:t xml:space="preserve"> {1, 3}</w:t>
+            <w:r>
+              <w:rPr>
+                <w:sz w:val="19"/>
+                <w:szCs w:val="19"/>
+              </w:rPr>
+              <w:t>n_estimators {100, 300}, max_depth {3, 5, None}, min_samples_leaf {1, 3}</w:t>
             </w:r>
           </w:p>
         </w:tc>
@@ -2132,50 +1490,12 @@
                 <w:sz w:val="19"/>
                 <w:szCs w:val="19"/>
               </w:rPr>
-              <w:t xml:space="preserve">300 trees, </w:t>
-            </w:r>
-            <w:proofErr w:type="spellStart"/>
-            <w:r>
-              <w:rPr>
-                <w:sz w:val="19"/>
-                <w:szCs w:val="19"/>
-              </w:rPr>
-              <w:t>max_depth</w:t>
-            </w:r>
-            <w:proofErr w:type="spellEnd"/>
-            <w:r>
-              <w:rPr>
-                <w:sz w:val="19"/>
-                <w:szCs w:val="19"/>
-              </w:rPr>
-              <w:t xml:space="preserve"> 3, </w:t>
-            </w:r>
-            <w:proofErr w:type="spellStart"/>
-            <w:r>
-              <w:rPr>
-                <w:sz w:val="19"/>
-                <w:szCs w:val="19"/>
-              </w:rPr>
-              <w:t>min_samples_leaf</w:t>
-            </w:r>
-            <w:proofErr w:type="spellEnd"/>
-            <w:r>
-              <w:rPr>
-                <w:sz w:val="19"/>
-                <w:szCs w:val="19"/>
-              </w:rPr>
-              <w:t xml:space="preserve"> 3</w:t>
+              <w:t>300 trees, max_depth 3, min_samples_leaf 3</w:t>
             </w:r>
           </w:p>
         </w:tc>
       </w:tr>
       <w:tr>
-        <w:tblPrEx>
-          <w:tblCellMar>
-            <w:top w:w="0" w:type="dxa"/>
-            <w:bottom w:w="0" w:type="dxa"/>
-          </w:tblCellMar>
-        </w:tblPrEx>
         <w:tc>
           <w:tcPr>
             <w:tcW w:w="2000" w:type="dxa"/>
@@ -2221,53 +1541,12 @@
             </w:tcMar>
           </w:tcPr>
           <w:p>
-            <w:proofErr w:type="spellStart"/>
-            <w:r>
-              <w:rPr>
-                <w:sz w:val="19"/>
-                <w:szCs w:val="19"/>
-              </w:rPr>
-              <w:t>n_estimators</w:t>
-            </w:r>
-            <w:proofErr w:type="spellEnd"/>
-            <w:r>
-              <w:rPr>
-                <w:sz w:val="19"/>
-                <w:szCs w:val="19"/>
-              </w:rPr>
-              <w:t xml:space="preserve"> {100, 200}, </w:t>
-            </w:r>
-            <w:proofErr w:type="spellStart"/>
-            <w:r>
-              <w:rPr>
-                <w:sz w:val="19"/>
-                <w:szCs w:val="19"/>
-              </w:rPr>
-              <w:t>learning_rate</w:t>
-            </w:r>
-            <w:proofErr w:type="spellEnd"/>
-            <w:r>
-              <w:rPr>
-                <w:sz w:val="19"/>
-                <w:szCs w:val="19"/>
-              </w:rPr>
-              <w:t xml:space="preserve"> {0.05, 0.1}, </w:t>
-            </w:r>
-            <w:proofErr w:type="spellStart"/>
-            <w:r>
-              <w:rPr>
-                <w:sz w:val="19"/>
-                <w:szCs w:val="19"/>
-              </w:rPr>
-              <w:t>max_depth</w:t>
-            </w:r>
-            <w:proofErr w:type="spellEnd"/>
-            <w:r>
-              <w:rPr>
-                <w:sz w:val="19"/>
-                <w:szCs w:val="19"/>
-              </w:rPr>
-              <w:t xml:space="preserve"> {2, 3}</w:t>
+            <w:r>
+              <w:rPr>
+                <w:sz w:val="19"/>
+                <w:szCs w:val="19"/>
+              </w:rPr>
+              <w:t>n_estimators {100, 200}, learning_rate {0.05, 0.1}, max_depth {2, 3}</w:t>
             </w:r>
           </w:p>
         </w:tc>
@@ -2294,39 +1573,7 @@
                 <w:sz w:val="19"/>
                 <w:szCs w:val="19"/>
               </w:rPr>
-              <w:t xml:space="preserve">100 trees, </w:t>
-            </w:r>
-            <w:proofErr w:type="spellStart"/>
-            <w:r>
-              <w:rPr>
-                <w:sz w:val="19"/>
-                <w:szCs w:val="19"/>
-              </w:rPr>
-              <w:t>learning_rate</w:t>
-            </w:r>
-            <w:proofErr w:type="spellEnd"/>
-            <w:r>
-              <w:rPr>
-                <w:sz w:val="19"/>
-                <w:szCs w:val="19"/>
-              </w:rPr>
-              <w:t xml:space="preserve"> 0.05, </w:t>
-            </w:r>
-            <w:proofErr w:type="spellStart"/>
-            <w:r>
-              <w:rPr>
-                <w:sz w:val="19"/>
-                <w:szCs w:val="19"/>
-              </w:rPr>
-              <w:t>max_depth</w:t>
-            </w:r>
-            <w:proofErr w:type="spellEnd"/>
-            <w:r>
-              <w:rPr>
-                <w:sz w:val="19"/>
-                <w:szCs w:val="19"/>
-              </w:rPr>
-              <w:t xml:space="preserve"> 2</w:t>
+              <w:t>100 trees, learning_rate 0.05, max_depth 2</w:t>
             </w:r>
           </w:p>
         </w:tc>
@@ -2371,12 +1618,6 @@
         <w:gridCol w:w="1400"/>
       </w:tblGrid>
       <w:tr>
-        <w:tblPrEx>
-          <w:tblCellMar>
-            <w:top w:w="0" w:type="dxa"/>
-            <w:bottom w:w="0" w:type="dxa"/>
-          </w:tblCellMar>
-        </w:tblPrEx>
         <w:trPr>
           <w:tblHeader/>
         </w:trPr>
@@ -2562,12 +1803,6 @@
         </w:tc>
       </w:tr>
       <w:tr>
-        <w:tblPrEx>
-          <w:tblCellMar>
-            <w:top w:w="0" w:type="dxa"/>
-            <w:bottom w:w="0" w:type="dxa"/>
-          </w:tblCellMar>
-        </w:tblPrEx>
         <w:tc>
           <w:tcPr>
             <w:tcW w:w="2026" w:type="dxa"/>
@@ -2732,12 +1967,6 @@
         </w:tc>
       </w:tr>
       <w:tr>
-        <w:tblPrEx>
-          <w:tblCellMar>
-            <w:top w:w="0" w:type="dxa"/>
-            <w:bottom w:w="0" w:type="dxa"/>
-          </w:tblCellMar>
-        </w:tblPrEx>
         <w:tc>
           <w:tcPr>
             <w:tcW w:w="2026" w:type="dxa"/>
@@ -2902,12 +2131,6 @@
         </w:tc>
       </w:tr>
       <w:tr>
-        <w:tblPrEx>
-          <w:tblCellMar>
-            <w:top w:w="0" w:type="dxa"/>
-            <w:bottom w:w="0" w:type="dxa"/>
-          </w:tblCellMar>
-        </w:tblPrEx>
         <w:tc>
           <w:tcPr>
             <w:tcW w:w="2026" w:type="dxa"/>
@@ -3092,7 +2315,13 @@
       <w:pPr>
         <w:pStyle w:val="Heading2"/>
       </w:pPr>
-      <w:r>
+    </w:p>
+    <w:p>
+      <w:pPr>
+        <w:pStyle w:val="Heading2"/>
+      </w:pPr>
+      <w:r>
+        <w:lastRenderedPageBreak/>
         <w:t>4.4 Held-out test results</w:t>
       </w:r>
     </w:p>
@@ -3122,12 +2351,6 @@
         <w:gridCol w:w="1240"/>
       </w:tblGrid>
       <w:tr>
-        <w:tblPrEx>
-          <w:tblCellMar>
-            <w:top w:w="0" w:type="dxa"/>
-            <w:bottom w:w="0" w:type="dxa"/>
-          </w:tblCellMar>
-        </w:tblPrEx>
         <w:trPr>
           <w:tblHeader/>
         </w:trPr>
@@ -3313,12 +2536,6 @@
         </w:tc>
       </w:tr>
       <w:tr>
-        <w:tblPrEx>
-          <w:tblCellMar>
-            <w:top w:w="0" w:type="dxa"/>
-            <w:bottom w:w="0" w:type="dxa"/>
-          </w:tblCellMar>
-        </w:tblPrEx>
         <w:tc>
           <w:tcPr>
             <w:tcW w:w="2826" w:type="dxa"/>
@@ -3483,12 +2700,6 @@
         </w:tc>
       </w:tr>
       <w:tr>
-        <w:tblPrEx>
-          <w:tblCellMar>
-            <w:top w:w="0" w:type="dxa"/>
-            <w:bottom w:w="0" w:type="dxa"/>
-          </w:tblCellMar>
-        </w:tblPrEx>
         <w:tc>
           <w:tcPr>
             <w:tcW w:w="2826" w:type="dxa"/>
@@ -3653,12 +2864,6 @@
         </w:tc>
       </w:tr>
       <w:tr>
-        <w:tblPrEx>
-          <w:tblCellMar>
-            <w:top w:w="0" w:type="dxa"/>
-            <w:bottom w:w="0" w:type="dxa"/>
-          </w:tblCellMar>
-        </w:tblPrEx>
         <w:tc>
           <w:tcPr>
             <w:tcW w:w="2826" w:type="dxa"/>
@@ -3836,7 +3041,6 @@
           <w:sz w:val="18"/>
           <w:szCs w:val="18"/>
         </w:rPr>
-        <w:lastRenderedPageBreak/>
         <w:t>Table 2. Performance on the 61 held-out patients.</w:t>
       </w:r>
     </w:p>
@@ -3867,7 +3071,7 @@
                     </pic:cNvPicPr>
                   </pic:nvPicPr>
                   <pic:blipFill>
-                    <a:blip r:embed="rId11"/>
+                    <a:blip r:embed="rId13"/>
                     <a:srcRect/>
                     <a:stretch>
                       <a:fillRect/>
@@ -3923,15 +3127,7 @@
         <w:spacing w:after="60"/>
       </w:pPr>
       <w:r>
-        <w:t xml:space="preserve">Selection used cross-validated ROC-AUC only. The test set played no part in choosing the model. Logistic regression had the highest CV ROC-AUC, but the gap to random forest (0.904 vs 0.896) is smaller than </w:t>
-      </w:r>
-      <w:proofErr w:type="gramStart"/>
-      <w:r>
-        <w:t>one fold</w:t>
-      </w:r>
-      <w:proofErr w:type="gramEnd"/>
-      <w:r>
-        <w:t xml:space="preserve"> standard deviation.</w:t>
+        <w:t>Selection used cross-validated ROC-AUC only. The test set played no part in choosing the model. Logistic regression had the highest CV ROC-AUC, but the gap to random forest (0.904 vs 0.896) is smaller than one fold standard deviation.</w:t>
       </w:r>
     </w:p>
     <w:p>
@@ -3982,6 +3178,7 @@
         <w:rPr>
           <w:noProof/>
         </w:rPr>
+        <w:lastRenderedPageBreak/>
         <w:drawing>
           <wp:inline distT="0" distB="0" distL="0" distR="0" wp14:anchorId="15C150EF" wp14:editId="15C150F0">
             <wp:extent cx="2857500" cy="2543175"/>
@@ -4000,7 +3197,7 @@
                     </pic:cNvPicPr>
                   </pic:nvPicPr>
                   <pic:blipFill>
-                    <a:blip r:embed="rId12"/>
+                    <a:blip r:embed="rId14"/>
                     <a:srcRect/>
                     <a:stretch>
                       <a:fillRect/>
@@ -4043,16 +3240,7 @@
         <w:spacing w:after="120" w:line="276" w:lineRule="auto"/>
       </w:pPr>
       <w:r>
-        <w:lastRenderedPageBreak/>
-        <w:t>The selected model misses 2 of 28 diseased patients (recall 0.929) at the cost of 5 false alarms. For a screening use case this trade-off is reasonable, and the decision threshold of 0.5 could be lowered further if missing a case is judged more costly. The largest logistic regression coefficients are no vessels coloured (ca = 0, protective), male sex, asymptomatic chest pain (cp = 4) and a reversible thalassemia defect (</w:t>
-      </w:r>
-      <w:proofErr w:type="spellStart"/>
-      <w:r>
-        <w:t>thal</w:t>
-      </w:r>
-      <w:proofErr w:type="spellEnd"/>
-      <w:r>
-        <w:t xml:space="preserve"> = 7), which agrees with the EDA.</w:t>
+        <w:t>The selected model misses 2 of 28 diseased patients (recall 0.929) at the cost of 5 false alarms. For a screening use case this trade-off is reasonable, and the decision threshold of 0.5 could be lowered further if missing a case is judged more costly. The largest logistic regression coefficients are no vessels coloured (ca = 0, protective), male sex, asymptomatic chest pain (cp = 4) and a reversible thalassemia defect (thal = 7), which agrees with the EDA.</w:t>
       </w:r>
     </w:p>
     <w:p>
@@ -4060,15 +3248,7 @@
         <w:pStyle w:val="Heading1"/>
       </w:pPr>
       <w:r>
-        <w:t>5. Experiment tracking (</w:t>
-      </w:r>
-      <w:proofErr w:type="spellStart"/>
-      <w:r>
-        <w:t>MLflow</w:t>
-      </w:r>
-      <w:proofErr w:type="spellEnd"/>
-      <w:r>
-        <w:t>)</w:t>
+        <w:t>5. Experiment tracking (MLflow)</w:t>
       </w:r>
     </w:p>
     <w:p>
@@ -4076,31 +3256,7 @@
         <w:spacing w:after="120" w:line="276" w:lineRule="auto"/>
       </w:pPr>
       <w:r>
-        <w:t xml:space="preserve">src/train.py logs to </w:t>
-      </w:r>
-      <w:proofErr w:type="spellStart"/>
-      <w:r>
-        <w:t>MLflow</w:t>
-      </w:r>
-      <w:proofErr w:type="spellEnd"/>
-      <w:r>
-        <w:t xml:space="preserve"> with a SQLite backend (</w:t>
-      </w:r>
-      <w:proofErr w:type="spellStart"/>
-      <w:r>
-        <w:t>mlflow.db</w:t>
-      </w:r>
-      <w:proofErr w:type="spellEnd"/>
-      <w:r>
-        <w:t>) and local artifact storage (</w:t>
-      </w:r>
-      <w:proofErr w:type="spellStart"/>
-      <w:r>
-        <w:t>mlartifacts</w:t>
-      </w:r>
-      <w:proofErr w:type="spellEnd"/>
-      <w:r>
-        <w:t>/). One parent run (model-comparison) holds the shared parameters and the dataset, and one nested child run exists per model.</w:t>
+        <w:t>src/train.py logs to MLflow with a SQLite backend (mlflow.db) and local artifact storage (mlartifacts/). One parent run (model-comparison) holds the shared parameters and the dataset, and one nested child run exists per model.</w:t>
       </w:r>
     </w:p>
     <w:tbl>
@@ -4125,12 +3281,6 @@
         <w:gridCol w:w="7226"/>
       </w:tblGrid>
       <w:tr>
-        <w:tblPrEx>
-          <w:tblCellMar>
-            <w:top w:w="0" w:type="dxa"/>
-            <w:bottom w:w="0" w:type="dxa"/>
-          </w:tblCellMar>
-        </w:tblPrEx>
         <w:trPr>
           <w:tblHeader/>
         </w:trPr>
@@ -4196,12 +3346,6 @@
         </w:tc>
       </w:tr>
       <w:tr>
-        <w:tblPrEx>
-          <w:tblCellMar>
-            <w:top w:w="0" w:type="dxa"/>
-            <w:bottom w:w="0" w:type="dxa"/>
-          </w:tblCellMar>
-        </w:tblPrEx>
         <w:tc>
           <w:tcPr>
             <w:tcW w:w="1800" w:type="dxa"/>
@@ -4258,12 +3402,6 @@
         </w:tc>
       </w:tr>
       <w:tr>
-        <w:tblPrEx>
-          <w:tblCellMar>
-            <w:top w:w="0" w:type="dxa"/>
-            <w:bottom w:w="0" w:type="dxa"/>
-          </w:tblCellMar>
-        </w:tblPrEx>
         <w:tc>
           <w:tcPr>
             <w:tcW w:w="1800" w:type="dxa"/>
@@ -4320,12 +3458,6 @@
         </w:tc>
       </w:tr>
       <w:tr>
-        <w:tblPrEx>
-          <w:tblCellMar>
-            <w:top w:w="0" w:type="dxa"/>
-            <w:bottom w:w="0" w:type="dxa"/>
-          </w:tblCellMar>
-        </w:tblPrEx>
         <w:tc>
           <w:tcPr>
             <w:tcW w:w="1800" w:type="dxa"/>
@@ -4376,29 +3508,12 @@
                 <w:sz w:val="19"/>
                 <w:szCs w:val="19"/>
               </w:rPr>
-              <w:t xml:space="preserve">ROC curve, confusion matrix and feature-importance plot per model; ROC comparison plot; cleaned dataset; </w:t>
-            </w:r>
-            <w:proofErr w:type="spellStart"/>
-            <w:proofErr w:type="gramStart"/>
-            <w:r>
-              <w:rPr>
-                <w:sz w:val="19"/>
-                <w:szCs w:val="19"/>
-              </w:rPr>
-              <w:t>metadata.json</w:t>
-            </w:r>
-            <w:proofErr w:type="spellEnd"/>
-            <w:proofErr w:type="gramEnd"/>
+              <w:t>ROC curve, confusion matrix and feature-importance plot per model; ROC comparison plot; cleaned dataset; metadata.json</w:t>
+            </w:r>
           </w:p>
         </w:tc>
       </w:tr>
       <w:tr>
-        <w:tblPrEx>
-          <w:tblCellMar>
-            <w:top w:w="0" w:type="dxa"/>
-            <w:bottom w:w="0" w:type="dxa"/>
-          </w:tblCellMar>
-        </w:tblPrEx>
         <w:tc>
           <w:tcPr>
             <w:tcW w:w="1800" w:type="dxa"/>
@@ -4416,15 +3531,7 @@
               <w:right w:w="100" w:type="dxa"/>
             </w:tcMar>
           </w:tcPr>
-          <w:p>
-            <w:r>
-              <w:rPr>
-                <w:sz w:val="19"/>
-                <w:szCs w:val="19"/>
-              </w:rPr>
-              <w:t>Models</w:t>
-            </w:r>
-          </w:p>
+          <w:p/>
         </w:tc>
         <w:tc>
           <w:tcPr>
@@ -4463,14 +3570,6 @@
     <w:tbl>
       <w:tblPr>
         <w:tblW w:w="9026" w:type="dxa"/>
-        <w:tblBorders>
-          <w:top w:val="single" w:sz="4" w:space="0" w:color="auto"/>
-          <w:left w:val="single" w:sz="4" w:space="0" w:color="auto"/>
-          <w:bottom w:val="single" w:sz="4" w:space="0" w:color="auto"/>
-          <w:right w:val="single" w:sz="4" w:space="0" w:color="auto"/>
-          <w:insideH w:val="single" w:sz="4" w:space="0" w:color="auto"/>
-          <w:insideV w:val="single" w:sz="4" w:space="0" w:color="auto"/>
-        </w:tblBorders>
         <w:tblCellMar>
           <w:left w:w="10" w:type="dxa"/>
           <w:right w:w="10" w:type="dxa"/>
@@ -4481,22 +3580,9 @@
         <w:gridCol w:w="9026"/>
       </w:tblGrid>
       <w:tr>
-        <w:tblPrEx>
-          <w:tblCellMar>
-            <w:top w:w="0" w:type="dxa"/>
-            <w:bottom w:w="0" w:type="dxa"/>
-          </w:tblCellMar>
-        </w:tblPrEx>
         <w:tc>
           <w:tcPr>
             <w:tcW w:w="9026" w:type="dxa"/>
-            <w:tcBorders>
-              <w:top w:val="dashed" w:sz="6" w:space="0" w:color="C0392B"/>
-              <w:left w:val="dashed" w:sz="6" w:space="0" w:color="C0392B"/>
-              <w:bottom w:val="dashed" w:sz="6" w:space="0" w:color="C0392B"/>
-              <w:right w:val="dashed" w:sz="6" w:space="0" w:color="C0392B"/>
-            </w:tcBorders>
-            <w:shd w:val="clear" w:color="auto" w:fill="FDEDEC"/>
             <w:tcMar>
               <w:top w:w="200" w:type="dxa"/>
               <w:left w:w="160" w:type="dxa"/>
@@ -4510,48 +3596,57 @@
             </w:pPr>
             <w:r>
               <w:rPr>
-                <w:b/>
-                <w:bCs/>
-                <w:color w:val="C0392B"/>
-                <w:sz w:val="20"/>
-                <w:szCs w:val="20"/>
-              </w:rPr>
-              <w:t xml:space="preserve">[ INSERT SCREENSHOT: </w:t>
-            </w:r>
-            <w:proofErr w:type="gramStart"/>
-            <w:r>
-              <w:rPr>
-                <w:b/>
-                <w:bCs/>
-                <w:color w:val="C0392B"/>
-                <w:sz w:val="20"/>
-                <w:szCs w:val="20"/>
-              </w:rPr>
-              <w:t>screenshots/mlflow_experiment_runs.png ]</w:t>
-            </w:r>
-            <w:proofErr w:type="gramEnd"/>
-          </w:p>
-          <w:p>
-            <w:pPr>
-              <w:jc w:val="center"/>
-            </w:pPr>
-            <w:proofErr w:type="spellStart"/>
-            <w:r>
-              <w:rPr>
-                <w:color w:val="7B241C"/>
-                <w:sz w:val="18"/>
-                <w:szCs w:val="18"/>
-              </w:rPr>
-              <w:t>MLflow</w:t>
-            </w:r>
-            <w:proofErr w:type="spellEnd"/>
-            <w:r>
-              <w:rPr>
-                <w:color w:val="7B241C"/>
-                <w:sz w:val="18"/>
-                <w:szCs w:val="18"/>
-              </w:rPr>
-              <w:t xml:space="preserve"> UI: experiment 'heart-disease-risk' showing the parent run and the three child runs.</w:t>
+                <w:noProof/>
+              </w:rPr>
+              <w:lastRenderedPageBreak/>
+              <w:drawing>
+                <wp:inline distT="0" distB="0" distL="0" distR="0" wp14:anchorId="49ECA752" wp14:editId="25F7D58B">
+                  <wp:extent cx="5731510" cy="2888615"/>
+                  <wp:effectExtent l="0" t="0" r="2540" b="6985"/>
+                  <wp:docPr id="802051785" name="Picture 12"/>
+                  <wp:cNvGraphicFramePr>
+                    <a:graphicFrameLocks xmlns:a="http://schemas.openxmlformats.org/drawingml/2006/main" noChangeAspect="1"/>
+                  </wp:cNvGraphicFramePr>
+                  <a:graphic xmlns:a="http://schemas.openxmlformats.org/drawingml/2006/main">
+                    <a:graphicData uri="http://schemas.openxmlformats.org/drawingml/2006/picture">
+                      <pic:pic xmlns:pic="http://schemas.openxmlformats.org/drawingml/2006/picture">
+                        <pic:nvPicPr>
+                          <pic:cNvPr id="0" name="Picture 22"/>
+                          <pic:cNvPicPr>
+                            <a:picLocks noChangeAspect="1" noChangeArrowheads="1"/>
+                          </pic:cNvPicPr>
+                        </pic:nvPicPr>
+                        <pic:blipFill>
+                          <a:blip r:embed="rId15" cstate="print">
+                            <a:extLst>
+                              <a:ext uri="{28A0092B-C50C-407E-A947-70E740481C1C}">
+                                <a14:useLocalDpi xmlns:a14="http://schemas.microsoft.com/office/drawing/2010/main" val="0"/>
+                              </a:ext>
+                            </a:extLst>
+                          </a:blip>
+                          <a:srcRect/>
+                          <a:stretch>
+                            <a:fillRect/>
+                          </a:stretch>
+                        </pic:blipFill>
+                        <pic:spPr bwMode="auto">
+                          <a:xfrm>
+                            <a:off x="0" y="0"/>
+                            <a:ext cx="5731510" cy="2888615"/>
+                          </a:xfrm>
+                          <a:prstGeom prst="rect">
+                            <a:avLst/>
+                          </a:prstGeom>
+                          <a:noFill/>
+                          <a:ln>
+                            <a:noFill/>
+                          </a:ln>
+                        </pic:spPr>
+                      </pic:pic>
+                    </a:graphicData>
+                  </a:graphic>
+                </wp:inline>
+              </w:drawing>
             </w:r>
           </w:p>
         </w:tc>
@@ -4576,14 +3671,6 @@
     <w:tbl>
       <w:tblPr>
         <w:tblW w:w="9026" w:type="dxa"/>
-        <w:tblBorders>
-          <w:top w:val="single" w:sz="4" w:space="0" w:color="auto"/>
-          <w:left w:val="single" w:sz="4" w:space="0" w:color="auto"/>
-          <w:bottom w:val="single" w:sz="4" w:space="0" w:color="auto"/>
-          <w:right w:val="single" w:sz="4" w:space="0" w:color="auto"/>
-          <w:insideH w:val="single" w:sz="4" w:space="0" w:color="auto"/>
-          <w:insideV w:val="single" w:sz="4" w:space="0" w:color="auto"/>
-        </w:tblBorders>
         <w:tblCellMar>
           <w:left w:w="10" w:type="dxa"/>
           <w:right w:w="10" w:type="dxa"/>
@@ -4594,22 +3681,9 @@
         <w:gridCol w:w="9026"/>
       </w:tblGrid>
       <w:tr>
-        <w:tblPrEx>
-          <w:tblCellMar>
-            <w:top w:w="0" w:type="dxa"/>
-            <w:bottom w:w="0" w:type="dxa"/>
-          </w:tblCellMar>
-        </w:tblPrEx>
         <w:tc>
           <w:tcPr>
             <w:tcW w:w="9026" w:type="dxa"/>
-            <w:tcBorders>
-              <w:top w:val="dashed" w:sz="6" w:space="0" w:color="C0392B"/>
-              <w:left w:val="dashed" w:sz="6" w:space="0" w:color="C0392B"/>
-              <w:bottom w:val="dashed" w:sz="6" w:space="0" w:color="C0392B"/>
-              <w:right w:val="dashed" w:sz="6" w:space="0" w:color="C0392B"/>
-            </w:tcBorders>
-            <w:shd w:val="clear" w:color="auto" w:fill="FDEDEC"/>
             <w:tcMar>
               <w:top w:w="200" w:type="dxa"/>
               <w:left w:w="160" w:type="dxa"/>
@@ -4623,48 +3697,56 @@
             </w:pPr>
             <w:r>
               <w:rPr>
-                <w:b/>
-                <w:bCs/>
-                <w:color w:val="C0392B"/>
-                <w:sz w:val="20"/>
-                <w:szCs w:val="20"/>
-              </w:rPr>
-              <w:t xml:space="preserve">[ INSERT SCREENSHOT: </w:t>
-            </w:r>
-            <w:proofErr w:type="gramStart"/>
-            <w:r>
-              <w:rPr>
-                <w:b/>
-                <w:bCs/>
-                <w:color w:val="C0392B"/>
-                <w:sz w:val="20"/>
-                <w:szCs w:val="20"/>
-              </w:rPr>
-              <w:t>screenshots/mlflow_run_compare.png ]</w:t>
-            </w:r>
-            <w:proofErr w:type="gramEnd"/>
-          </w:p>
-          <w:p>
-            <w:pPr>
-              <w:jc w:val="center"/>
-            </w:pPr>
-            <w:proofErr w:type="spellStart"/>
-            <w:r>
-              <w:rPr>
-                <w:color w:val="7B241C"/>
-                <w:sz w:val="18"/>
-                <w:szCs w:val="18"/>
-              </w:rPr>
-              <w:t>MLflow</w:t>
-            </w:r>
-            <w:proofErr w:type="spellEnd"/>
-            <w:r>
-              <w:rPr>
-                <w:color w:val="7B241C"/>
-                <w:sz w:val="18"/>
-                <w:szCs w:val="18"/>
-              </w:rPr>
-              <w:t xml:space="preserve"> UI: select the three child runs and click Compare (parameters and metrics side by side).</w:t>
+                <w:noProof/>
+              </w:rPr>
+              <w:drawing>
+                <wp:inline distT="0" distB="0" distL="0" distR="0" wp14:anchorId="36A79609" wp14:editId="2880A4B0">
+                  <wp:extent cx="5731510" cy="3879215"/>
+                  <wp:effectExtent l="0" t="0" r="2540" b="6985"/>
+                  <wp:docPr id="895261811" name="Picture 5"/>
+                  <wp:cNvGraphicFramePr>
+                    <a:graphicFrameLocks xmlns:a="http://schemas.openxmlformats.org/drawingml/2006/main" noChangeAspect="1"/>
+                  </wp:cNvGraphicFramePr>
+                  <a:graphic xmlns:a="http://schemas.openxmlformats.org/drawingml/2006/main">
+                    <a:graphicData uri="http://schemas.openxmlformats.org/drawingml/2006/picture">
+                      <pic:pic xmlns:pic="http://schemas.openxmlformats.org/drawingml/2006/picture">
+                        <pic:nvPicPr>
+                          <pic:cNvPr id="0" name="Picture 8"/>
+                          <pic:cNvPicPr>
+                            <a:picLocks noChangeAspect="1" noChangeArrowheads="1"/>
+                          </pic:cNvPicPr>
+                        </pic:nvPicPr>
+                        <pic:blipFill>
+                          <a:blip r:embed="rId16" cstate="print">
+                            <a:extLst>
+                              <a:ext uri="{28A0092B-C50C-407E-A947-70E740481C1C}">
+                                <a14:useLocalDpi xmlns:a14="http://schemas.microsoft.com/office/drawing/2010/main" val="0"/>
+                              </a:ext>
+                            </a:extLst>
+                          </a:blip>
+                          <a:srcRect/>
+                          <a:stretch>
+                            <a:fillRect/>
+                          </a:stretch>
+                        </pic:blipFill>
+                        <pic:spPr bwMode="auto">
+                          <a:xfrm>
+                            <a:off x="0" y="0"/>
+                            <a:ext cx="5731510" cy="3879215"/>
+                          </a:xfrm>
+                          <a:prstGeom prst="rect">
+                            <a:avLst/>
+                          </a:prstGeom>
+                          <a:noFill/>
+                          <a:ln>
+                            <a:noFill/>
+                          </a:ln>
+                        </pic:spPr>
+                      </pic:pic>
+                    </a:graphicData>
+                  </a:graphic>
+                </wp:inline>
+              </w:drawing>
             </w:r>
           </w:p>
         </w:tc>
@@ -4689,14 +3771,6 @@
     <w:tbl>
       <w:tblPr>
         <w:tblW w:w="9026" w:type="dxa"/>
-        <w:tblBorders>
-          <w:top w:val="single" w:sz="4" w:space="0" w:color="auto"/>
-          <w:left w:val="single" w:sz="4" w:space="0" w:color="auto"/>
-          <w:bottom w:val="single" w:sz="4" w:space="0" w:color="auto"/>
-          <w:right w:val="single" w:sz="4" w:space="0" w:color="auto"/>
-          <w:insideH w:val="single" w:sz="4" w:space="0" w:color="auto"/>
-          <w:insideV w:val="single" w:sz="4" w:space="0" w:color="auto"/>
-        </w:tblBorders>
         <w:tblCellMar>
           <w:left w:w="10" w:type="dxa"/>
           <w:right w:w="10" w:type="dxa"/>
@@ -4707,22 +3781,9 @@
         <w:gridCol w:w="9026"/>
       </w:tblGrid>
       <w:tr>
-        <w:tblPrEx>
-          <w:tblCellMar>
-            <w:top w:w="0" w:type="dxa"/>
-            <w:bottom w:w="0" w:type="dxa"/>
-          </w:tblCellMar>
-        </w:tblPrEx>
         <w:tc>
           <w:tcPr>
             <w:tcW w:w="9026" w:type="dxa"/>
-            <w:tcBorders>
-              <w:top w:val="dashed" w:sz="6" w:space="0" w:color="C0392B"/>
-              <w:left w:val="dashed" w:sz="6" w:space="0" w:color="C0392B"/>
-              <w:bottom w:val="dashed" w:sz="6" w:space="0" w:color="C0392B"/>
-              <w:right w:val="dashed" w:sz="6" w:space="0" w:color="C0392B"/>
-            </w:tcBorders>
-            <w:shd w:val="clear" w:color="auto" w:fill="FDEDEC"/>
             <w:tcMar>
               <w:top w:w="200" w:type="dxa"/>
               <w:left w:w="160" w:type="dxa"/>
@@ -4736,48 +3797,57 @@
             </w:pPr>
             <w:r>
               <w:rPr>
-                <w:b/>
-                <w:bCs/>
-                <w:color w:val="C0392B"/>
-                <w:sz w:val="20"/>
-                <w:szCs w:val="20"/>
-              </w:rPr>
-              <w:t xml:space="preserve">[ INSERT SCREENSHOT: </w:t>
-            </w:r>
-            <w:proofErr w:type="gramStart"/>
-            <w:r>
-              <w:rPr>
-                <w:b/>
-                <w:bCs/>
-                <w:color w:val="C0392B"/>
-                <w:sz w:val="20"/>
-                <w:szCs w:val="20"/>
-              </w:rPr>
-              <w:t>screenshots/mlflow_artifacts_model_registry.png ]</w:t>
-            </w:r>
-            <w:proofErr w:type="gramEnd"/>
-          </w:p>
-          <w:p>
-            <w:pPr>
-              <w:jc w:val="center"/>
-            </w:pPr>
-            <w:proofErr w:type="spellStart"/>
-            <w:r>
-              <w:rPr>
-                <w:color w:val="7B241C"/>
-                <w:sz w:val="18"/>
-                <w:szCs w:val="18"/>
-              </w:rPr>
-              <w:t>MLflow</w:t>
-            </w:r>
-            <w:proofErr w:type="spellEnd"/>
-            <w:r>
-              <w:rPr>
-                <w:color w:val="7B241C"/>
-                <w:sz w:val="18"/>
-                <w:szCs w:val="18"/>
-              </w:rPr>
-              <w:t xml:space="preserve"> UI: artifacts tab of a run (plots) and the Models page showing heart-disease-classifier.</w:t>
+                <w:noProof/>
+              </w:rPr>
+              <w:lastRenderedPageBreak/>
+              <w:drawing>
+                <wp:inline distT="0" distB="0" distL="0" distR="0" wp14:anchorId="5696C940" wp14:editId="46284F55">
+                  <wp:extent cx="5728970" cy="3865245"/>
+                  <wp:effectExtent l="0" t="0" r="5080" b="1905"/>
+                  <wp:docPr id="1954032999" name="Picture 2"/>
+                  <wp:cNvGraphicFramePr>
+                    <a:graphicFrameLocks xmlns:a="http://schemas.openxmlformats.org/drawingml/2006/main" noChangeAspect="1"/>
+                  </wp:cNvGraphicFramePr>
+                  <a:graphic xmlns:a="http://schemas.openxmlformats.org/drawingml/2006/main">
+                    <a:graphicData uri="http://schemas.openxmlformats.org/drawingml/2006/picture">
+                      <pic:pic xmlns:pic="http://schemas.openxmlformats.org/drawingml/2006/picture">
+                        <pic:nvPicPr>
+                          <pic:cNvPr id="0" name="Picture 2"/>
+                          <pic:cNvPicPr>
+                            <a:picLocks noChangeAspect="1" noChangeArrowheads="1"/>
+                          </pic:cNvPicPr>
+                        </pic:nvPicPr>
+                        <pic:blipFill>
+                          <a:blip r:embed="rId17" cstate="print">
+                            <a:extLst>
+                              <a:ext uri="{28A0092B-C50C-407E-A947-70E740481C1C}">
+                                <a14:useLocalDpi xmlns:a14="http://schemas.microsoft.com/office/drawing/2010/main" val="0"/>
+                              </a:ext>
+                            </a:extLst>
+                          </a:blip>
+                          <a:srcRect/>
+                          <a:stretch>
+                            <a:fillRect/>
+                          </a:stretch>
+                        </pic:blipFill>
+                        <pic:spPr bwMode="auto">
+                          <a:xfrm>
+                            <a:off x="0" y="0"/>
+                            <a:ext cx="5728970" cy="3865245"/>
+                          </a:xfrm>
+                          <a:prstGeom prst="rect">
+                            <a:avLst/>
+                          </a:prstGeom>
+                          <a:noFill/>
+                          <a:ln>
+                            <a:noFill/>
+                          </a:ln>
+                        </pic:spPr>
+                      </pic:pic>
+                    </a:graphicData>
+                  </a:graphic>
+                </wp:inline>
+              </w:drawing>
             </w:r>
           </w:p>
         </w:tc>
@@ -4796,7 +3866,37 @@
           <w:sz w:val="18"/>
           <w:szCs w:val="18"/>
         </w:rPr>
-        <w:t>Figure 9. Artifacts and model registry.</w:t>
+        <w:t xml:space="preserve">Figure 9. Artifacts </w:t>
+      </w:r>
+      <w:r>
+        <w:rPr>
+          <w:i/>
+          <w:iCs/>
+          <w:color w:val="555555"/>
+          <w:sz w:val="18"/>
+          <w:szCs w:val="18"/>
+        </w:rPr>
+        <w:t>produced</w:t>
+      </w:r>
+      <w:r>
+        <w:rPr>
+          <w:i/>
+          <w:iCs/>
+          <w:color w:val="555555"/>
+          <w:sz w:val="18"/>
+          <w:szCs w:val="18"/>
+        </w:rPr>
+        <w:t xml:space="preserve"> by the selected run</w:t>
+      </w:r>
+      <w:r>
+        <w:rPr>
+          <w:i/>
+          <w:iCs/>
+          <w:color w:val="555555"/>
+          <w:sz w:val="18"/>
+          <w:szCs w:val="18"/>
+        </w:rPr>
+        <w:t>.</w:t>
       </w:r>
     </w:p>
     <w:p>
@@ -4817,47 +3917,7 @@
         <w:spacing w:after="60"/>
       </w:pPr>
       <w:r>
-        <w:t xml:space="preserve">The final artefact is a single scikit-learn Pipeline (preprocessing + classifier) saved with </w:t>
-      </w:r>
-      <w:proofErr w:type="spellStart"/>
-      <w:r>
-        <w:t>joblib</w:t>
-      </w:r>
-      <w:proofErr w:type="spellEnd"/>
-      <w:r>
-        <w:t xml:space="preserve"> to models/</w:t>
-      </w:r>
-      <w:proofErr w:type="spellStart"/>
-      <w:r>
-        <w:t>model.joblib</w:t>
-      </w:r>
-      <w:proofErr w:type="spellEnd"/>
-      <w:r>
-        <w:t>, plus models/</w:t>
-      </w:r>
-      <w:proofErr w:type="spellStart"/>
-      <w:r>
-        <w:t>metadata.json</w:t>
-      </w:r>
-      <w:proofErr w:type="spellEnd"/>
-      <w:r>
-        <w:t xml:space="preserve"> (model name, parameters, metrics, library versions, </w:t>
-      </w:r>
-      <w:proofErr w:type="spellStart"/>
-      <w:r>
-        <w:t>MLflow</w:t>
-      </w:r>
-      <w:proofErr w:type="spellEnd"/>
-      <w:r>
-        <w:t xml:space="preserve"> run id). The same pipeline is also logged to </w:t>
-      </w:r>
-      <w:proofErr w:type="spellStart"/>
-      <w:r>
-        <w:t>MLflow</w:t>
-      </w:r>
-      <w:proofErr w:type="spellEnd"/>
-      <w:r>
-        <w:t xml:space="preserve"> as a registered model.</w:t>
+        <w:t>The final artefact is a single scikit-learn Pipeline (preprocessing + classifier) saved with joblib to models/model.joblib, plus models/metadata.json (model name, parameters, metrics, library versions, MLflow run id). The same pipeline is also logged to MLflow as a registered model.</w:t>
       </w:r>
     </w:p>
     <w:p>
@@ -4883,17 +3943,7 @@
         <w:spacing w:after="60"/>
       </w:pPr>
       <w:r>
-        <w:t xml:space="preserve">requirements.txt pins exact versions used for training; requirements-serving.txt lists the smaller runtime set used in the container. Pickled models must be loaded with the same scikit-learn version, which is why the versions match and the version is recorded in </w:t>
-      </w:r>
-      <w:proofErr w:type="spellStart"/>
-      <w:proofErr w:type="gramStart"/>
-      <w:r>
-        <w:t>metadata.json</w:t>
-      </w:r>
-      <w:proofErr w:type="spellEnd"/>
-      <w:proofErr w:type="gramEnd"/>
-      <w:r>
-        <w:t>.</w:t>
+        <w:t>requirements.txt pins exact versions used for training; requirements-serving.txt lists the smaller runtime set used in the container. Pickled models must be loaded with the same scikit-learn version, which is why the versions match and the version is recorded in metadata.json.</w:t>
       </w:r>
     </w:p>
     <w:p>
@@ -4906,17 +3956,7 @@
         <w:spacing w:after="60"/>
       </w:pPr>
       <w:r>
-        <w:t xml:space="preserve">Random seeds are fixed (split, CV, models). Re-running python -m </w:t>
-      </w:r>
-      <w:proofErr w:type="spellStart"/>
-      <w:proofErr w:type="gramStart"/>
-      <w:r>
-        <w:t>src.train</w:t>
-      </w:r>
-      <w:proofErr w:type="spellEnd"/>
-      <w:proofErr w:type="gramEnd"/>
-      <w:r>
-        <w:t xml:space="preserve"> reproduces the reported metrics.</w:t>
+        <w:t>Random seeds are fixed (split, CV, models). Re-running python -m src.train reproduces the reported metrics.</w:t>
       </w:r>
     </w:p>
     <w:p>
@@ -4929,24 +3969,7 @@
         <w:spacing w:after="60"/>
       </w:pPr>
       <w:r>
-        <w:lastRenderedPageBreak/>
-        <w:t xml:space="preserve">Security note: </w:t>
-      </w:r>
-      <w:proofErr w:type="spellStart"/>
-      <w:r>
-        <w:t>joblib</w:t>
-      </w:r>
-      <w:proofErr w:type="spellEnd"/>
-      <w:r>
-        <w:t xml:space="preserve"> and </w:t>
-      </w:r>
-      <w:proofErr w:type="spellStart"/>
-      <w:r>
-        <w:t>cloudpickle</w:t>
-      </w:r>
-      <w:proofErr w:type="spellEnd"/>
-      <w:r>
-        <w:t xml:space="preserve"> files can execute code when loaded, so model files should only be loaded from trusted sources, as is the case here (built by this repository's own pipeline).</w:t>
+        <w:t>Security note: joblib and cloudpickle files can execute code when loaded, so model files should only be loaded from trusted sources, as is the case here (built by this repository's own pipeline).</w:t>
       </w:r>
     </w:p>
     <w:p>
@@ -4961,21 +3984,8 @@
       <w:pPr>
         <w:spacing w:after="120" w:line="276" w:lineRule="auto"/>
       </w:pPr>
-      <w:proofErr w:type="gramStart"/>
-      <w:r>
-        <w:t>21 unit</w:t>
-      </w:r>
-      <w:proofErr w:type="gramEnd"/>
-      <w:r>
-        <w:t xml:space="preserve"> tests (</w:t>
-      </w:r>
-      <w:proofErr w:type="spellStart"/>
-      <w:r>
-        <w:t>pytest</w:t>
-      </w:r>
-      <w:proofErr w:type="spellEnd"/>
-      <w:r>
-        <w:t>) cover the data cleaning, the feature transformer, model training for every candidate, the pickled-model round trip, and the API. Tests use synthetic data in the real schema, so they run without downloading anything.</w:t>
+      <w:r>
+        <w:t>21 unit tests (pytest) cover the data cleaning, the feature transformer, model training for every candidate, the pickled-model round trip, and the API. Tests use synthetic data in the real schema, so they run without downloading anything.</w:t>
       </w:r>
     </w:p>
     <w:tbl>
@@ -5000,12 +4010,6 @@
         <w:gridCol w:w="6826"/>
       </w:tblGrid>
       <w:tr>
-        <w:tblPrEx>
-          <w:tblCellMar>
-            <w:top w:w="0" w:type="dxa"/>
-            <w:bottom w:w="0" w:type="dxa"/>
-          </w:tblCellMar>
-        </w:tblPrEx>
         <w:trPr>
           <w:tblHeader/>
         </w:trPr>
@@ -5071,12 +4075,6 @@
         </w:tc>
       </w:tr>
       <w:tr>
-        <w:tblPrEx>
-          <w:tblCellMar>
-            <w:top w:w="0" w:type="dxa"/>
-            <w:bottom w:w="0" w:type="dxa"/>
-          </w:tblCellMar>
-        </w:tblPrEx>
         <w:tc>
           <w:tcPr>
             <w:tcW w:w="2200" w:type="dxa"/>
@@ -5133,12 +4131,6 @@
         </w:tc>
       </w:tr>
       <w:tr>
-        <w:tblPrEx>
-          <w:tblCellMar>
-            <w:top w:w="0" w:type="dxa"/>
-            <w:bottom w:w="0" w:type="dxa"/>
-          </w:tblCellMar>
-        </w:tblPrEx>
         <w:tc>
           <w:tcPr>
             <w:tcW w:w="2200" w:type="dxa"/>
@@ -5162,6 +4154,7 @@
                 <w:sz w:val="19"/>
                 <w:szCs w:val="19"/>
               </w:rPr>
+              <w:lastRenderedPageBreak/>
               <w:t>test_features.py</w:t>
             </w:r>
           </w:p>
@@ -5184,48 +4177,17 @@
             </w:tcMar>
           </w:tcPr>
           <w:p>
-            <w:proofErr w:type="spellStart"/>
-            <w:r>
-              <w:rPr>
-                <w:sz w:val="19"/>
-                <w:szCs w:val="19"/>
-              </w:rPr>
-              <w:t>hr_ratio</w:t>
-            </w:r>
-            <w:proofErr w:type="spellEnd"/>
-            <w:r>
-              <w:rPr>
-                <w:sz w:val="19"/>
-                <w:szCs w:val="19"/>
-              </w:rPr>
-              <w:t xml:space="preserve"> value, no input mutation, no </w:t>
-            </w:r>
-            <w:proofErr w:type="spellStart"/>
-            <w:r>
-              <w:rPr>
-                <w:sz w:val="19"/>
-                <w:szCs w:val="19"/>
-              </w:rPr>
-              <w:t>NaN</w:t>
-            </w:r>
-            <w:proofErr w:type="spellEnd"/>
-            <w:r>
-              <w:rPr>
-                <w:sz w:val="19"/>
-                <w:szCs w:val="19"/>
-              </w:rPr>
-              <w:t xml:space="preserve"> after preprocessing, scaling, unseen categories</w:t>
+            <w:r>
+              <w:rPr>
+                <w:sz w:val="19"/>
+                <w:szCs w:val="19"/>
+              </w:rPr>
+              <w:t>hr_ratio value, no input mutation, no NaN after preprocessing, scaling, unseen categories</w:t>
             </w:r>
           </w:p>
         </w:tc>
       </w:tr>
       <w:tr>
-        <w:tblPrEx>
-          <w:tblCellMar>
-            <w:top w:w="0" w:type="dxa"/>
-            <w:bottom w:w="0" w:type="dxa"/>
-          </w:tblCellMar>
-        </w:tblPrEx>
         <w:tc>
           <w:tcPr>
             <w:tcW w:w="2200" w:type="dxa"/>
@@ -5282,12 +4244,6 @@
         </w:tc>
       </w:tr>
       <w:tr>
-        <w:tblPrEx>
-          <w:tblCellMar>
-            <w:top w:w="0" w:type="dxa"/>
-            <w:bottom w:w="0" w:type="dxa"/>
-          </w:tblCellMar>
-        </w:tblPrEx>
         <w:tc>
           <w:tcPr>
             <w:tcW w:w="2200" w:type="dxa"/>
@@ -5338,23 +4294,7 @@
                 <w:sz w:val="19"/>
                 <w:szCs w:val="19"/>
               </w:rPr>
-              <w:t>/</w:t>
-            </w:r>
-            <w:proofErr w:type="gramStart"/>
-            <w:r>
-              <w:rPr>
-                <w:sz w:val="19"/>
-                <w:szCs w:val="19"/>
-              </w:rPr>
-              <w:t>health</w:t>
-            </w:r>
-            <w:proofErr w:type="gramEnd"/>
-            <w:r>
-              <w:rPr>
-                <w:sz w:val="19"/>
-                <w:szCs w:val="19"/>
-              </w:rPr>
-              <w:t>, /predict output and request id, validation errors (422), optional fields, /metrics counters</w:t>
+              <w:t>/health, /predict output and request id, validation errors (422), optional fields, /metrics counters</w:t>
             </w:r>
           </w:p>
         </w:tc>
@@ -5370,23 +4310,7 @@
         <w:spacing w:after="120" w:line="276" w:lineRule="auto"/>
       </w:pPr>
       <w:r>
-        <w:t>The GitHub Actions workflow (.</w:t>
-      </w:r>
-      <w:proofErr w:type="spellStart"/>
-      <w:r>
-        <w:t>github</w:t>
-      </w:r>
-      <w:proofErr w:type="spellEnd"/>
-      <w:r>
-        <w:t>/workflows/</w:t>
-      </w:r>
-      <w:proofErr w:type="spellStart"/>
-      <w:r>
-        <w:t>ci.yml</w:t>
-      </w:r>
-      <w:proofErr w:type="spellEnd"/>
-      <w:r>
-        <w:t>) has four dependent jobs, so a failure in any stage stops the pipeline and the log shows which step failed:</w:t>
+        <w:t>The GitHub Actions workflow (.github/workflows/ci.yml) has four dependent jobs, so a failure in any stage stops the pipeline and the log shows which step failed:</w:t>
       </w:r>
     </w:p>
     <w:p>
@@ -5425,13 +4349,8 @@
         </w:rPr>
         <w:t xml:space="preserve">test: </w:t>
       </w:r>
-      <w:proofErr w:type="spellStart"/>
-      <w:r>
-        <w:t>pytest</w:t>
-      </w:r>
-      <w:proofErr w:type="spellEnd"/>
-      <w:r>
-        <w:t xml:space="preserve"> with coverage; uploads the JUnit and coverage reports as artifacts.</w:t>
+      <w:r>
+        <w:t>pytest with coverage; uploads the JUnit and coverage reports as artifacts.</w:t>
       </w:r>
     </w:p>
     <w:p>
@@ -5451,25 +4370,7 @@
         <w:t xml:space="preserve">train: </w:t>
       </w:r>
       <w:r>
-        <w:t xml:space="preserve">checks the download script, runs python -m </w:t>
-      </w:r>
-      <w:proofErr w:type="spellStart"/>
-      <w:proofErr w:type="gramStart"/>
-      <w:r>
-        <w:t>src.train</w:t>
-      </w:r>
-      <w:proofErr w:type="spellEnd"/>
-      <w:proofErr w:type="gramEnd"/>
-      <w:r>
-        <w:t xml:space="preserve">, uploads model, metadata, </w:t>
-      </w:r>
-      <w:proofErr w:type="spellStart"/>
-      <w:r>
-        <w:t>MLflow</w:t>
-      </w:r>
-      <w:proofErr w:type="spellEnd"/>
-      <w:r>
-        <w:t xml:space="preserve"> database and plots.</w:t>
+        <w:t>checks the download script, runs python -m src.train, uploads model, metadata, MLflow database and plots.</w:t>
       </w:r>
     </w:p>
     <w:p>
@@ -5500,14 +4401,6 @@
     <w:tbl>
       <w:tblPr>
         <w:tblW w:w="9026" w:type="dxa"/>
-        <w:tblBorders>
-          <w:top w:val="single" w:sz="4" w:space="0" w:color="auto"/>
-          <w:left w:val="single" w:sz="4" w:space="0" w:color="auto"/>
-          <w:bottom w:val="single" w:sz="4" w:space="0" w:color="auto"/>
-          <w:right w:val="single" w:sz="4" w:space="0" w:color="auto"/>
-          <w:insideH w:val="single" w:sz="4" w:space="0" w:color="auto"/>
-          <w:insideV w:val="single" w:sz="4" w:space="0" w:color="auto"/>
-        </w:tblBorders>
         <w:tblCellMar>
           <w:left w:w="10" w:type="dxa"/>
           <w:right w:w="10" w:type="dxa"/>
@@ -5518,22 +4411,9 @@
         <w:gridCol w:w="9026"/>
       </w:tblGrid>
       <w:tr>
-        <w:tblPrEx>
-          <w:tblCellMar>
-            <w:top w:w="0" w:type="dxa"/>
-            <w:bottom w:w="0" w:type="dxa"/>
-          </w:tblCellMar>
-        </w:tblPrEx>
         <w:tc>
           <w:tcPr>
             <w:tcW w:w="9026" w:type="dxa"/>
-            <w:tcBorders>
-              <w:top w:val="dashed" w:sz="6" w:space="0" w:color="C0392B"/>
-              <w:left w:val="dashed" w:sz="6" w:space="0" w:color="C0392B"/>
-              <w:bottom w:val="dashed" w:sz="6" w:space="0" w:color="C0392B"/>
-              <w:right w:val="dashed" w:sz="6" w:space="0" w:color="C0392B"/>
-            </w:tcBorders>
-            <w:shd w:val="clear" w:color="auto" w:fill="FDEDEC"/>
             <w:tcMar>
               <w:top w:w="200" w:type="dxa"/>
               <w:left w:w="160" w:type="dxa"/>
@@ -5547,38 +4427,56 @@
             </w:pPr>
             <w:r>
               <w:rPr>
-                <w:b/>
-                <w:bCs/>
-                <w:color w:val="C0392B"/>
-                <w:sz w:val="20"/>
-                <w:szCs w:val="20"/>
-              </w:rPr>
-              <w:t xml:space="preserve">[ INSERT SCREENSHOT: </w:t>
-            </w:r>
-            <w:proofErr w:type="gramStart"/>
-            <w:r>
-              <w:rPr>
-                <w:b/>
-                <w:bCs/>
-                <w:color w:val="C0392B"/>
-                <w:sz w:val="20"/>
-                <w:szCs w:val="20"/>
-              </w:rPr>
-              <w:t>screenshots/github_actions_run_success.png ]</w:t>
-            </w:r>
-            <w:proofErr w:type="gramEnd"/>
-          </w:p>
-          <w:p>
-            <w:pPr>
-              <w:jc w:val="center"/>
-            </w:pPr>
-            <w:r>
-              <w:rPr>
-                <w:color w:val="7B241C"/>
-                <w:sz w:val="18"/>
-                <w:szCs w:val="18"/>
-              </w:rPr>
-              <w:t>GitHub Actions: workflow run overview with the four jobs green.</w:t>
+                <w:noProof/>
+              </w:rPr>
+              <w:drawing>
+                <wp:inline distT="0" distB="0" distL="0" distR="0" wp14:anchorId="12513BE5" wp14:editId="001BD217">
+                  <wp:extent cx="5731510" cy="2973705"/>
+                  <wp:effectExtent l="0" t="0" r="2540" b="0"/>
+                  <wp:docPr id="1139138115" name="Picture 5"/>
+                  <wp:cNvGraphicFramePr>
+                    <a:graphicFrameLocks xmlns:a="http://schemas.openxmlformats.org/drawingml/2006/main" noChangeAspect="1"/>
+                  </wp:cNvGraphicFramePr>
+                  <a:graphic xmlns:a="http://schemas.openxmlformats.org/drawingml/2006/main">
+                    <a:graphicData uri="http://schemas.openxmlformats.org/drawingml/2006/picture">
+                      <pic:pic xmlns:pic="http://schemas.openxmlformats.org/drawingml/2006/picture">
+                        <pic:nvPicPr>
+                          <pic:cNvPr id="0" name="Picture 5"/>
+                          <pic:cNvPicPr>
+                            <a:picLocks noChangeAspect="1" noChangeArrowheads="1"/>
+                          </pic:cNvPicPr>
+                        </pic:nvPicPr>
+                        <pic:blipFill>
+                          <a:blip r:embed="rId18" cstate="print">
+                            <a:extLst>
+                              <a:ext uri="{28A0092B-C50C-407E-A947-70E740481C1C}">
+                                <a14:useLocalDpi xmlns:a14="http://schemas.microsoft.com/office/drawing/2010/main" val="0"/>
+                              </a:ext>
+                            </a:extLst>
+                          </a:blip>
+                          <a:srcRect/>
+                          <a:stretch>
+                            <a:fillRect/>
+                          </a:stretch>
+                        </pic:blipFill>
+                        <pic:spPr bwMode="auto">
+                          <a:xfrm>
+                            <a:off x="0" y="0"/>
+                            <a:ext cx="5731510" cy="2973705"/>
+                          </a:xfrm>
+                          <a:prstGeom prst="rect">
+                            <a:avLst/>
+                          </a:prstGeom>
+                          <a:noFill/>
+                          <a:ln>
+                            <a:noFill/>
+                          </a:ln>
+                        </pic:spPr>
+                      </pic:pic>
+                    </a:graphicData>
+                  </a:graphic>
+                </wp:inline>
+              </w:drawing>
             </w:r>
           </w:p>
         </w:tc>
@@ -5603,14 +4501,6 @@
     <w:tbl>
       <w:tblPr>
         <w:tblW w:w="9026" w:type="dxa"/>
-        <w:tblBorders>
-          <w:top w:val="single" w:sz="4" w:space="0" w:color="auto"/>
-          <w:left w:val="single" w:sz="4" w:space="0" w:color="auto"/>
-          <w:bottom w:val="single" w:sz="4" w:space="0" w:color="auto"/>
-          <w:right w:val="single" w:sz="4" w:space="0" w:color="auto"/>
-          <w:insideH w:val="single" w:sz="4" w:space="0" w:color="auto"/>
-          <w:insideV w:val="single" w:sz="4" w:space="0" w:color="auto"/>
-        </w:tblBorders>
         <w:tblCellMar>
           <w:left w:w="10" w:type="dxa"/>
           <w:right w:w="10" w:type="dxa"/>
@@ -5621,22 +4511,9 @@
         <w:gridCol w:w="9026"/>
       </w:tblGrid>
       <w:tr>
-        <w:tblPrEx>
-          <w:tblCellMar>
-            <w:top w:w="0" w:type="dxa"/>
-            <w:bottom w:w="0" w:type="dxa"/>
-          </w:tblCellMar>
-        </w:tblPrEx>
         <w:tc>
           <w:tcPr>
             <w:tcW w:w="9026" w:type="dxa"/>
-            <w:tcBorders>
-              <w:top w:val="dashed" w:sz="6" w:space="0" w:color="C0392B"/>
-              <w:left w:val="dashed" w:sz="6" w:space="0" w:color="C0392B"/>
-              <w:bottom w:val="dashed" w:sz="6" w:space="0" w:color="C0392B"/>
-              <w:right w:val="dashed" w:sz="6" w:space="0" w:color="C0392B"/>
-            </w:tcBorders>
-            <w:shd w:val="clear" w:color="auto" w:fill="FDEDEC"/>
             <w:tcMar>
               <w:top w:w="200" w:type="dxa"/>
               <w:left w:w="160" w:type="dxa"/>
@@ -5650,38 +4527,57 @@
             </w:pPr>
             <w:r>
               <w:rPr>
-                <w:b/>
-                <w:bCs/>
-                <w:color w:val="C0392B"/>
-                <w:sz w:val="20"/>
-                <w:szCs w:val="20"/>
-              </w:rPr>
-              <w:t xml:space="preserve">[ INSERT SCREENSHOT: </w:t>
-            </w:r>
-            <w:proofErr w:type="gramStart"/>
-            <w:r>
-              <w:rPr>
-                <w:b/>
-                <w:bCs/>
-                <w:color w:val="C0392B"/>
-                <w:sz w:val="20"/>
-                <w:szCs w:val="20"/>
-              </w:rPr>
-              <w:t>screenshots/github_actions_artifacts.png ]</w:t>
-            </w:r>
-            <w:proofErr w:type="gramEnd"/>
-          </w:p>
-          <w:p>
-            <w:pPr>
-              <w:jc w:val="center"/>
-            </w:pPr>
-            <w:r>
-              <w:rPr>
-                <w:color w:val="7B241C"/>
-                <w:sz w:val="18"/>
-                <w:szCs w:val="18"/>
-              </w:rPr>
-              <w:t>GitHub Actions: Artifacts section (test-reports, model-artifacts, docker-smoke-test).</w:t>
+                <w:noProof/>
+              </w:rPr>
+              <w:lastRenderedPageBreak/>
+              <w:drawing>
+                <wp:inline distT="0" distB="0" distL="0" distR="0" wp14:anchorId="05F5BCB8" wp14:editId="514278D5">
+                  <wp:extent cx="5731510" cy="2919095"/>
+                  <wp:effectExtent l="0" t="0" r="2540" b="0"/>
+                  <wp:docPr id="1387916279" name="Picture 11"/>
+                  <wp:cNvGraphicFramePr>
+                    <a:graphicFrameLocks xmlns:a="http://schemas.openxmlformats.org/drawingml/2006/main" noChangeAspect="1"/>
+                  </wp:cNvGraphicFramePr>
+                  <a:graphic xmlns:a="http://schemas.openxmlformats.org/drawingml/2006/main">
+                    <a:graphicData uri="http://schemas.openxmlformats.org/drawingml/2006/picture">
+                      <pic:pic xmlns:pic="http://schemas.openxmlformats.org/drawingml/2006/picture">
+                        <pic:nvPicPr>
+                          <pic:cNvPr id="0" name="Picture 20"/>
+                          <pic:cNvPicPr>
+                            <a:picLocks noChangeAspect="1" noChangeArrowheads="1"/>
+                          </pic:cNvPicPr>
+                        </pic:nvPicPr>
+                        <pic:blipFill>
+                          <a:blip r:embed="rId19" cstate="print">
+                            <a:extLst>
+                              <a:ext uri="{28A0092B-C50C-407E-A947-70E740481C1C}">
+                                <a14:useLocalDpi xmlns:a14="http://schemas.microsoft.com/office/drawing/2010/main" val="0"/>
+                              </a:ext>
+                            </a:extLst>
+                          </a:blip>
+                          <a:srcRect/>
+                          <a:stretch>
+                            <a:fillRect/>
+                          </a:stretch>
+                        </pic:blipFill>
+                        <pic:spPr bwMode="auto">
+                          <a:xfrm>
+                            <a:off x="0" y="0"/>
+                            <a:ext cx="5731510" cy="2919095"/>
+                          </a:xfrm>
+                          <a:prstGeom prst="rect">
+                            <a:avLst/>
+                          </a:prstGeom>
+                          <a:noFill/>
+                          <a:ln>
+                            <a:noFill/>
+                          </a:ln>
+                        </pic:spPr>
+                      </pic:pic>
+                    </a:graphicData>
+                  </a:graphic>
+                </wp:inline>
+              </w:drawing>
             </w:r>
           </w:p>
         </w:tc>
@@ -5703,109 +4599,6 @@
         <w:t>Figure 11. Artifacts produced by a run.</w:t>
       </w:r>
     </w:p>
-    <w:tbl>
-      <w:tblPr>
-        <w:tblW w:w="9026" w:type="dxa"/>
-        <w:tblBorders>
-          <w:top w:val="single" w:sz="4" w:space="0" w:color="auto"/>
-          <w:left w:val="single" w:sz="4" w:space="0" w:color="auto"/>
-          <w:bottom w:val="single" w:sz="4" w:space="0" w:color="auto"/>
-          <w:right w:val="single" w:sz="4" w:space="0" w:color="auto"/>
-          <w:insideH w:val="single" w:sz="4" w:space="0" w:color="auto"/>
-          <w:insideV w:val="single" w:sz="4" w:space="0" w:color="auto"/>
-        </w:tblBorders>
-        <w:tblCellMar>
-          <w:left w:w="10" w:type="dxa"/>
-          <w:right w:w="10" w:type="dxa"/>
-        </w:tblCellMar>
-        <w:tblLook w:val="0000" w:firstRow="0" w:lastRow="0" w:firstColumn="0" w:lastColumn="0" w:noHBand="0" w:noVBand="0"/>
-      </w:tblPr>
-      <w:tblGrid>
-        <w:gridCol w:w="9026"/>
-      </w:tblGrid>
-      <w:tr>
-        <w:tblPrEx>
-          <w:tblCellMar>
-            <w:top w:w="0" w:type="dxa"/>
-            <w:bottom w:w="0" w:type="dxa"/>
-          </w:tblCellMar>
-        </w:tblPrEx>
-        <w:tc>
-          <w:tcPr>
-            <w:tcW w:w="9026" w:type="dxa"/>
-            <w:tcBorders>
-              <w:top w:val="dashed" w:sz="6" w:space="0" w:color="C0392B"/>
-              <w:left w:val="dashed" w:sz="6" w:space="0" w:color="C0392B"/>
-              <w:bottom w:val="dashed" w:sz="6" w:space="0" w:color="C0392B"/>
-              <w:right w:val="dashed" w:sz="6" w:space="0" w:color="C0392B"/>
-            </w:tcBorders>
-            <w:shd w:val="clear" w:color="auto" w:fill="FDEDEC"/>
-            <w:tcMar>
-              <w:top w:w="200" w:type="dxa"/>
-              <w:left w:w="160" w:type="dxa"/>
-              <w:bottom w:w="200" w:type="dxa"/>
-              <w:right w:w="160" w:type="dxa"/>
-            </w:tcMar>
-          </w:tcPr>
-          <w:p>
-            <w:pPr>
-              <w:jc w:val="center"/>
-            </w:pPr>
-            <w:r>
-              <w:rPr>
-                <w:b/>
-                <w:bCs/>
-                <w:color w:val="C0392B"/>
-                <w:sz w:val="20"/>
-                <w:szCs w:val="20"/>
-              </w:rPr>
-              <w:t xml:space="preserve">[ INSERT SCREENSHOT: </w:t>
-            </w:r>
-            <w:proofErr w:type="gramStart"/>
-            <w:r>
-              <w:rPr>
-                <w:b/>
-                <w:bCs/>
-                <w:color w:val="C0392B"/>
-                <w:sz w:val="20"/>
-                <w:szCs w:val="20"/>
-              </w:rPr>
-              <w:t>screenshots/github_actions_failure_demo.png ]</w:t>
-            </w:r>
-            <w:proofErr w:type="gramEnd"/>
-          </w:p>
-          <w:p>
-            <w:pPr>
-              <w:jc w:val="center"/>
-            </w:pPr>
-            <w:r>
-              <w:rPr>
-                <w:color w:val="7B241C"/>
-                <w:sz w:val="18"/>
-                <w:szCs w:val="18"/>
-              </w:rPr>
-              <w:t>Optional but recommended: a run where a deliberately broken test fails and later jobs are skipped (proves 'pipeline fails on errors').</w:t>
-            </w:r>
-          </w:p>
-        </w:tc>
-      </w:tr>
-    </w:tbl>
-    <w:p>
-      <w:pPr>
-        <w:spacing w:after="200"/>
-        <w:jc w:val="center"/>
-      </w:pPr>
-      <w:r>
-        <w:rPr>
-          <w:i/>
-          <w:iCs/>
-          <w:color w:val="555555"/>
-          <w:sz w:val="18"/>
-          <w:szCs w:val="18"/>
-        </w:rPr>
-        <w:t>Figure 12. Pipeline failing on a test error.</w:t>
-      </w:r>
-    </w:p>
     <w:p>
       <w:pPr>
         <w:pStyle w:val="Heading1"/>
@@ -5819,23 +4612,7 @@
         <w:spacing w:after="120" w:line="276" w:lineRule="auto"/>
       </w:pPr>
       <w:r>
-        <w:t xml:space="preserve">The API is a </w:t>
-      </w:r>
-      <w:proofErr w:type="spellStart"/>
-      <w:r>
-        <w:t>FastAPI</w:t>
-      </w:r>
-      <w:proofErr w:type="spellEnd"/>
-      <w:r>
-        <w:t xml:space="preserve"> application served by </w:t>
-      </w:r>
-      <w:proofErr w:type="spellStart"/>
-      <w:r>
-        <w:t>uvicorn</w:t>
-      </w:r>
-      <w:proofErr w:type="spellEnd"/>
-      <w:r>
-        <w:t>, built from python:3.11-slim. The image contains only runtime dependencies, runs as a non-root user and has a HEALTHCHECK.</w:t>
+        <w:t>The API is a FastAPI application served by uvicorn, built from python:3.11-slim. The image contains only runtime dependencies, runs as a non-root user and has a HEALTHCHECK.</w:t>
       </w:r>
     </w:p>
     <w:tbl>
@@ -5860,12 +4637,6 @@
         <w:gridCol w:w="7126"/>
       </w:tblGrid>
       <w:tr>
-        <w:tblPrEx>
-          <w:tblCellMar>
-            <w:top w:w="0" w:type="dxa"/>
-            <w:bottom w:w="0" w:type="dxa"/>
-          </w:tblCellMar>
-        </w:tblPrEx>
         <w:trPr>
           <w:tblHeader/>
         </w:trPr>
@@ -5895,7 +4666,6 @@
                 <w:sz w:val="19"/>
                 <w:szCs w:val="19"/>
               </w:rPr>
-              <w:lastRenderedPageBreak/>
               <w:t>Endpoint</w:t>
             </w:r>
           </w:p>
@@ -5932,12 +4702,6 @@
         </w:tc>
       </w:tr>
       <w:tr>
-        <w:tblPrEx>
-          <w:tblCellMar>
-            <w:top w:w="0" w:type="dxa"/>
-            <w:bottom w:w="0" w:type="dxa"/>
-          </w:tblCellMar>
-        </w:tblPrEx>
         <w:tc>
           <w:tcPr>
             <w:tcW w:w="1900" w:type="dxa"/>
@@ -5988,34 +4752,12 @@
                 <w:sz w:val="19"/>
                 <w:szCs w:val="19"/>
               </w:rPr>
-              <w:t xml:space="preserve">JSON patient record in; prediction, label, confidence, probability of disease, model name and request id out. Inputs are validated (types and clinical ranges); ca and </w:t>
-            </w:r>
-            <w:proofErr w:type="spellStart"/>
-            <w:r>
-              <w:rPr>
-                <w:sz w:val="19"/>
-                <w:szCs w:val="19"/>
-              </w:rPr>
-              <w:t>thal</w:t>
-            </w:r>
-            <w:proofErr w:type="spellEnd"/>
-            <w:r>
-              <w:rPr>
-                <w:sz w:val="19"/>
-                <w:szCs w:val="19"/>
-              </w:rPr>
-              <w:t xml:space="preserve"> are optional and imputed by the pipeline.</w:t>
+              <w:t>JSON patient record in; prediction, label, confidence, probability of disease, model name and request id out. Inputs are validated (types and clinical ranges); ca and thal are optional and imputed by the pipeline.</w:t>
             </w:r>
           </w:p>
         </w:tc>
       </w:tr>
       <w:tr>
-        <w:tblPrEx>
-          <w:tblCellMar>
-            <w:top w:w="0" w:type="dxa"/>
-            <w:bottom w:w="0" w:type="dxa"/>
-          </w:tblCellMar>
-        </w:tblPrEx>
         <w:tc>
           <w:tcPr>
             <w:tcW w:w="1900" w:type="dxa"/>
@@ -6072,12 +4814,6 @@
         </w:tc>
       </w:tr>
       <w:tr>
-        <w:tblPrEx>
-          <w:tblCellMar>
-            <w:top w:w="0" w:type="dxa"/>
-            <w:bottom w:w="0" w:type="dxa"/>
-          </w:tblCellMar>
-        </w:tblPrEx>
         <w:tc>
           <w:tcPr>
             <w:tcW w:w="1900" w:type="dxa"/>
@@ -6134,12 +4870,6 @@
         </w:tc>
       </w:tr>
       <w:tr>
-        <w:tblPrEx>
-          <w:tblCellMar>
-            <w:top w:w="0" w:type="dxa"/>
-            <w:bottom w:w="0" w:type="dxa"/>
-          </w:tblCellMar>
-        </w:tblPrEx>
         <w:tc>
           <w:tcPr>
             <w:tcW w:w="1900" w:type="dxa"/>
@@ -6220,31 +4950,32 @@
           <w:sz w:val="18"/>
           <w:szCs w:val="18"/>
         </w:rPr>
-        <w:t>curl -X POST http://localhost:8000/predict -H 'Content-Type: application/</w:t>
-      </w:r>
-      <w:proofErr w:type="spellStart"/>
+        <w:t>curl -X POST http://localhost:8000/predict -H 'Content-Type: application/json' \</w:t>
+      </w:r>
+    </w:p>
+    <w:p>
+      <w:pPr>
+        <w:shd w:val="clear" w:color="auto" w:fill="F3F4F6"/>
+        <w:spacing w:after="40"/>
+      </w:pPr>
       <w:r>
         <w:rPr>
           <w:rFonts w:ascii="Consolas" w:eastAsia="Consolas" w:hAnsi="Consolas" w:cs="Consolas"/>
           <w:sz w:val="18"/>
           <w:szCs w:val="18"/>
         </w:rPr>
-        <w:t>json</w:t>
-      </w:r>
-      <w:proofErr w:type="spellEnd"/>
-      <w:r>
+        <w:t xml:space="preserve">  -d '{"age":67,"sex":1,"cp":4,"trestbps":160,"chol":286,"fbs":0,"restecg":2,"thalach":108,"exang":1,"oldpeak":1.5,"slope":2,"ca":3,"thal":3}'</w:t>
+      </w:r>
+    </w:p>
+    <w:p>
+      <w:pPr>
+        <w:shd w:val="clear" w:color="auto" w:fill="F3F4F6"/>
+        <w:spacing w:after="40"/>
         <w:rPr>
           <w:rFonts w:ascii="Consolas" w:eastAsia="Consolas" w:hAnsi="Consolas" w:cs="Consolas"/>
           <w:sz w:val="18"/>
           <w:szCs w:val="18"/>
         </w:rPr>
-        <w:t>' \</w:t>
-      </w:r>
-    </w:p>
-    <w:p>
-      <w:pPr>
-        <w:shd w:val="clear" w:color="auto" w:fill="F3F4F6"/>
-        <w:spacing w:after="40"/>
       </w:pPr>
       <w:r>
         <w:rPr>
@@ -6252,44 +4983,33 @@
           <w:sz w:val="18"/>
           <w:szCs w:val="18"/>
         </w:rPr>
-        <w:t xml:space="preserve">  -d '{"age":67,"sex":1,"cp":4,"trestbps":160,"chol":286,"fbs":0,"restecg":2,"thalach":108,"exang":1,"oldpeak":1.5,"slope":2,"ca":3,"thal":3}'</w:t>
+        <w:t>{"prediction":1,"label":"heart disease likely","confidence":0.9835,"probability_disease":0.9835,...}</w:t>
       </w:r>
     </w:p>
     <w:p>
       <w:pPr>
         <w:shd w:val="clear" w:color="auto" w:fill="F3F4F6"/>
         <w:spacing w:after="40"/>
-      </w:pPr>
-      <w:r>
         <w:rPr>
           <w:rFonts w:ascii="Consolas" w:eastAsia="Consolas" w:hAnsi="Consolas" w:cs="Consolas"/>
           <w:sz w:val="18"/>
           <w:szCs w:val="18"/>
         </w:rPr>
-        <w:t>{"prediction":1,"label":"heart disease likely","confidence":0.9835,"probability_disease":</w:t>
-      </w:r>
-      <w:proofErr w:type="gramStart"/>
-      <w:r>
-        <w:rPr>
-          <w:rFonts w:ascii="Consolas" w:eastAsia="Consolas" w:hAnsi="Consolas" w:cs="Consolas"/>
-          <w:sz w:val="18"/>
-          <w:szCs w:val="18"/>
-        </w:rPr>
-        <w:t>0.9835,...</w:t>
-      </w:r>
-      <w:proofErr w:type="gramEnd"/>
-      <w:r>
-        <w:rPr>
-          <w:rFonts w:ascii="Consolas" w:eastAsia="Consolas" w:hAnsi="Consolas" w:cs="Consolas"/>
-          <w:sz w:val="18"/>
-          <w:szCs w:val="18"/>
-        </w:rPr>
-        <w:t>}</w:t>
-      </w:r>
-    </w:p>
-    <w:p>
-      <w:pPr>
-        <w:spacing w:after="120"/>
+      </w:pPr>
+    </w:p>
+    <w:p>
+      <w:pPr>
+        <w:shd w:val="clear" w:color="auto" w:fill="F3F4F6"/>
+        <w:spacing w:after="40"/>
+      </w:pPr>
+      <w:r>
+        <w:t>On Windows PowerShell, curl is an alias for a different command, so run the example with curl.exe instead, or use Invoke-RestMethod -Uri http://localhost:8000/predict -Method Post -ContentType "application/json" -Body '{"age":67,"sex":1,"cp":4,"trestbps":160,"chol":286,"fbs":0,"restecg":2,"thalach":108,"exang":1,"oldpeak":1.5,"slope":2,"ca":3,"thal":3}', which returns the same prediction.</w:t>
+      </w:r>
+    </w:p>
+    <w:p>
+      <w:pPr>
+        <w:shd w:val="clear" w:color="auto" w:fill="F3F4F6"/>
+        <w:spacing w:after="40"/>
       </w:pPr>
     </w:p>
     <w:p>
@@ -6303,14 +5023,6 @@
     <w:tbl>
       <w:tblPr>
         <w:tblW w:w="9026" w:type="dxa"/>
-        <w:tblBorders>
-          <w:top w:val="single" w:sz="4" w:space="0" w:color="auto"/>
-          <w:left w:val="single" w:sz="4" w:space="0" w:color="auto"/>
-          <w:bottom w:val="single" w:sz="4" w:space="0" w:color="auto"/>
-          <w:right w:val="single" w:sz="4" w:space="0" w:color="auto"/>
-          <w:insideH w:val="single" w:sz="4" w:space="0" w:color="auto"/>
-          <w:insideV w:val="single" w:sz="4" w:space="0" w:color="auto"/>
-        </w:tblBorders>
         <w:tblCellMar>
           <w:left w:w="10" w:type="dxa"/>
           <w:right w:w="10" w:type="dxa"/>
@@ -6321,22 +5033,9 @@
         <w:gridCol w:w="9026"/>
       </w:tblGrid>
       <w:tr>
-        <w:tblPrEx>
-          <w:tblCellMar>
-            <w:top w:w="0" w:type="dxa"/>
-            <w:bottom w:w="0" w:type="dxa"/>
-          </w:tblCellMar>
-        </w:tblPrEx>
         <w:tc>
           <w:tcPr>
             <w:tcW w:w="9026" w:type="dxa"/>
-            <w:tcBorders>
-              <w:top w:val="dashed" w:sz="6" w:space="0" w:color="C0392B"/>
-              <w:left w:val="dashed" w:sz="6" w:space="0" w:color="C0392B"/>
-              <w:bottom w:val="dashed" w:sz="6" w:space="0" w:color="C0392B"/>
-              <w:right w:val="dashed" w:sz="6" w:space="0" w:color="C0392B"/>
-            </w:tcBorders>
-            <w:shd w:val="clear" w:color="auto" w:fill="FDEDEC"/>
             <w:tcMar>
               <w:top w:w="200" w:type="dxa"/>
               <w:left w:w="160" w:type="dxa"/>
@@ -6350,56 +5049,57 @@
             </w:pPr>
             <w:r>
               <w:rPr>
-                <w:b/>
-                <w:bCs/>
-                <w:color w:val="C0392B"/>
-                <w:sz w:val="20"/>
-                <w:szCs w:val="20"/>
-              </w:rPr>
-              <w:t xml:space="preserve">[ INSERT SCREENSHOT: </w:t>
-            </w:r>
-            <w:proofErr w:type="gramStart"/>
-            <w:r>
-              <w:rPr>
-                <w:b/>
-                <w:bCs/>
-                <w:color w:val="C0392B"/>
-                <w:sz w:val="20"/>
-                <w:szCs w:val="20"/>
-              </w:rPr>
-              <w:t>screenshots/docker_build.png ]</w:t>
-            </w:r>
-            <w:proofErr w:type="gramEnd"/>
-          </w:p>
-          <w:p>
-            <w:pPr>
-              <w:jc w:val="center"/>
-            </w:pPr>
-            <w:r>
-              <w:rPr>
-                <w:color w:val="7B241C"/>
-                <w:sz w:val="18"/>
-                <w:szCs w:val="18"/>
-              </w:rPr>
-              <w:t>Terminal: 'docker build -t heart-api:1.0.</w:t>
-            </w:r>
-            <w:proofErr w:type="gramStart"/>
-            <w:r>
-              <w:rPr>
-                <w:color w:val="7B241C"/>
-                <w:sz w:val="18"/>
-                <w:szCs w:val="18"/>
-              </w:rPr>
-              <w:t>0 .</w:t>
-            </w:r>
-            <w:proofErr w:type="gramEnd"/>
-            <w:r>
-              <w:rPr>
-                <w:color w:val="7B241C"/>
-                <w:sz w:val="18"/>
-                <w:szCs w:val="18"/>
-              </w:rPr>
-              <w:t>' finishing successfully.</w:t>
+                <w:noProof/>
+              </w:rPr>
+              <w:lastRenderedPageBreak/>
+              <w:drawing>
+                <wp:inline distT="0" distB="0" distL="0" distR="0" wp14:anchorId="023FF49E" wp14:editId="66291BA1">
+                  <wp:extent cx="5731510" cy="2908935"/>
+                  <wp:effectExtent l="0" t="0" r="2540" b="5715"/>
+                  <wp:docPr id="1219551417" name="Picture 13"/>
+                  <wp:cNvGraphicFramePr>
+                    <a:graphicFrameLocks xmlns:a="http://schemas.openxmlformats.org/drawingml/2006/main" noChangeAspect="1"/>
+                  </wp:cNvGraphicFramePr>
+                  <a:graphic xmlns:a="http://schemas.openxmlformats.org/drawingml/2006/main">
+                    <a:graphicData uri="http://schemas.openxmlformats.org/drawingml/2006/picture">
+                      <pic:pic xmlns:pic="http://schemas.openxmlformats.org/drawingml/2006/picture">
+                        <pic:nvPicPr>
+                          <pic:cNvPr id="0" name="Picture 24"/>
+                          <pic:cNvPicPr>
+                            <a:picLocks noChangeAspect="1" noChangeArrowheads="1"/>
+                          </pic:cNvPicPr>
+                        </pic:nvPicPr>
+                        <pic:blipFill>
+                          <a:blip r:embed="rId20">
+                            <a:extLst>
+                              <a:ext uri="{28A0092B-C50C-407E-A947-70E740481C1C}">
+                                <a14:useLocalDpi xmlns:a14="http://schemas.microsoft.com/office/drawing/2010/main" val="0"/>
+                              </a:ext>
+                            </a:extLst>
+                          </a:blip>
+                          <a:srcRect/>
+                          <a:stretch>
+                            <a:fillRect/>
+                          </a:stretch>
+                        </pic:blipFill>
+                        <pic:spPr bwMode="auto">
+                          <a:xfrm>
+                            <a:off x="0" y="0"/>
+                            <a:ext cx="5731510" cy="2908935"/>
+                          </a:xfrm>
+                          <a:prstGeom prst="rect">
+                            <a:avLst/>
+                          </a:prstGeom>
+                          <a:noFill/>
+                          <a:ln>
+                            <a:noFill/>
+                          </a:ln>
+                        </pic:spPr>
+                      </pic:pic>
+                    </a:graphicData>
+                  </a:graphic>
+                </wp:inline>
+              </w:drawing>
             </w:r>
           </w:p>
         </w:tc>
@@ -6418,20 +5118,32 @@
           <w:sz w:val="18"/>
           <w:szCs w:val="18"/>
         </w:rPr>
-        <w:t>Figure 13. Image build.</w:t>
+        <w:t>Figure 1</w:t>
+      </w:r>
+      <w:r>
+        <w:rPr>
+          <w:i/>
+          <w:iCs/>
+          <w:color w:val="555555"/>
+          <w:sz w:val="18"/>
+          <w:szCs w:val="18"/>
+        </w:rPr>
+        <w:t>2</w:t>
+      </w:r>
+      <w:r>
+        <w:rPr>
+          <w:i/>
+          <w:iCs/>
+          <w:color w:val="555555"/>
+          <w:sz w:val="18"/>
+          <w:szCs w:val="18"/>
+        </w:rPr>
+        <w:t>. Image build.</w:t>
       </w:r>
     </w:p>
     <w:tbl>
       <w:tblPr>
         <w:tblW w:w="9026" w:type="dxa"/>
-        <w:tblBorders>
-          <w:top w:val="single" w:sz="4" w:space="0" w:color="auto"/>
-          <w:left w:val="single" w:sz="4" w:space="0" w:color="auto"/>
-          <w:bottom w:val="single" w:sz="4" w:space="0" w:color="auto"/>
-          <w:right w:val="single" w:sz="4" w:space="0" w:color="auto"/>
-          <w:insideH w:val="single" w:sz="4" w:space="0" w:color="auto"/>
-          <w:insideV w:val="single" w:sz="4" w:space="0" w:color="auto"/>
-        </w:tblBorders>
         <w:tblCellMar>
           <w:left w:w="10" w:type="dxa"/>
           <w:right w:w="10" w:type="dxa"/>
@@ -6442,22 +5154,9 @@
         <w:gridCol w:w="9026"/>
       </w:tblGrid>
       <w:tr>
-        <w:tblPrEx>
-          <w:tblCellMar>
-            <w:top w:w="0" w:type="dxa"/>
-            <w:bottom w:w="0" w:type="dxa"/>
-          </w:tblCellMar>
-        </w:tblPrEx>
         <w:tc>
           <w:tcPr>
             <w:tcW w:w="9026" w:type="dxa"/>
-            <w:tcBorders>
-              <w:top w:val="dashed" w:sz="6" w:space="0" w:color="C0392B"/>
-              <w:left w:val="dashed" w:sz="6" w:space="0" w:color="C0392B"/>
-              <w:bottom w:val="dashed" w:sz="6" w:space="0" w:color="C0392B"/>
-              <w:right w:val="dashed" w:sz="6" w:space="0" w:color="C0392B"/>
-            </w:tcBorders>
-            <w:shd w:val="clear" w:color="auto" w:fill="FDEDEC"/>
             <w:tcMar>
               <w:top w:w="200" w:type="dxa"/>
               <w:left w:w="160" w:type="dxa"/>
@@ -6471,38 +5170,56 @@
             </w:pPr>
             <w:r>
               <w:rPr>
-                <w:b/>
-                <w:bCs/>
-                <w:color w:val="C0392B"/>
-                <w:sz w:val="20"/>
-                <w:szCs w:val="20"/>
-              </w:rPr>
-              <w:t xml:space="preserve">[ INSERT SCREENSHOT: </w:t>
-            </w:r>
-            <w:proofErr w:type="gramStart"/>
-            <w:r>
-              <w:rPr>
-                <w:b/>
-                <w:bCs/>
-                <w:color w:val="C0392B"/>
-                <w:sz w:val="20"/>
-                <w:szCs w:val="20"/>
-              </w:rPr>
-              <w:t>screenshots/docker_run_predict.png ]</w:t>
-            </w:r>
-            <w:proofErr w:type="gramEnd"/>
-          </w:p>
-          <w:p>
-            <w:pPr>
-              <w:jc w:val="center"/>
-            </w:pPr>
-            <w:r>
-              <w:rPr>
-                <w:color w:val="7B241C"/>
-                <w:sz w:val="18"/>
-                <w:szCs w:val="18"/>
-              </w:rPr>
-              <w:t>Terminal: 'docker run -p 8000:8000 heart-api:1.0.0' plus a curl /predict call and its JSON response.</w:t>
+                <w:noProof/>
+              </w:rPr>
+              <w:drawing>
+                <wp:inline distT="0" distB="0" distL="0" distR="0" wp14:anchorId="4B62C952" wp14:editId="64A466AE">
+                  <wp:extent cx="5731510" cy="2176780"/>
+                  <wp:effectExtent l="0" t="0" r="2540" b="0"/>
+                  <wp:docPr id="405785606" name="Picture 3"/>
+                  <wp:cNvGraphicFramePr>
+                    <a:graphicFrameLocks xmlns:a="http://schemas.openxmlformats.org/drawingml/2006/main" noChangeAspect="1"/>
+                  </wp:cNvGraphicFramePr>
+                  <a:graphic xmlns:a="http://schemas.openxmlformats.org/drawingml/2006/main">
+                    <a:graphicData uri="http://schemas.openxmlformats.org/drawingml/2006/picture">
+                      <pic:pic xmlns:pic="http://schemas.openxmlformats.org/drawingml/2006/picture">
+                        <pic:nvPicPr>
+                          <pic:cNvPr id="0" name="Picture 4"/>
+                          <pic:cNvPicPr>
+                            <a:picLocks noChangeAspect="1" noChangeArrowheads="1"/>
+                          </pic:cNvPicPr>
+                        </pic:nvPicPr>
+                        <pic:blipFill>
+                          <a:blip r:embed="rId21">
+                            <a:extLst>
+                              <a:ext uri="{28A0092B-C50C-407E-A947-70E740481C1C}">
+                                <a14:useLocalDpi xmlns:a14="http://schemas.microsoft.com/office/drawing/2010/main" val="0"/>
+                              </a:ext>
+                            </a:extLst>
+                          </a:blip>
+                          <a:srcRect/>
+                          <a:stretch>
+                            <a:fillRect/>
+                          </a:stretch>
+                        </pic:blipFill>
+                        <pic:spPr bwMode="auto">
+                          <a:xfrm>
+                            <a:off x="0" y="0"/>
+                            <a:ext cx="5731510" cy="2176780"/>
+                          </a:xfrm>
+                          <a:prstGeom prst="rect">
+                            <a:avLst/>
+                          </a:prstGeom>
+                          <a:noFill/>
+                          <a:ln>
+                            <a:noFill/>
+                          </a:ln>
+                        </pic:spPr>
+                      </pic:pic>
+                    </a:graphicData>
+                  </a:graphic>
+                </wp:inline>
+              </w:drawing>
             </w:r>
           </w:p>
         </w:tc>
@@ -6521,7 +5238,27 @@
           <w:sz w:val="18"/>
           <w:szCs w:val="18"/>
         </w:rPr>
-        <w:t>Figure 14. Container serving a prediction.</w:t>
+        <w:t>Figure 1</w:t>
+      </w:r>
+      <w:r>
+        <w:rPr>
+          <w:i/>
+          <w:iCs/>
+          <w:color w:val="555555"/>
+          <w:sz w:val="18"/>
+          <w:szCs w:val="18"/>
+        </w:rPr>
+        <w:t>3</w:t>
+      </w:r>
+      <w:r>
+        <w:rPr>
+          <w:i/>
+          <w:iCs/>
+          <w:color w:val="555555"/>
+          <w:sz w:val="18"/>
+          <w:szCs w:val="18"/>
+        </w:rPr>
+        <w:t>. Container serving a prediction.</w:t>
       </w:r>
     </w:p>
     <w:p>
@@ -6537,15 +5274,7 @@
         <w:spacing w:after="120" w:line="276" w:lineRule="auto"/>
       </w:pPr>
       <w:r>
-        <w:t>The image is deployed to a local Kubernetes cluster (</w:t>
-      </w:r>
-      <w:proofErr w:type="spellStart"/>
-      <w:r>
-        <w:t>Minikube</w:t>
-      </w:r>
-      <w:proofErr w:type="spellEnd"/>
-      <w:r>
-        <w:t xml:space="preserve"> or Docker Desktop). The manifests are in k8s/:</w:t>
+        <w:t>The image is deployed to a local Kubernetes cluster (Minikube or Docker Desktop). The manifests are in k8s/:</w:t>
       </w:r>
     </w:p>
     <w:p>
@@ -6557,23 +5286,12 @@
         </w:numPr>
         <w:spacing w:after="60"/>
       </w:pPr>
-      <w:proofErr w:type="spellStart"/>
-      <w:proofErr w:type="gramStart"/>
       <w:r>
         <w:rPr>
           <w:b/>
           <w:bCs/>
         </w:rPr>
-        <w:t>deployment.yaml</w:t>
-      </w:r>
-      <w:proofErr w:type="spellEnd"/>
-      <w:proofErr w:type="gramEnd"/>
-      <w:r>
-        <w:rPr>
-          <w:b/>
-          <w:bCs/>
-        </w:rPr>
-        <w:t xml:space="preserve">: </w:t>
+        <w:t xml:space="preserve">deployment.yaml: </w:t>
       </w:r>
       <w:r>
         <w:t>2 replicas, rolling update with zero unavailable pods, CPU/memory requests and limits, readiness and liveness probes on /health.</w:t>
@@ -6588,47 +5306,15 @@
         </w:numPr>
         <w:spacing w:after="60"/>
       </w:pPr>
-      <w:proofErr w:type="spellStart"/>
-      <w:proofErr w:type="gramStart"/>
       <w:r>
         <w:rPr>
           <w:b/>
           <w:bCs/>
         </w:rPr>
-        <w:t>service.yaml</w:t>
-      </w:r>
-      <w:proofErr w:type="spellEnd"/>
-      <w:proofErr w:type="gramEnd"/>
-      <w:r>
-        <w:rPr>
-          <w:b/>
-          <w:bCs/>
-        </w:rPr>
-        <w:t xml:space="preserve">: </w:t>
-      </w:r>
-      <w:proofErr w:type="spellStart"/>
-      <w:r>
-        <w:t>LoadBalancer</w:t>
-      </w:r>
-      <w:proofErr w:type="spellEnd"/>
-      <w:r>
-        <w:t xml:space="preserve"> on port 80 (</w:t>
-      </w:r>
-      <w:proofErr w:type="spellStart"/>
-      <w:r>
-        <w:t>Minikube</w:t>
-      </w:r>
-      <w:proofErr w:type="spellEnd"/>
-      <w:r>
-        <w:t xml:space="preserve">: </w:t>
-      </w:r>
-      <w:proofErr w:type="spellStart"/>
-      <w:r>
-        <w:t>minikube</w:t>
-      </w:r>
-      <w:proofErr w:type="spellEnd"/>
-      <w:r>
-        <w:t xml:space="preserve"> tunnel; Docker Desktop: localhost).</w:t>
+        <w:t xml:space="preserve">service.yaml: </w:t>
+      </w:r>
+      <w:r>
+        <w:t>LoadBalancer on port 80 (Minikube: minikube tunnel; Docker Desktop: localhost).</w:t>
       </w:r>
     </w:p>
     <w:p>
@@ -6640,23 +5326,12 @@
         </w:numPr>
         <w:spacing w:after="60"/>
       </w:pPr>
-      <w:proofErr w:type="spellStart"/>
-      <w:proofErr w:type="gramStart"/>
       <w:r>
         <w:rPr>
           <w:b/>
           <w:bCs/>
         </w:rPr>
-        <w:t>ingress.yaml</w:t>
-      </w:r>
-      <w:proofErr w:type="spellEnd"/>
-      <w:proofErr w:type="gramEnd"/>
-      <w:r>
-        <w:rPr>
-          <w:b/>
-          <w:bCs/>
-        </w:rPr>
-        <w:t xml:space="preserve">: </w:t>
+        <w:t xml:space="preserve">ingress.yaml: </w:t>
       </w:r>
       <w:r>
         <w:t>optional NGINX ingress alternative.</w:t>
@@ -6671,234 +5346,89 @@
         </w:numPr>
         <w:spacing w:after="60"/>
       </w:pPr>
-      <w:proofErr w:type="spellStart"/>
-      <w:proofErr w:type="gramStart"/>
       <w:r>
         <w:rPr>
           <w:b/>
           <w:bCs/>
         </w:rPr>
-        <w:t>hpa.yaml</w:t>
-      </w:r>
-      <w:proofErr w:type="spellEnd"/>
-      <w:proofErr w:type="gramEnd"/>
-      <w:r>
-        <w:rPr>
-          <w:b/>
-          <w:bCs/>
-        </w:rPr>
-        <w:t xml:space="preserve">: </w:t>
-      </w:r>
-      <w:r>
-        <w:t xml:space="preserve">optional </w:t>
-      </w:r>
-      <w:proofErr w:type="spellStart"/>
-      <w:r>
-        <w:t>autoscaler</w:t>
-      </w:r>
-      <w:proofErr w:type="spellEnd"/>
-      <w:r>
-        <w:t xml:space="preserve"> (2 to 5 replicas at 70% CPU; needs metrics-server).</w:t>
-      </w:r>
-    </w:p>
+        <w:t xml:space="preserve">hpa.yaml: </w:t>
+      </w:r>
+      <w:r>
+        <w:t>optional autoscaler (2 to 5 replicas at 70% CPU; needs metrics-server).</w:t>
+      </w:r>
+    </w:p>
+    <w:p>
+      <w:pPr>
+        <w:pStyle w:val="ListParagraph"/>
+        <w:spacing w:after="60"/>
+        <w:ind w:left="540"/>
+      </w:pPr>
+    </w:p>
+    <w:p>
+      <w:r>
+        <w:t>Figures 14 and 15 were captured on Docker Desktop's built-in Kubernetes, where the LoadBalancer service is reached at localhost. The Minikube commands below are the alternative route.</w:t>
+      </w:r>
+    </w:p>
+    <w:p/>
     <w:p>
       <w:pPr>
         <w:shd w:val="clear" w:color="auto" w:fill="F3F4F6"/>
         <w:spacing w:after="40"/>
-      </w:pPr>
-      <w:proofErr w:type="spellStart"/>
-      <w:r>
         <w:rPr>
           <w:rFonts w:ascii="Consolas" w:eastAsia="Consolas" w:hAnsi="Consolas" w:cs="Consolas"/>
           <w:sz w:val="18"/>
           <w:szCs w:val="18"/>
         </w:rPr>
-        <w:t>minikube</w:t>
-      </w:r>
-      <w:proofErr w:type="spellEnd"/>
+      </w:pPr>
+    </w:p>
+    <w:p>
+      <w:pPr>
+        <w:shd w:val="clear" w:color="auto" w:fill="F3F4F6"/>
+        <w:spacing w:after="40"/>
+      </w:pPr>
       <w:r>
         <w:rPr>
           <w:rFonts w:ascii="Consolas" w:eastAsia="Consolas" w:hAnsi="Consolas" w:cs="Consolas"/>
           <w:sz w:val="18"/>
           <w:szCs w:val="18"/>
         </w:rPr>
-        <w:t xml:space="preserve"> start &amp;&amp; eval $(</w:t>
-      </w:r>
-      <w:proofErr w:type="spellStart"/>
+        <w:t>minikube start &amp;&amp; eval $(minikube docker-env)</w:t>
+      </w:r>
       <w:r>
         <w:rPr>
           <w:rFonts w:ascii="Consolas" w:eastAsia="Consolas" w:hAnsi="Consolas" w:cs="Consolas"/>
           <w:sz w:val="18"/>
           <w:szCs w:val="18"/>
         </w:rPr>
-        <w:t>minikube</w:t>
-      </w:r>
-      <w:proofErr w:type="spellEnd"/>
+        <w:t xml:space="preserve">      # build the image inside the cluster</w:t>
+      </w:r>
+    </w:p>
+    <w:p>
+      <w:pPr>
+        <w:shd w:val="clear" w:color="auto" w:fill="F3F4F6"/>
+        <w:spacing w:after="40"/>
+      </w:pPr>
       <w:r>
         <w:rPr>
           <w:rFonts w:ascii="Consolas" w:eastAsia="Consolas" w:hAnsi="Consolas" w:cs="Consolas"/>
           <w:sz w:val="18"/>
           <w:szCs w:val="18"/>
         </w:rPr>
-        <w:t xml:space="preserve"> docker-</w:t>
-      </w:r>
-      <w:proofErr w:type="gramStart"/>
+        <w:t>docker build -t heart-api:1.0.0 .   &amp;&amp;   kubectl apply -f k8s/deployment.yaml -f k8s/service.yaml</w:t>
+      </w:r>
+    </w:p>
+    <w:p>
+      <w:pPr>
+        <w:shd w:val="clear" w:color="auto" w:fill="F3F4F6"/>
+        <w:spacing w:after="40"/>
+      </w:pPr>
       <w:r>
         <w:rPr>
           <w:rFonts w:ascii="Consolas" w:eastAsia="Consolas" w:hAnsi="Consolas" w:cs="Consolas"/>
           <w:sz w:val="18"/>
           <w:szCs w:val="18"/>
         </w:rPr>
-        <w:t xml:space="preserve">env)   </w:t>
-      </w:r>
-      <w:proofErr w:type="gramEnd"/>
-      <w:r>
-        <w:rPr>
-          <w:rFonts w:ascii="Consolas" w:eastAsia="Consolas" w:hAnsi="Consolas" w:cs="Consolas"/>
-          <w:sz w:val="18"/>
-          <w:szCs w:val="18"/>
-        </w:rPr>
-        <w:t xml:space="preserve">    # build the image inside the cluster</w:t>
-      </w:r>
-    </w:p>
-    <w:p>
-      <w:pPr>
-        <w:shd w:val="clear" w:color="auto" w:fill="F3F4F6"/>
-        <w:spacing w:after="40"/>
-      </w:pPr>
-      <w:r>
-        <w:rPr>
-          <w:rFonts w:ascii="Consolas" w:eastAsia="Consolas" w:hAnsi="Consolas" w:cs="Consolas"/>
-          <w:sz w:val="18"/>
-          <w:szCs w:val="18"/>
-        </w:rPr>
-        <w:t>docker build -t heart-api:1.0.</w:t>
-      </w:r>
-      <w:proofErr w:type="gramStart"/>
-      <w:r>
-        <w:rPr>
-          <w:rFonts w:ascii="Consolas" w:eastAsia="Consolas" w:hAnsi="Consolas" w:cs="Consolas"/>
-          <w:sz w:val="18"/>
-          <w:szCs w:val="18"/>
-        </w:rPr>
-        <w:t>0 .</w:t>
-      </w:r>
-      <w:proofErr w:type="gramEnd"/>
-      <w:r>
-        <w:rPr>
-          <w:rFonts w:ascii="Consolas" w:eastAsia="Consolas" w:hAnsi="Consolas" w:cs="Consolas"/>
-          <w:sz w:val="18"/>
-          <w:szCs w:val="18"/>
-        </w:rPr>
-        <w:t xml:space="preserve">   &amp;&amp;   </w:t>
-      </w:r>
-      <w:proofErr w:type="spellStart"/>
-      <w:r>
-        <w:rPr>
-          <w:rFonts w:ascii="Consolas" w:eastAsia="Consolas" w:hAnsi="Consolas" w:cs="Consolas"/>
-          <w:sz w:val="18"/>
-          <w:szCs w:val="18"/>
-        </w:rPr>
-        <w:t>kubectl</w:t>
-      </w:r>
-      <w:proofErr w:type="spellEnd"/>
-      <w:r>
-        <w:rPr>
-          <w:rFonts w:ascii="Consolas" w:eastAsia="Consolas" w:hAnsi="Consolas" w:cs="Consolas"/>
-          <w:sz w:val="18"/>
-          <w:szCs w:val="18"/>
-        </w:rPr>
-        <w:t xml:space="preserve"> apply -f k8s/</w:t>
-      </w:r>
-      <w:proofErr w:type="spellStart"/>
-      <w:r>
-        <w:rPr>
-          <w:rFonts w:ascii="Consolas" w:eastAsia="Consolas" w:hAnsi="Consolas" w:cs="Consolas"/>
-          <w:sz w:val="18"/>
-          <w:szCs w:val="18"/>
-        </w:rPr>
-        <w:t>deployment.yaml</w:t>
-      </w:r>
-      <w:proofErr w:type="spellEnd"/>
-      <w:r>
-        <w:rPr>
-          <w:rFonts w:ascii="Consolas" w:eastAsia="Consolas" w:hAnsi="Consolas" w:cs="Consolas"/>
-          <w:sz w:val="18"/>
-          <w:szCs w:val="18"/>
-        </w:rPr>
-        <w:t xml:space="preserve"> -f k8s/</w:t>
-      </w:r>
-      <w:proofErr w:type="spellStart"/>
-      <w:r>
-        <w:rPr>
-          <w:rFonts w:ascii="Consolas" w:eastAsia="Consolas" w:hAnsi="Consolas" w:cs="Consolas"/>
-          <w:sz w:val="18"/>
-          <w:szCs w:val="18"/>
-        </w:rPr>
-        <w:t>service.yaml</w:t>
-      </w:r>
-      <w:proofErr w:type="spellEnd"/>
-    </w:p>
-    <w:p>
-      <w:pPr>
-        <w:shd w:val="clear" w:color="auto" w:fill="F3F4F6"/>
-        <w:spacing w:after="40"/>
-      </w:pPr>
-      <w:proofErr w:type="spellStart"/>
-      <w:r>
-        <w:rPr>
-          <w:rFonts w:ascii="Consolas" w:eastAsia="Consolas" w:hAnsi="Consolas" w:cs="Consolas"/>
-          <w:sz w:val="18"/>
-          <w:szCs w:val="18"/>
-        </w:rPr>
-        <w:t>kubectl</w:t>
-      </w:r>
-      <w:proofErr w:type="spellEnd"/>
-      <w:r>
-        <w:rPr>
-          <w:rFonts w:ascii="Consolas" w:eastAsia="Consolas" w:hAnsi="Consolas" w:cs="Consolas"/>
-          <w:sz w:val="18"/>
-          <w:szCs w:val="18"/>
-        </w:rPr>
-        <w:t xml:space="preserve"> get </w:t>
-      </w:r>
-      <w:proofErr w:type="spellStart"/>
-      <w:proofErr w:type="gramStart"/>
-      <w:r>
-        <w:rPr>
-          <w:rFonts w:ascii="Consolas" w:eastAsia="Consolas" w:hAnsi="Consolas" w:cs="Consolas"/>
-          <w:sz w:val="18"/>
-          <w:szCs w:val="18"/>
-        </w:rPr>
-        <w:t>pods,svc</w:t>
-      </w:r>
-      <w:proofErr w:type="spellEnd"/>
-      <w:proofErr w:type="gramEnd"/>
-      <w:r>
-        <w:rPr>
-          <w:rFonts w:ascii="Consolas" w:eastAsia="Consolas" w:hAnsi="Consolas" w:cs="Consolas"/>
-          <w:sz w:val="18"/>
-          <w:szCs w:val="18"/>
-        </w:rPr>
-        <w:t xml:space="preserve">            # then: </w:t>
-      </w:r>
-      <w:proofErr w:type="spellStart"/>
-      <w:r>
-        <w:rPr>
-          <w:rFonts w:ascii="Consolas" w:eastAsia="Consolas" w:hAnsi="Consolas" w:cs="Consolas"/>
-          <w:sz w:val="18"/>
-          <w:szCs w:val="18"/>
-        </w:rPr>
-        <w:t>minikube</w:t>
-      </w:r>
-      <w:proofErr w:type="spellEnd"/>
-      <w:r>
-        <w:rPr>
-          <w:rFonts w:ascii="Consolas" w:eastAsia="Consolas" w:hAnsi="Consolas" w:cs="Consolas"/>
-          <w:sz w:val="18"/>
-          <w:szCs w:val="18"/>
-        </w:rPr>
-        <w:t xml:space="preserve"> tunnel   and   curl http://127.0.0.1/health</w:t>
+        <w:t>kubectl get pods,svc            # then: minikube tunnel   and   curl http://127.0.0.1/health</w:t>
       </w:r>
     </w:p>
     <w:p>
@@ -6909,14 +5439,6 @@
     <w:tbl>
       <w:tblPr>
         <w:tblW w:w="9026" w:type="dxa"/>
-        <w:tblBorders>
-          <w:top w:val="single" w:sz="4" w:space="0" w:color="auto"/>
-          <w:left w:val="single" w:sz="4" w:space="0" w:color="auto"/>
-          <w:bottom w:val="single" w:sz="4" w:space="0" w:color="auto"/>
-          <w:right w:val="single" w:sz="4" w:space="0" w:color="auto"/>
-          <w:insideH w:val="single" w:sz="4" w:space="0" w:color="auto"/>
-          <w:insideV w:val="single" w:sz="4" w:space="0" w:color="auto"/>
-        </w:tblBorders>
         <w:tblCellMar>
           <w:left w:w="10" w:type="dxa"/>
           <w:right w:w="10" w:type="dxa"/>
@@ -6927,22 +5449,9 @@
         <w:gridCol w:w="9026"/>
       </w:tblGrid>
       <w:tr>
-        <w:tblPrEx>
-          <w:tblCellMar>
-            <w:top w:w="0" w:type="dxa"/>
-            <w:bottom w:w="0" w:type="dxa"/>
-          </w:tblCellMar>
-        </w:tblPrEx>
         <w:tc>
           <w:tcPr>
             <w:tcW w:w="9026" w:type="dxa"/>
-            <w:tcBorders>
-              <w:top w:val="dashed" w:sz="6" w:space="0" w:color="C0392B"/>
-              <w:left w:val="dashed" w:sz="6" w:space="0" w:color="C0392B"/>
-              <w:bottom w:val="dashed" w:sz="6" w:space="0" w:color="C0392B"/>
-              <w:right w:val="dashed" w:sz="6" w:space="0" w:color="C0392B"/>
-            </w:tcBorders>
-            <w:shd w:val="clear" w:color="auto" w:fill="FDEDEC"/>
             <w:tcMar>
               <w:top w:w="200" w:type="dxa"/>
               <w:left w:w="160" w:type="dxa"/>
@@ -6951,107 +5460,58 @@
             </w:tcMar>
           </w:tcPr>
           <w:p>
-            <w:pPr>
-              <w:jc w:val="center"/>
-            </w:pPr>
-            <w:r>
-              <w:rPr>
-                <w:b/>
-                <w:bCs/>
-                <w:color w:val="C0392B"/>
-                <w:sz w:val="20"/>
-                <w:szCs w:val="20"/>
-              </w:rPr>
-              <w:t xml:space="preserve">[ INSERT SCREENSHOT: </w:t>
-            </w:r>
-            <w:proofErr w:type="gramStart"/>
-            <w:r>
-              <w:rPr>
-                <w:b/>
-                <w:bCs/>
-                <w:color w:val="C0392B"/>
-                <w:sz w:val="20"/>
-                <w:szCs w:val="20"/>
-              </w:rPr>
-              <w:t>screenshots/k8s_pods_services.png ]</w:t>
-            </w:r>
-            <w:proofErr w:type="gramEnd"/>
-          </w:p>
-          <w:p>
-            <w:pPr>
-              <w:jc w:val="center"/>
-            </w:pPr>
-            <w:r>
-              <w:rPr>
-                <w:color w:val="7B241C"/>
-                <w:sz w:val="18"/>
-                <w:szCs w:val="18"/>
-              </w:rPr>
-              <w:t>Terminal: '</w:t>
-            </w:r>
-            <w:proofErr w:type="spellStart"/>
-            <w:r>
-              <w:rPr>
-                <w:color w:val="7B241C"/>
-                <w:sz w:val="18"/>
-                <w:szCs w:val="18"/>
-              </w:rPr>
-              <w:t>kubectl</w:t>
-            </w:r>
-            <w:proofErr w:type="spellEnd"/>
-            <w:r>
-              <w:rPr>
-                <w:color w:val="7B241C"/>
-                <w:sz w:val="18"/>
-                <w:szCs w:val="18"/>
-              </w:rPr>
-              <w:t xml:space="preserve"> get </w:t>
-            </w:r>
-            <w:proofErr w:type="spellStart"/>
-            <w:proofErr w:type="gramStart"/>
-            <w:r>
-              <w:rPr>
-                <w:color w:val="7B241C"/>
-                <w:sz w:val="18"/>
-                <w:szCs w:val="18"/>
-              </w:rPr>
-              <w:t>pods,svc</w:t>
-            </w:r>
-            <w:proofErr w:type="gramEnd"/>
-            <w:r>
-              <w:rPr>
-                <w:color w:val="7B241C"/>
-                <w:sz w:val="18"/>
-                <w:szCs w:val="18"/>
-              </w:rPr>
-              <w:t>,deploy</w:t>
-            </w:r>
-            <w:proofErr w:type="spellEnd"/>
-            <w:r>
-              <w:rPr>
-                <w:color w:val="7B241C"/>
-                <w:sz w:val="18"/>
-                <w:szCs w:val="18"/>
-              </w:rPr>
-              <w:t xml:space="preserve">' showing 2/2 pods Running and the </w:t>
-            </w:r>
-            <w:proofErr w:type="spellStart"/>
-            <w:r>
-              <w:rPr>
-                <w:color w:val="7B241C"/>
-                <w:sz w:val="18"/>
-                <w:szCs w:val="18"/>
-              </w:rPr>
-              <w:t>LoadBalancer</w:t>
-            </w:r>
-            <w:proofErr w:type="spellEnd"/>
-            <w:r>
-              <w:rPr>
-                <w:color w:val="7B241C"/>
-                <w:sz w:val="18"/>
-                <w:szCs w:val="18"/>
-              </w:rPr>
-              <w:t xml:space="preserve"> service.</w:t>
+            <w:r>
+              <w:rPr>
+                <w:noProof/>
+              </w:rPr>
+              <w:drawing>
+                <wp:inline distT="0" distB="0" distL="0" distR="0" wp14:anchorId="41747BFA" wp14:editId="5389871C">
+                  <wp:extent cx="5731510" cy="3017520"/>
+                  <wp:effectExtent l="0" t="0" r="2540" b="0"/>
+                  <wp:docPr id="1051521184" name="Picture 6"/>
+                  <wp:cNvGraphicFramePr>
+                    <a:graphicFrameLocks xmlns:a="http://schemas.openxmlformats.org/drawingml/2006/main" noChangeAspect="1"/>
+                  </wp:cNvGraphicFramePr>
+                  <a:graphic xmlns:a="http://schemas.openxmlformats.org/drawingml/2006/main">
+                    <a:graphicData uri="http://schemas.openxmlformats.org/drawingml/2006/picture">
+                      <pic:pic xmlns:pic="http://schemas.openxmlformats.org/drawingml/2006/picture">
+                        <pic:nvPicPr>
+                          <pic:cNvPr id="0" name="Picture 10"/>
+                          <pic:cNvPicPr>
+                            <a:picLocks noChangeAspect="1" noChangeArrowheads="1"/>
+                          </pic:cNvPicPr>
+                        </pic:nvPicPr>
+                        <pic:blipFill>
+                          <a:blip r:embed="rId22" cstate="print">
+                            <a:extLst>
+                              <a:ext uri="{28A0092B-C50C-407E-A947-70E740481C1C}">
+                                <a14:useLocalDpi xmlns:a14="http://schemas.microsoft.com/office/drawing/2010/main" val="0"/>
+                              </a:ext>
+                            </a:extLst>
+                          </a:blip>
+                          <a:srcRect/>
+                          <a:stretch>
+                            <a:fillRect/>
+                          </a:stretch>
+                        </pic:blipFill>
+                        <pic:spPr bwMode="auto">
+                          <a:xfrm>
+                            <a:off x="0" y="0"/>
+                            <a:ext cx="5731510" cy="3017520"/>
+                          </a:xfrm>
+                          <a:prstGeom prst="rect">
+                            <a:avLst/>
+                          </a:prstGeom>
+                          <a:noFill/>
+                          <a:ln>
+                            <a:noFill/>
+                          </a:ln>
+                        </pic:spPr>
+                      </pic:pic>
+                    </a:graphicData>
+                  </a:graphic>
+                </wp:inline>
+              </w:drawing>
             </w:r>
           </w:p>
         </w:tc>
@@ -7070,20 +5530,32 @@
           <w:sz w:val="18"/>
           <w:szCs w:val="18"/>
         </w:rPr>
-        <w:t>Figure 15. Cluster state.</w:t>
+        <w:t>Figure 1</w:t>
+      </w:r>
+      <w:r>
+        <w:rPr>
+          <w:i/>
+          <w:iCs/>
+          <w:color w:val="555555"/>
+          <w:sz w:val="18"/>
+          <w:szCs w:val="18"/>
+        </w:rPr>
+        <w:t>4</w:t>
+      </w:r>
+      <w:r>
+        <w:rPr>
+          <w:i/>
+          <w:iCs/>
+          <w:color w:val="555555"/>
+          <w:sz w:val="18"/>
+          <w:szCs w:val="18"/>
+        </w:rPr>
+        <w:t>. Cluster state.</w:t>
       </w:r>
     </w:p>
     <w:tbl>
       <w:tblPr>
         <w:tblW w:w="9026" w:type="dxa"/>
-        <w:tblBorders>
-          <w:top w:val="single" w:sz="4" w:space="0" w:color="auto"/>
-          <w:left w:val="single" w:sz="4" w:space="0" w:color="auto"/>
-          <w:bottom w:val="single" w:sz="4" w:space="0" w:color="auto"/>
-          <w:right w:val="single" w:sz="4" w:space="0" w:color="auto"/>
-          <w:insideH w:val="single" w:sz="4" w:space="0" w:color="auto"/>
-          <w:insideV w:val="single" w:sz="4" w:space="0" w:color="auto"/>
-        </w:tblBorders>
         <w:tblCellMar>
           <w:left w:w="10" w:type="dxa"/>
           <w:right w:w="10" w:type="dxa"/>
@@ -7094,22 +5566,9 @@
         <w:gridCol w:w="9026"/>
       </w:tblGrid>
       <w:tr>
-        <w:tblPrEx>
-          <w:tblCellMar>
-            <w:top w:w="0" w:type="dxa"/>
-            <w:bottom w:w="0" w:type="dxa"/>
-          </w:tblCellMar>
-        </w:tblPrEx>
         <w:tc>
           <w:tcPr>
             <w:tcW w:w="9026" w:type="dxa"/>
-            <w:tcBorders>
-              <w:top w:val="dashed" w:sz="6" w:space="0" w:color="C0392B"/>
-              <w:left w:val="dashed" w:sz="6" w:space="0" w:color="C0392B"/>
-              <w:bottom w:val="dashed" w:sz="6" w:space="0" w:color="C0392B"/>
-              <w:right w:val="dashed" w:sz="6" w:space="0" w:color="C0392B"/>
-            </w:tcBorders>
-            <w:shd w:val="clear" w:color="auto" w:fill="FDEDEC"/>
             <w:tcMar>
               <w:top w:w="200" w:type="dxa"/>
               <w:left w:w="160" w:type="dxa"/>
@@ -7118,62 +5577,58 @@
             </w:tcMar>
           </w:tcPr>
           <w:p>
-            <w:pPr>
-              <w:jc w:val="center"/>
-            </w:pPr>
-            <w:r>
-              <w:rPr>
-                <w:b/>
-                <w:bCs/>
-                <w:color w:val="C0392B"/>
-                <w:sz w:val="20"/>
-                <w:szCs w:val="20"/>
-              </w:rPr>
-              <w:lastRenderedPageBreak/>
-              <w:t xml:space="preserve">[ INSERT SCREENSHOT: </w:t>
-            </w:r>
-            <w:proofErr w:type="gramStart"/>
-            <w:r>
-              <w:rPr>
-                <w:b/>
-                <w:bCs/>
-                <w:color w:val="C0392B"/>
-                <w:sz w:val="20"/>
-                <w:szCs w:val="20"/>
-              </w:rPr>
-              <w:t>screenshots/k8s_predict_via_loadbalancer.png ]</w:t>
-            </w:r>
-            <w:proofErr w:type="gramEnd"/>
-          </w:p>
-          <w:p>
-            <w:pPr>
-              <w:jc w:val="center"/>
-            </w:pPr>
-            <w:r>
-              <w:rPr>
-                <w:color w:val="7B241C"/>
-                <w:sz w:val="18"/>
-                <w:szCs w:val="18"/>
-              </w:rPr>
-              <w:t xml:space="preserve">Terminal or browser: /health and /predict called through the </w:t>
-            </w:r>
-            <w:proofErr w:type="spellStart"/>
-            <w:r>
-              <w:rPr>
-                <w:color w:val="7B241C"/>
-                <w:sz w:val="18"/>
-                <w:szCs w:val="18"/>
-              </w:rPr>
-              <w:t>LoadBalancer</w:t>
-            </w:r>
-            <w:proofErr w:type="spellEnd"/>
-            <w:r>
-              <w:rPr>
-                <w:color w:val="7B241C"/>
-                <w:sz w:val="18"/>
-                <w:szCs w:val="18"/>
-              </w:rPr>
-              <w:t xml:space="preserve"> address, or the Swagger UI at /docs.</w:t>
+            <w:r>
+              <w:rPr>
+                <w:noProof/>
+              </w:rPr>
+              <w:drawing>
+                <wp:inline distT="0" distB="0" distL="0" distR="0" wp14:anchorId="3CE0FD8B" wp14:editId="468203FD">
+                  <wp:extent cx="5731510" cy="3063875"/>
+                  <wp:effectExtent l="0" t="0" r="2540" b="3175"/>
+                  <wp:docPr id="1070379970" name="Picture 7"/>
+                  <wp:cNvGraphicFramePr>
+                    <a:graphicFrameLocks xmlns:a="http://schemas.openxmlformats.org/drawingml/2006/main" noChangeAspect="1"/>
+                  </wp:cNvGraphicFramePr>
+                  <a:graphic xmlns:a="http://schemas.openxmlformats.org/drawingml/2006/main">
+                    <a:graphicData uri="http://schemas.openxmlformats.org/drawingml/2006/picture">
+                      <pic:pic xmlns:pic="http://schemas.openxmlformats.org/drawingml/2006/picture">
+                        <pic:nvPicPr>
+                          <pic:cNvPr id="0" name="Picture 12"/>
+                          <pic:cNvPicPr>
+                            <a:picLocks noChangeAspect="1" noChangeArrowheads="1"/>
+                          </pic:cNvPicPr>
+                        </pic:nvPicPr>
+                        <pic:blipFill>
+                          <a:blip r:embed="rId23" cstate="print">
+                            <a:extLst>
+                              <a:ext uri="{28A0092B-C50C-407E-A947-70E740481C1C}">
+                                <a14:useLocalDpi xmlns:a14="http://schemas.microsoft.com/office/drawing/2010/main" val="0"/>
+                              </a:ext>
+                            </a:extLst>
+                          </a:blip>
+                          <a:srcRect/>
+                          <a:stretch>
+                            <a:fillRect/>
+                          </a:stretch>
+                        </pic:blipFill>
+                        <pic:spPr bwMode="auto">
+                          <a:xfrm>
+                            <a:off x="0" y="0"/>
+                            <a:ext cx="5731510" cy="3063875"/>
+                          </a:xfrm>
+                          <a:prstGeom prst="rect">
+                            <a:avLst/>
+                          </a:prstGeom>
+                          <a:noFill/>
+                          <a:ln>
+                            <a:noFill/>
+                          </a:ln>
+                        </pic:spPr>
+                      </pic:pic>
+                    </a:graphicData>
+                  </a:graphic>
+                </wp:inline>
+              </w:drawing>
             </w:r>
           </w:p>
         </w:tc>
@@ -7192,14 +5647,40 @@
           <w:sz w:val="18"/>
           <w:szCs w:val="18"/>
         </w:rPr>
-        <w:t>Figure 16. Endpoint verification through the service.</w:t>
+        <w:t>Figure 1</w:t>
+      </w:r>
+      <w:r>
+        <w:rPr>
+          <w:i/>
+          <w:iCs/>
+          <w:color w:val="555555"/>
+          <w:sz w:val="18"/>
+          <w:szCs w:val="18"/>
+        </w:rPr>
+        <w:t>5</w:t>
+      </w:r>
+      <w:r>
+        <w:rPr>
+          <w:i/>
+          <w:iCs/>
+          <w:color w:val="555555"/>
+          <w:sz w:val="18"/>
+          <w:szCs w:val="18"/>
+        </w:rPr>
+        <w:t>. Endpoint verification through the service.</w:t>
       </w:r>
     </w:p>
     <w:p>
       <w:pPr>
         <w:pStyle w:val="Heading1"/>
       </w:pPr>
-      <w:r>
+    </w:p>
+    <w:p>
+      <w:pPr>
+        <w:pStyle w:val="Heading1"/>
+      </w:pPr>
+      <w:r>
+        <w:lastRenderedPageBreak/>
         <w:t>10. Monitoring and logging</w:t>
       </w:r>
     </w:p>
@@ -7216,23 +5697,7 @@
         <w:spacing w:after="120" w:line="276" w:lineRule="auto"/>
       </w:pPr>
       <w:r>
-        <w:t xml:space="preserve">Every request produces one JSON log line (request id, method, path, status, latency in </w:t>
-      </w:r>
-      <w:proofErr w:type="spellStart"/>
-      <w:r>
-        <w:t>ms</w:t>
-      </w:r>
-      <w:proofErr w:type="spellEnd"/>
-      <w:r>
-        <w:t xml:space="preserve">) to </w:t>
-      </w:r>
-      <w:proofErr w:type="spellStart"/>
-      <w:r>
-        <w:t>stdout</w:t>
-      </w:r>
-      <w:proofErr w:type="spellEnd"/>
-      <w:r>
-        <w:t xml:space="preserve"> and to a rotating file logs/api.log; every prediction adds a line with the predicted class and confidence. The request id is also returned in the X-Request-ID header and in the response body, so a user report can be traced to a log line. Patient feature values are deliberately not logged.</w:t>
+        <w:t>Every request produces one JSON log line (request id, method, path, status, latency in ms) to stdout and to a rotating file logs/api.log; every prediction adds a line with the predicted class and confidence. The request id is also returned in the X-Request-ID header and in the response body, so a user report can be traced to a log line. Patient feature values are deliberately not logged.</w:t>
       </w:r>
     </w:p>
     <w:p>
@@ -7246,86 +5711,42 @@
           <w:sz w:val="18"/>
           <w:szCs w:val="18"/>
         </w:rPr>
-        <w:t>{"event": "request", "</w:t>
-      </w:r>
-      <w:proofErr w:type="spellStart"/>
+        <w:t>{"event": "request", "request_id": "e41abdaf8fdc", "method": "POST", "path": "/predict", "status": 200, "latency_ms": 3.1}</w:t>
+      </w:r>
+    </w:p>
+    <w:p>
+      <w:pPr>
+        <w:pStyle w:val="Heading2"/>
+      </w:pPr>
+      <w:r>
+        <w:t>10.2 Metrics and dashboard</w:t>
+      </w:r>
+    </w:p>
+    <w:p>
+      <w:pPr>
+        <w:spacing w:after="120" w:line="276" w:lineRule="auto"/>
+      </w:pPr>
+      <w:r>
+        <w:t>The API exposes Prometheus metrics: request count by endpoint and status, request latency histogram, predictions by class, histogram of prediction confidence, error count and a model-loaded gauge. Prometheus scrapes /metrics and a provisioned Grafana dashboard (Heart Disease API) shows request rate, p95 latency, predictions by class, total predictions, 5xx errors, median confidence and model status. The prediction-class and confidence panels are a simple input-drift signal: a sudden shift in either would be a reason to investigate the incoming data.</w:t>
+      </w:r>
+    </w:p>
+    <w:p>
+      <w:pPr>
+        <w:shd w:val="clear" w:color="auto" w:fill="F3F4F6"/>
+        <w:spacing w:after="40"/>
+      </w:pPr>
       <w:r>
         <w:rPr>
           <w:rFonts w:ascii="Consolas" w:eastAsia="Consolas" w:hAnsi="Consolas" w:cs="Consolas"/>
           <w:sz w:val="18"/>
           <w:szCs w:val="18"/>
         </w:rPr>
-        <w:t>request_id</w:t>
-      </w:r>
-      <w:proofErr w:type="spellEnd"/>
-      <w:r>
-        <w:rPr>
-          <w:rFonts w:ascii="Consolas" w:eastAsia="Consolas" w:hAnsi="Consolas" w:cs="Consolas"/>
-          <w:sz w:val="18"/>
-          <w:szCs w:val="18"/>
-        </w:rPr>
-        <w:t>": "e41abdaf8fdc", "method": "POST", "path": "/predict", "status": 200, "</w:t>
-      </w:r>
-      <w:proofErr w:type="spellStart"/>
-      <w:r>
-        <w:rPr>
-          <w:rFonts w:ascii="Consolas" w:eastAsia="Consolas" w:hAnsi="Consolas" w:cs="Consolas"/>
-          <w:sz w:val="18"/>
-          <w:szCs w:val="18"/>
-        </w:rPr>
-        <w:t>latency_ms</w:t>
-      </w:r>
-      <w:proofErr w:type="spellEnd"/>
-      <w:r>
-        <w:rPr>
-          <w:rFonts w:ascii="Consolas" w:eastAsia="Consolas" w:hAnsi="Consolas" w:cs="Consolas"/>
-          <w:sz w:val="18"/>
-          <w:szCs w:val="18"/>
-        </w:rPr>
-        <w:t>": 3.1}</w:t>
-      </w:r>
-    </w:p>
-    <w:p>
-      <w:pPr>
-        <w:pStyle w:val="Heading2"/>
-      </w:pPr>
-      <w:r>
-        <w:t>10.2 Metrics and dashboard</w:t>
-      </w:r>
-    </w:p>
-    <w:p>
-      <w:pPr>
-        <w:spacing w:after="120" w:line="276" w:lineRule="auto"/>
-      </w:pPr>
-      <w:r>
-        <w:t>The API exposes Prometheus metrics: request count by endpoint and status, request latency histogram, predictions by class, histogram of prediction confidence, error count and a model-loaded gauge. Prometheus scrapes /metrics and a provisioned Grafana dashboard (Heart Disease API) shows request rate, p95 latency, predictions by class, total predictions, 5xx errors, median confidence and model status. The prediction-class and confidence panels are a simple input-drift signal: a sudden shift in either would be a reason to investigate the incoming data.</w:t>
-      </w:r>
-    </w:p>
-    <w:p>
-      <w:pPr>
-        <w:shd w:val="clear" w:color="auto" w:fill="F3F4F6"/>
-        <w:spacing w:after="40"/>
-      </w:pPr>
-      <w:r>
-        <w:rPr>
-          <w:rFonts w:ascii="Consolas" w:eastAsia="Consolas" w:hAnsi="Consolas" w:cs="Consolas"/>
-          <w:sz w:val="18"/>
-          <w:szCs w:val="18"/>
-        </w:rPr>
         <w:t>docker compose up --build        # API :8000, Prometheus :9090, Grafana :3000 (admin / admin)</w:t>
       </w:r>
     </w:p>
     <w:tbl>
       <w:tblPr>
         <w:tblW w:w="9026" w:type="dxa"/>
-        <w:tblBorders>
-          <w:top w:val="single" w:sz="4" w:space="0" w:color="auto"/>
-          <w:left w:val="single" w:sz="4" w:space="0" w:color="auto"/>
-          <w:bottom w:val="single" w:sz="4" w:space="0" w:color="auto"/>
-          <w:right w:val="single" w:sz="4" w:space="0" w:color="auto"/>
-          <w:insideH w:val="single" w:sz="4" w:space="0" w:color="auto"/>
-          <w:insideV w:val="single" w:sz="4" w:space="0" w:color="auto"/>
-        </w:tblBorders>
         <w:tblCellMar>
           <w:left w:w="10" w:type="dxa"/>
           <w:right w:w="10" w:type="dxa"/>
@@ -7336,22 +5757,9 @@
         <w:gridCol w:w="9026"/>
       </w:tblGrid>
       <w:tr>
-        <w:tblPrEx>
-          <w:tblCellMar>
-            <w:top w:w="0" w:type="dxa"/>
-            <w:bottom w:w="0" w:type="dxa"/>
-          </w:tblCellMar>
-        </w:tblPrEx>
         <w:tc>
           <w:tcPr>
             <w:tcW w:w="9026" w:type="dxa"/>
-            <w:tcBorders>
-              <w:top w:val="dashed" w:sz="6" w:space="0" w:color="C0392B"/>
-              <w:left w:val="dashed" w:sz="6" w:space="0" w:color="C0392B"/>
-              <w:bottom w:val="dashed" w:sz="6" w:space="0" w:color="C0392B"/>
-              <w:right w:val="dashed" w:sz="6" w:space="0" w:color="C0392B"/>
-            </w:tcBorders>
-            <w:shd w:val="clear" w:color="auto" w:fill="FDEDEC"/>
             <w:tcMar>
               <w:top w:w="200" w:type="dxa"/>
               <w:left w:w="160" w:type="dxa"/>
@@ -7365,56 +5773,56 @@
             </w:pPr>
             <w:r>
               <w:rPr>
-                <w:b/>
-                <w:bCs/>
-                <w:color w:val="C0392B"/>
-                <w:sz w:val="20"/>
-                <w:szCs w:val="20"/>
-              </w:rPr>
-              <w:t xml:space="preserve">[ INSERT SCREENSHOT: </w:t>
-            </w:r>
-            <w:proofErr w:type="gramStart"/>
-            <w:r>
-              <w:rPr>
-                <w:b/>
-                <w:bCs/>
-                <w:color w:val="C0392B"/>
-                <w:sz w:val="20"/>
-                <w:szCs w:val="20"/>
-              </w:rPr>
-              <w:t>screenshots/prometheus_targets.png ]</w:t>
-            </w:r>
-            <w:proofErr w:type="gramEnd"/>
-          </w:p>
-          <w:p>
-            <w:pPr>
-              <w:jc w:val="center"/>
-            </w:pPr>
-            <w:r>
-              <w:rPr>
-                <w:color w:val="7B241C"/>
-                <w:sz w:val="18"/>
-                <w:szCs w:val="18"/>
-              </w:rPr>
-              <w:t>Prometheus UI: Status &gt; Targets showing the heart-</w:t>
-            </w:r>
-            <w:proofErr w:type="spellStart"/>
-            <w:r>
-              <w:rPr>
-                <w:color w:val="7B241C"/>
-                <w:sz w:val="18"/>
-                <w:szCs w:val="18"/>
-              </w:rPr>
-              <w:t>api</w:t>
-            </w:r>
-            <w:proofErr w:type="spellEnd"/>
-            <w:r>
-              <w:rPr>
-                <w:color w:val="7B241C"/>
-                <w:sz w:val="18"/>
-                <w:szCs w:val="18"/>
-              </w:rPr>
-              <w:t xml:space="preserve"> target UP.</w:t>
+                <w:noProof/>
+              </w:rPr>
+              <w:drawing>
+                <wp:inline distT="0" distB="0" distL="0" distR="0" wp14:anchorId="052DAEB3" wp14:editId="320993F1">
+                  <wp:extent cx="5731510" cy="3026410"/>
+                  <wp:effectExtent l="0" t="0" r="2540" b="2540"/>
+                  <wp:docPr id="1013785788" name="Picture 8"/>
+                  <wp:cNvGraphicFramePr>
+                    <a:graphicFrameLocks xmlns:a="http://schemas.openxmlformats.org/drawingml/2006/main" noChangeAspect="1"/>
+                  </wp:cNvGraphicFramePr>
+                  <a:graphic xmlns:a="http://schemas.openxmlformats.org/drawingml/2006/main">
+                    <a:graphicData uri="http://schemas.openxmlformats.org/drawingml/2006/picture">
+                      <pic:pic xmlns:pic="http://schemas.openxmlformats.org/drawingml/2006/picture">
+                        <pic:nvPicPr>
+                          <pic:cNvPr id="0" name="Picture 14"/>
+                          <pic:cNvPicPr>
+                            <a:picLocks noChangeAspect="1" noChangeArrowheads="1"/>
+                          </pic:cNvPicPr>
+                        </pic:nvPicPr>
+                        <pic:blipFill>
+                          <a:blip r:embed="rId24" cstate="print">
+                            <a:extLst>
+                              <a:ext uri="{28A0092B-C50C-407E-A947-70E740481C1C}">
+                                <a14:useLocalDpi xmlns:a14="http://schemas.microsoft.com/office/drawing/2010/main" val="0"/>
+                              </a:ext>
+                            </a:extLst>
+                          </a:blip>
+                          <a:srcRect/>
+                          <a:stretch>
+                            <a:fillRect/>
+                          </a:stretch>
+                        </pic:blipFill>
+                        <pic:spPr bwMode="auto">
+                          <a:xfrm>
+                            <a:off x="0" y="0"/>
+                            <a:ext cx="5731510" cy="3026410"/>
+                          </a:xfrm>
+                          <a:prstGeom prst="rect">
+                            <a:avLst/>
+                          </a:prstGeom>
+                          <a:noFill/>
+                          <a:ln>
+                            <a:noFill/>
+                          </a:ln>
+                        </pic:spPr>
+                      </pic:pic>
+                    </a:graphicData>
+                  </a:graphic>
+                </wp:inline>
+              </w:drawing>
             </w:r>
           </w:p>
         </w:tc>
@@ -7433,20 +5841,32 @@
           <w:sz w:val="18"/>
           <w:szCs w:val="18"/>
         </w:rPr>
-        <w:t>Figure 17. Prometheus scrape target.</w:t>
+        <w:t>Figure 1</w:t>
+      </w:r>
+      <w:r>
+        <w:rPr>
+          <w:i/>
+          <w:iCs/>
+          <w:color w:val="555555"/>
+          <w:sz w:val="18"/>
+          <w:szCs w:val="18"/>
+        </w:rPr>
+        <w:t>6</w:t>
+      </w:r>
+      <w:r>
+        <w:rPr>
+          <w:i/>
+          <w:iCs/>
+          <w:color w:val="555555"/>
+          <w:sz w:val="18"/>
+          <w:szCs w:val="18"/>
+        </w:rPr>
+        <w:t>. Prometheus scrape target.</w:t>
       </w:r>
     </w:p>
     <w:tbl>
       <w:tblPr>
         <w:tblW w:w="9026" w:type="dxa"/>
-        <w:tblBorders>
-          <w:top w:val="single" w:sz="4" w:space="0" w:color="auto"/>
-          <w:left w:val="single" w:sz="4" w:space="0" w:color="auto"/>
-          <w:bottom w:val="single" w:sz="4" w:space="0" w:color="auto"/>
-          <w:right w:val="single" w:sz="4" w:space="0" w:color="auto"/>
-          <w:insideH w:val="single" w:sz="4" w:space="0" w:color="auto"/>
-          <w:insideV w:val="single" w:sz="4" w:space="0" w:color="auto"/>
-        </w:tblBorders>
         <w:tblCellMar>
           <w:left w:w="10" w:type="dxa"/>
           <w:right w:w="10" w:type="dxa"/>
@@ -7457,22 +5877,9 @@
         <w:gridCol w:w="9026"/>
       </w:tblGrid>
       <w:tr>
-        <w:tblPrEx>
-          <w:tblCellMar>
-            <w:top w:w="0" w:type="dxa"/>
-            <w:bottom w:w="0" w:type="dxa"/>
-          </w:tblCellMar>
-        </w:tblPrEx>
         <w:tc>
           <w:tcPr>
             <w:tcW w:w="9026" w:type="dxa"/>
-            <w:tcBorders>
-              <w:top w:val="dashed" w:sz="6" w:space="0" w:color="C0392B"/>
-              <w:left w:val="dashed" w:sz="6" w:space="0" w:color="C0392B"/>
-              <w:bottom w:val="dashed" w:sz="6" w:space="0" w:color="C0392B"/>
-              <w:right w:val="dashed" w:sz="6" w:space="0" w:color="C0392B"/>
-            </w:tcBorders>
-            <w:shd w:val="clear" w:color="auto" w:fill="FDEDEC"/>
             <w:tcMar>
               <w:top w:w="200" w:type="dxa"/>
               <w:left w:w="160" w:type="dxa"/>
@@ -7486,38 +5893,57 @@
             </w:pPr>
             <w:r>
               <w:rPr>
-                <w:b/>
-                <w:bCs/>
-                <w:color w:val="C0392B"/>
-                <w:sz w:val="20"/>
-                <w:szCs w:val="20"/>
-              </w:rPr>
-              <w:t xml:space="preserve">[ INSERT SCREENSHOT: </w:t>
-            </w:r>
-            <w:proofErr w:type="gramStart"/>
-            <w:r>
-              <w:rPr>
-                <w:b/>
-                <w:bCs/>
-                <w:color w:val="C0392B"/>
-                <w:sz w:val="20"/>
-                <w:szCs w:val="20"/>
-              </w:rPr>
-              <w:t>screenshots/grafana_dashboard.png ]</w:t>
-            </w:r>
-            <w:proofErr w:type="gramEnd"/>
-          </w:p>
-          <w:p>
-            <w:pPr>
-              <w:jc w:val="center"/>
-            </w:pPr>
-            <w:r>
-              <w:rPr>
-                <w:color w:val="7B241C"/>
-                <w:sz w:val="18"/>
-                <w:szCs w:val="18"/>
-              </w:rPr>
-              <w:t>Grafana: 'Heart Disease API' dashboard after sending a few dozen requests (use a small loop of curl calls).</w:t>
+                <w:noProof/>
+              </w:rPr>
+              <w:lastRenderedPageBreak/>
+              <w:drawing>
+                <wp:inline distT="0" distB="0" distL="0" distR="0" wp14:anchorId="74E14D95" wp14:editId="45B3A675">
+                  <wp:extent cx="5731510" cy="3060065"/>
+                  <wp:effectExtent l="0" t="0" r="2540" b="6985"/>
+                  <wp:docPr id="1805804528" name="Picture 9"/>
+                  <wp:cNvGraphicFramePr>
+                    <a:graphicFrameLocks xmlns:a="http://schemas.openxmlformats.org/drawingml/2006/main" noChangeAspect="1"/>
+                  </wp:cNvGraphicFramePr>
+                  <a:graphic xmlns:a="http://schemas.openxmlformats.org/drawingml/2006/main">
+                    <a:graphicData uri="http://schemas.openxmlformats.org/drawingml/2006/picture">
+                      <pic:pic xmlns:pic="http://schemas.openxmlformats.org/drawingml/2006/picture">
+                        <pic:nvPicPr>
+                          <pic:cNvPr id="0" name="Picture 16"/>
+                          <pic:cNvPicPr>
+                            <a:picLocks noChangeAspect="1" noChangeArrowheads="1"/>
+                          </pic:cNvPicPr>
+                        </pic:nvPicPr>
+                        <pic:blipFill>
+                          <a:blip r:embed="rId25" cstate="print">
+                            <a:extLst>
+                              <a:ext uri="{28A0092B-C50C-407E-A947-70E740481C1C}">
+                                <a14:useLocalDpi xmlns:a14="http://schemas.microsoft.com/office/drawing/2010/main" val="0"/>
+                              </a:ext>
+                            </a:extLst>
+                          </a:blip>
+                          <a:srcRect/>
+                          <a:stretch>
+                            <a:fillRect/>
+                          </a:stretch>
+                        </pic:blipFill>
+                        <pic:spPr bwMode="auto">
+                          <a:xfrm>
+                            <a:off x="0" y="0"/>
+                            <a:ext cx="5731510" cy="3060065"/>
+                          </a:xfrm>
+                          <a:prstGeom prst="rect">
+                            <a:avLst/>
+                          </a:prstGeom>
+                          <a:noFill/>
+                          <a:ln>
+                            <a:noFill/>
+                          </a:ln>
+                        </pic:spPr>
+                      </pic:pic>
+                    </a:graphicData>
+                  </a:graphic>
+                </wp:inline>
+              </w:drawing>
             </w:r>
           </w:p>
         </w:tc>
@@ -7536,20 +5962,32 @@
           <w:sz w:val="18"/>
           <w:szCs w:val="18"/>
         </w:rPr>
-        <w:t>Figure 18. Monitoring dashboard.</w:t>
+        <w:t>Figure 1</w:t>
+      </w:r>
+      <w:r>
+        <w:rPr>
+          <w:i/>
+          <w:iCs/>
+          <w:color w:val="555555"/>
+          <w:sz w:val="18"/>
+          <w:szCs w:val="18"/>
+        </w:rPr>
+        <w:t>7</w:t>
+      </w:r>
+      <w:r>
+        <w:rPr>
+          <w:i/>
+          <w:iCs/>
+          <w:color w:val="555555"/>
+          <w:sz w:val="18"/>
+          <w:szCs w:val="18"/>
+        </w:rPr>
+        <w:t>. Monitoring dashboard.</w:t>
       </w:r>
     </w:p>
     <w:tbl>
       <w:tblPr>
         <w:tblW w:w="9026" w:type="dxa"/>
-        <w:tblBorders>
-          <w:top w:val="single" w:sz="4" w:space="0" w:color="auto"/>
-          <w:left w:val="single" w:sz="4" w:space="0" w:color="auto"/>
-          <w:bottom w:val="single" w:sz="4" w:space="0" w:color="auto"/>
-          <w:right w:val="single" w:sz="4" w:space="0" w:color="auto"/>
-          <w:insideH w:val="single" w:sz="4" w:space="0" w:color="auto"/>
-          <w:insideV w:val="single" w:sz="4" w:space="0" w:color="auto"/>
-        </w:tblBorders>
         <w:tblCellMar>
           <w:left w:w="10" w:type="dxa"/>
           <w:right w:w="10" w:type="dxa"/>
@@ -7560,22 +5998,9 @@
         <w:gridCol w:w="9026"/>
       </w:tblGrid>
       <w:tr>
-        <w:tblPrEx>
-          <w:tblCellMar>
-            <w:top w:w="0" w:type="dxa"/>
-            <w:bottom w:w="0" w:type="dxa"/>
-          </w:tblCellMar>
-        </w:tblPrEx>
         <w:tc>
           <w:tcPr>
             <w:tcW w:w="9026" w:type="dxa"/>
-            <w:tcBorders>
-              <w:top w:val="dashed" w:sz="6" w:space="0" w:color="C0392B"/>
-              <w:left w:val="dashed" w:sz="6" w:space="0" w:color="C0392B"/>
-              <w:bottom w:val="dashed" w:sz="6" w:space="0" w:color="C0392B"/>
-              <w:right w:val="dashed" w:sz="6" w:space="0" w:color="C0392B"/>
-            </w:tcBorders>
-            <w:shd w:val="clear" w:color="auto" w:fill="FDEDEC"/>
             <w:tcMar>
               <w:top w:w="200" w:type="dxa"/>
               <w:left w:w="160" w:type="dxa"/>
@@ -7589,74 +6014,56 @@
             </w:pPr>
             <w:r>
               <w:rPr>
-                <w:b/>
-                <w:bCs/>
-                <w:color w:val="C0392B"/>
-                <w:sz w:val="20"/>
-                <w:szCs w:val="20"/>
-              </w:rPr>
-              <w:t xml:space="preserve">[ INSERT SCREENSHOT: </w:t>
-            </w:r>
-            <w:proofErr w:type="gramStart"/>
-            <w:r>
-              <w:rPr>
-                <w:b/>
-                <w:bCs/>
-                <w:color w:val="C0392B"/>
-                <w:sz w:val="20"/>
-                <w:szCs w:val="20"/>
-              </w:rPr>
-              <w:t>screenshots/api_logs.png ]</w:t>
-            </w:r>
-            <w:proofErr w:type="gramEnd"/>
-          </w:p>
-          <w:p>
-            <w:pPr>
-              <w:jc w:val="center"/>
-            </w:pPr>
-            <w:r>
-              <w:rPr>
-                <w:color w:val="7B241C"/>
-                <w:sz w:val="18"/>
-                <w:szCs w:val="18"/>
-              </w:rPr>
-              <w:t>Terminal: '</w:t>
-            </w:r>
-            <w:proofErr w:type="spellStart"/>
-            <w:r>
-              <w:rPr>
-                <w:color w:val="7B241C"/>
-                <w:sz w:val="18"/>
-                <w:szCs w:val="18"/>
-              </w:rPr>
-              <w:t>kubectl</w:t>
-            </w:r>
-            <w:proofErr w:type="spellEnd"/>
-            <w:r>
-              <w:rPr>
-                <w:color w:val="7B241C"/>
-                <w:sz w:val="18"/>
-                <w:szCs w:val="18"/>
-              </w:rPr>
-              <w:t xml:space="preserve"> logs deploy/heart-</w:t>
-            </w:r>
-            <w:proofErr w:type="spellStart"/>
-            <w:r>
-              <w:rPr>
-                <w:color w:val="7B241C"/>
-                <w:sz w:val="18"/>
-                <w:szCs w:val="18"/>
-              </w:rPr>
-              <w:t>api</w:t>
-            </w:r>
-            <w:proofErr w:type="spellEnd"/>
-            <w:r>
-              <w:rPr>
-                <w:color w:val="7B241C"/>
-                <w:sz w:val="18"/>
-                <w:szCs w:val="18"/>
-              </w:rPr>
-              <w:t>' or 'docker logs' showing the JSON request log lines.</w:t>
+                <w:noProof/>
+              </w:rPr>
+              <w:drawing>
+                <wp:inline distT="0" distB="0" distL="0" distR="0" wp14:anchorId="5323CCEC" wp14:editId="0E431706">
+                  <wp:extent cx="5731510" cy="3203575"/>
+                  <wp:effectExtent l="0" t="0" r="2540" b="0"/>
+                  <wp:docPr id="420097260" name="Picture 10"/>
+                  <wp:cNvGraphicFramePr>
+                    <a:graphicFrameLocks xmlns:a="http://schemas.openxmlformats.org/drawingml/2006/main" noChangeAspect="1"/>
+                  </wp:cNvGraphicFramePr>
+                  <a:graphic xmlns:a="http://schemas.openxmlformats.org/drawingml/2006/main">
+                    <a:graphicData uri="http://schemas.openxmlformats.org/drawingml/2006/picture">
+                      <pic:pic xmlns:pic="http://schemas.openxmlformats.org/drawingml/2006/picture">
+                        <pic:nvPicPr>
+                          <pic:cNvPr id="0" name="Picture 18"/>
+                          <pic:cNvPicPr>
+                            <a:picLocks noChangeAspect="1" noChangeArrowheads="1"/>
+                          </pic:cNvPicPr>
+                        </pic:nvPicPr>
+                        <pic:blipFill>
+                          <a:blip r:embed="rId26" cstate="print">
+                            <a:extLst>
+                              <a:ext uri="{28A0092B-C50C-407E-A947-70E740481C1C}">
+                                <a14:useLocalDpi xmlns:a14="http://schemas.microsoft.com/office/drawing/2010/main" val="0"/>
+                              </a:ext>
+                            </a:extLst>
+                          </a:blip>
+                          <a:srcRect/>
+                          <a:stretch>
+                            <a:fillRect/>
+                          </a:stretch>
+                        </pic:blipFill>
+                        <pic:spPr bwMode="auto">
+                          <a:xfrm>
+                            <a:off x="0" y="0"/>
+                            <a:ext cx="5731510" cy="3203575"/>
+                          </a:xfrm>
+                          <a:prstGeom prst="rect">
+                            <a:avLst/>
+                          </a:prstGeom>
+                          <a:noFill/>
+                          <a:ln>
+                            <a:noFill/>
+                          </a:ln>
+                        </pic:spPr>
+                      </pic:pic>
+                    </a:graphicData>
+                  </a:graphic>
+                </wp:inline>
+              </w:drawing>
             </w:r>
           </w:p>
         </w:tc>
@@ -7675,7 +6082,27 @@
           <w:sz w:val="18"/>
           <w:szCs w:val="18"/>
         </w:rPr>
-        <w:t>Figure 19. Request logs.</w:t>
+        <w:t>Figure 1</w:t>
+      </w:r>
+      <w:r>
+        <w:rPr>
+          <w:i/>
+          <w:iCs/>
+          <w:color w:val="555555"/>
+          <w:sz w:val="18"/>
+          <w:szCs w:val="18"/>
+        </w:rPr>
+        <w:t>8</w:t>
+      </w:r>
+      <w:r>
+        <w:rPr>
+          <w:i/>
+          <w:iCs/>
+          <w:color w:val="555555"/>
+          <w:sz w:val="18"/>
+          <w:szCs w:val="18"/>
+        </w:rPr>
+        <w:t>. Request logs.</w:t>
       </w:r>
     </w:p>
     <w:p>
@@ -7734,7 +6161,7 @@
                     </pic:cNvPicPr>
                   </pic:nvPicPr>
                   <pic:blipFill>
-                    <a:blip r:embed="rId13"/>
+                    <a:blip r:embed="rId27"/>
                     <a:srcRect/>
                     <a:stretch>
                       <a:fillRect/>
@@ -7769,7 +6196,27 @@
           <w:sz w:val="18"/>
           <w:szCs w:val="18"/>
         </w:rPr>
-        <w:t>Figure 20. System architecture: modelling, CI/CD, serving and monitoring.</w:t>
+        <w:t xml:space="preserve">Figure </w:t>
+      </w:r>
+      <w:r>
+        <w:rPr>
+          <w:i/>
+          <w:iCs/>
+          <w:color w:val="555555"/>
+          <w:sz w:val="18"/>
+          <w:szCs w:val="18"/>
+        </w:rPr>
+        <w:t>19</w:t>
+      </w:r>
+      <w:r>
+        <w:rPr>
+          <w:i/>
+          <w:iCs/>
+          <w:color w:val="555555"/>
+          <w:sz w:val="18"/>
+          <w:szCs w:val="18"/>
+        </w:rPr>
+        <w:t>. System architecture: modelling, CI/CD, serving and monitoring.</w:t>
       </w:r>
     </w:p>
     <w:p>
@@ -7777,23 +6224,50 @@
         <w:spacing w:after="120" w:line="276" w:lineRule="auto"/>
       </w:pPr>
       <w:r>
-        <w:t xml:space="preserve">Design decisions: (1) preprocessing and model live in one pickled Pipeline to eliminate training/serving skew; (2) the serving image is separate from the training environment and excludes </w:t>
-      </w:r>
-      <w:proofErr w:type="spellStart"/>
-      <w:r>
-        <w:t>MLflow</w:t>
-      </w:r>
-      <w:proofErr w:type="spellEnd"/>
-      <w:r>
-        <w:t xml:space="preserve"> and notebook dependencies; (3) CI trains the model and then builds the image from that exact artefact, so what is tested is what ships; (4) monitoring is part of the service (metrics endpoint and structured logs) rather than an add-on.</w:t>
-      </w:r>
+        <w:t>Design decisions: (1) preprocessing and model live in one pickled Pipeline to eliminate training/serving skew; (2) the serving image is separate from the training environment and excludes MLflow and notebook dependencies; (3) CI trains the model and then builds the image from that exact artefact, so what is tested is what ships; (4) monitoring is part of the service (metrics endpoint and structured logs) rather than an add-on.</w:t>
+      </w:r>
+    </w:p>
+    <w:p>
+      <w:r>
+        <w:br w:type="page"/>
+      </w:r>
+    </w:p>
+    <w:p>
+      <w:pPr>
+        <w:spacing w:after="120" w:line="276" w:lineRule="auto"/>
+      </w:pPr>
     </w:p>
     <w:p>
       <w:pPr>
         <w:pStyle w:val="Heading1"/>
       </w:pPr>
       <w:r>
-        <w:t>12. Limitations and future work</w:t>
+        <w:t xml:space="preserve">12. </w:t>
+      </w:r>
+      <w:r>
+        <w:t>Conclusion</w:t>
+      </w:r>
+    </w:p>
+    <w:p>
+      <w:pPr>
+        <w:spacing w:after="60"/>
+      </w:pPr>
+      <w:r>
+        <w:t>This project delivered an end-to-end MLOps pipeline for heart disease risk prediction, from reproducible training and tracked experiments through automated CI/CD, containerised serving, Kubernetes deployment and monitoring. Logistic regression was selected on cross-validated ROC-AUC (0.904) and reached 0.968 ROC-AUC and 0.929 recall on the 61-patient held-out set. Given the small test set and the closeness of the three models, these numbers demonstrate the pipeline rather than a clinical claim. The main value lies in the engineering: preprocessing and model travel together as one artefact, the CI pipeline tests what it ships, and monitoring is part of the service itself.</w:t>
+      </w:r>
+    </w:p>
+    <w:p>
+      <w:pPr>
+        <w:pStyle w:val="Heading1"/>
+      </w:pPr>
+      <w:r>
+        <w:t>1</w:t>
+      </w:r>
+      <w:r>
+        <w:t>3</w:t>
+      </w:r>
+      <w:r>
+        <w:t>. Limitations and future work</w:t>
       </w:r>
     </w:p>
     <w:p>
@@ -7858,15 +6332,7 @@
         <w:spacing w:after="60"/>
       </w:pPr>
       <w:r>
-        <w:t xml:space="preserve">Drift monitoring is limited to prediction-class and confidence distributions. Feature-level drift tests (for example PSI on age and </w:t>
-      </w:r>
-      <w:proofErr w:type="spellStart"/>
-      <w:r>
-        <w:t>thalach</w:t>
-      </w:r>
-      <w:proofErr w:type="spellEnd"/>
-      <w:r>
-        <w:t>) and a retraining trigger are natural next steps.</w:t>
+        <w:t>Drift monitoring is limited to prediction-class and confidence distributions. Feature-level drift tests (for example PSI on age and thalach) and a retraining trigger are natural next steps.</w:t>
       </w:r>
     </w:p>
     <w:p>
@@ -7882,8 +6348,13 @@
         <w:t>Deployment is to a local cluster; moving to GKE, EKS or AKS would need an image registry, a cloud load balancer and secrets management.</w:t>
       </w:r>
     </w:p>
+    <w:p>
+      <w:pPr>
+        <w:spacing w:after="60"/>
+      </w:pPr>
+    </w:p>
     <w:sectPr>
-      <w:footerReference w:type="default" r:id="rId14"/>
+      <w:footerReference w:type="default" r:id="rId28"/>
       <w:pgSz w:w="11906" w:h="16838"/>
       <w:pgMar w:top="1300" w:right="1440" w:bottom="1300" w:left="1440" w:header="708" w:footer="708" w:gutter="0"/>
       <w:cols w:space="720"/>
@@ -7918,41 +6389,13 @@
     <w:pPr>
       <w:jc w:val="center"/>
     </w:pPr>
-    <w:proofErr w:type="spellStart"/>
     <w:r>
       <w:rPr>
         <w:color w:val="777777"/>
         <w:sz w:val="18"/>
         <w:szCs w:val="18"/>
       </w:rPr>
-      <w:t>MLOps</w:t>
-    </w:r>
-    <w:proofErr w:type="spellEnd"/>
-    <w:r>
-      <w:rPr>
-        <w:color w:val="777777"/>
-        <w:sz w:val="18"/>
-        <w:szCs w:val="18"/>
-      </w:rPr>
-      <w:t xml:space="preserve"> Assignment </w:t>
-    </w:r>
-    <w:proofErr w:type="gramStart"/>
-    <w:r>
-      <w:rPr>
-        <w:color w:val="777777"/>
-        <w:sz w:val="18"/>
-        <w:szCs w:val="18"/>
-      </w:rPr>
-      <w:t>01  |</w:t>
-    </w:r>
-    <w:proofErr w:type="gramEnd"/>
-    <w:r>
-      <w:rPr>
-        <w:color w:val="777777"/>
-        <w:sz w:val="18"/>
-        <w:szCs w:val="18"/>
-      </w:rPr>
-      <w:t xml:space="preserve">  Page </w:t>
+      <w:t xml:space="preserve">MLOps Assignment 01  |  Page </w:t>
     </w:r>
     <w:r>
       <w:rPr>
@@ -8572,6 +7015,7 @@
   </w:style>
   <w:style w:type="paragraph" w:styleId="Heading1">
     <w:name w:val="heading 1"/>
+    <w:link w:val="Heading1Char"/>
     <w:uiPriority w:val="9"/>
     <w:qFormat/>
     <w:pPr>
@@ -8776,6 +7220,44 @@
     <w:rPr>
       <w:sz w:val="20"/>
       <w:szCs w:val="20"/>
+    </w:rPr>
+  </w:style>
+  <w:style w:type="character" w:styleId="UnresolvedMention">
+    <w:name w:val="Unresolved Mention"/>
+    <w:basedOn w:val="DefaultParagraphFont"/>
+    <w:uiPriority w:val="99"/>
+    <w:semiHidden/>
+    <w:unhideWhenUsed/>
+    <w:rsid w:val="00BC0F5F"/>
+    <w:rPr>
+      <w:color w:val="605E5C"/>
+      <w:shd w:val="clear" w:color="auto" w:fill="E1DFDD"/>
+    </w:rPr>
+  </w:style>
+  <w:style w:type="character" w:styleId="FollowedHyperlink">
+    <w:name w:val="FollowedHyperlink"/>
+    <w:basedOn w:val="DefaultParagraphFont"/>
+    <w:uiPriority w:val="99"/>
+    <w:semiHidden/>
+    <w:unhideWhenUsed/>
+    <w:rsid w:val="00462F30"/>
+    <w:rPr>
+      <w:color w:val="954F72" w:themeColor="followedHyperlink"/>
+      <w:u w:val="single"/>
+    </w:rPr>
+  </w:style>
+  <w:style w:type="character" w:customStyle="1" w:styleId="Heading1Char">
+    <w:name w:val="Heading 1 Char"/>
+    <w:basedOn w:val="DefaultParagraphFont"/>
+    <w:link w:val="Heading1"/>
+    <w:uiPriority w:val="9"/>
+    <w:rsid w:val="00895853"/>
+    <w:rPr>
+      <w:b/>
+      <w:bCs/>
+      <w:color w:val="1F3A5F"/>
+      <w:sz w:val="32"/>
+      <w:szCs w:val="32"/>
     </w:rPr>
   </w:style>
 </w:styles>
@@ -9074,4 +7556,16 @@
     </a:ext>
   </a:extLst>
 </a:theme>
+</file>
+
+<file path=customXml/item1.xml><?xml version="1.0" encoding="utf-8"?>
+<b:Sources xmlns:b="http://schemas.openxmlformats.org/officeDocument/2006/bibliography" xmlns="http://schemas.openxmlformats.org/officeDocument/2006/bibliography" SelectedStyle="\APASixthEditionOfficeOnline.xsl" StyleName="APA" Version="6"/>
+</file>
+
+<file path=customXml/itemProps1.xml><?xml version="1.0" encoding="utf-8"?>
+<ds:datastoreItem xmlns:ds="http://schemas.openxmlformats.org/officeDocument/2006/customXml" ds:itemID="{1243C0F9-930F-4D07-95C4-D6B3787C30C1}">
+  <ds:schemaRefs>
+    <ds:schemaRef ds:uri="http://schemas.openxmlformats.org/officeDocument/2006/bibliography"/>
+  </ds:schemaRefs>
+</ds:datastoreItem>
 </file>